--- a/docx/admin/introduction to admin.docx
+++ b/docx/admin/introduction to admin.docx
@@ -14,715 +14,1286 @@
           <w:b/>
           <w:bCs/>
         </w:rPr>
-        <w:t>Admin Introduction Document</w:t>
-      </w:r>
-    </w:p>
-    <w:p>
-      <w:pPr>
-        <w:rPr>
-          <w:b/>
-          <w:bCs/>
-        </w:rPr>
-      </w:pPr>
-      <w:r>
-        <w:rPr>
-          <w:b/>
-          <w:bCs/>
-        </w:rPr>
-        <w:t>Overview</w:t>
-      </w:r>
-    </w:p>
-    <w:p>
-      <w:r>
-        <w:t>This comprehensive document serves as the definitive guide for administrators managing the consultation platform. It covers every aspect of the admin interface, system functionalities, workflows, and underlying code architecture to ensure admins have a complete understanding for effective management and future reference.</w:t>
-      </w:r>
-    </w:p>
-    <w:p>
-      <w:r>
-        <w:pict w14:anchorId="435E73AE">
-          <v:rect id="_x0000_i1100" style="width:0;height:1.5pt" o:hralign="center" o:hrstd="t" o:hrnoshade="t" o:hr="t" fillcolor="#ccc" stroked="f"/>
-        </w:pict>
-      </w:r>
-    </w:p>
-    <w:p>
-      <w:pPr>
-        <w:rPr>
-          <w:b/>
-          <w:bCs/>
-        </w:rPr>
-      </w:pPr>
-      <w:r>
-        <w:rPr>
-          <w:b/>
-          <w:bCs/>
-        </w:rPr>
-        <w:t>Getting Started with the Admin Section</w:t>
-      </w:r>
-    </w:p>
-    <w:p>
-      <w:pPr>
-        <w:rPr>
-          <w:b/>
-          <w:bCs/>
-        </w:rPr>
-      </w:pPr>
-      <w:r>
-        <w:rPr>
-          <w:b/>
-          <w:bCs/>
-        </w:rPr>
-        <w:t>1. Admin Dashboard</w:t>
-      </w:r>
-    </w:p>
-    <w:p>
-      <w:pPr>
-        <w:numPr>
-          <w:ilvl w:val="0"/>
-          <w:numId w:val="10"/>
-        </w:numPr>
-      </w:pPr>
-      <w:r>
-        <w:t>Upon successful login, administrators are directed to the Admin Dashboard, the central hub for monitoring system health and activity.</w:t>
-      </w:r>
-    </w:p>
-    <w:p>
-      <w:pPr>
-        <w:numPr>
-          <w:ilvl w:val="0"/>
-          <w:numId w:val="10"/>
-        </w:numPr>
-      </w:pPr>
-      <w:r>
-        <w:t>The dashboard provides real-time key performance indicators (KPIs) including:</w:t>
-      </w:r>
-    </w:p>
-    <w:p>
-      <w:pPr>
-        <w:numPr>
-          <w:ilvl w:val="1"/>
-          <w:numId w:val="10"/>
-        </w:numPr>
-      </w:pPr>
-      <w:r>
-        <w:t>Total number of registered consultants.</w:t>
-      </w:r>
-    </w:p>
-    <w:p>
-      <w:pPr>
-        <w:numPr>
-          <w:ilvl w:val="1"/>
-          <w:numId w:val="10"/>
-        </w:numPr>
-      </w:pPr>
-      <w:r>
-        <w:t>Number of pending invoices awaiting review or approval.</w:t>
-      </w:r>
-    </w:p>
-    <w:p>
-      <w:pPr>
-        <w:numPr>
-          <w:ilvl w:val="1"/>
-          <w:numId w:val="10"/>
-        </w:numPr>
-      </w:pPr>
-      <w:r>
-        <w:t>Count of approved consultation sessions.</w:t>
-      </w:r>
-    </w:p>
-    <w:p>
-      <w:pPr>
-        <w:numPr>
-          <w:ilvl w:val="1"/>
-          <w:numId w:val="10"/>
-        </w:numPr>
-      </w:pPr>
-      <w:r>
-        <w:t>Recent system notifications and alerts.</w:t>
-      </w:r>
-    </w:p>
-    <w:p>
-      <w:pPr>
-        <w:numPr>
-          <w:ilvl w:val="0"/>
-          <w:numId w:val="10"/>
-        </w:numPr>
-      </w:pPr>
-      <w:r>
-        <w:t>Interactive charts and tables allow quick insights into consultant activity, invoice statuses, and session bookings.</w:t>
-      </w:r>
-    </w:p>
-    <w:p>
-      <w:pPr>
-        <w:numPr>
-          <w:ilvl w:val="0"/>
-          <w:numId w:val="10"/>
-        </w:numPr>
-      </w:pPr>
-      <w:r>
-        <w:t>The dashboard is customizable to display metrics most relevant to the admin’s role.</w:t>
-      </w:r>
-    </w:p>
-    <w:p>
-      <w:pPr>
-        <w:rPr>
-          <w:b/>
-          <w:bCs/>
-        </w:rPr>
-      </w:pPr>
-      <w:r>
-        <w:rPr>
-          <w:b/>
-          <w:bCs/>
-        </w:rPr>
-        <w:t>2. Consultant Management</w:t>
-      </w:r>
-    </w:p>
-    <w:p>
-      <w:pPr>
-        <w:numPr>
-          <w:ilvl w:val="0"/>
-          <w:numId w:val="11"/>
-        </w:numPr>
-      </w:pPr>
-      <w:r>
-        <w:t>Accessible via the sidebar menu, the Consultant Management section is where admins can oversee all consultant-related operations.</w:t>
-      </w:r>
-    </w:p>
-    <w:p>
-      <w:pPr>
-        <w:numPr>
-          <w:ilvl w:val="0"/>
-          <w:numId w:val="11"/>
-        </w:numPr>
-      </w:pPr>
-      <w:r>
-        <w:t>Features include:</w:t>
-      </w:r>
-    </w:p>
-    <w:p>
-      <w:pPr>
-        <w:numPr>
-          <w:ilvl w:val="1"/>
-          <w:numId w:val="11"/>
-        </w:numPr>
-      </w:pPr>
-      <w:r>
-        <w:t>Viewing a searchable and sortable list of all consultants with detailed profiles.</w:t>
-      </w:r>
-    </w:p>
-    <w:p>
-      <w:pPr>
-        <w:numPr>
-          <w:ilvl w:val="1"/>
-          <w:numId w:val="11"/>
-        </w:numPr>
-      </w:pPr>
-      <w:r>
-        <w:t>Adding new consultants by entering personal details, uploading signed agreements, and assigning initial statuses.</w:t>
-      </w:r>
-    </w:p>
-    <w:p>
-      <w:pPr>
-        <w:numPr>
-          <w:ilvl w:val="1"/>
-          <w:numId w:val="11"/>
-        </w:numPr>
-      </w:pPr>
-      <w:r>
-        <w:t>Editing consultant profiles to update contact information, banking details, skills, and agreement documents.</w:t>
-      </w:r>
-    </w:p>
-    <w:p>
-      <w:pPr>
-        <w:numPr>
-          <w:ilvl w:val="1"/>
-          <w:numId w:val="11"/>
-        </w:numPr>
-      </w:pPr>
-      <w:r>
+        <w:t># Consultation Platform - Administrator Guide</w:t>
+      </w:r>
+    </w:p>
+    <w:p>
+      <w:pPr>
+        <w:rPr>
+          <w:b/>
+          <w:bCs/>
+        </w:rPr>
+      </w:pPr>
+    </w:p>
+    <w:p>
+      <w:pPr>
+        <w:rPr>
+          <w:b/>
+          <w:bCs/>
+        </w:rPr>
+      </w:pPr>
+      <w:r>
+        <w:rPr>
+          <w:b/>
+          <w:bCs/>
+        </w:rPr>
+        <w:t>## Table of Contents</w:t>
+      </w:r>
+    </w:p>
+    <w:p>
+      <w:pPr>
+        <w:rPr>
+          <w:b/>
+          <w:bCs/>
+        </w:rPr>
+      </w:pPr>
+      <w:r>
+        <w:rPr>
+          <w:b/>
+          <w:bCs/>
+        </w:rPr>
+        <w:t>1. [Admin Overview](</w:t>
+      </w:r>
+      <w:r>
+        <w:rPr>
+          <w:b/>
+          <w:bCs/>
+          <w:u w:val="single"/>
+        </w:rPr>
+        <w:t>#admin-overview</w:t>
+      </w:r>
+      <w:r>
+        <w:rPr>
+          <w:b/>
+          <w:bCs/>
+        </w:rPr>
+        <w:t>)</w:t>
+      </w:r>
+    </w:p>
+    <w:p>
+      <w:pPr>
+        <w:rPr>
+          <w:b/>
+          <w:bCs/>
+        </w:rPr>
+      </w:pPr>
+      <w:r>
+        <w:rPr>
+          <w:b/>
+          <w:bCs/>
+        </w:rPr>
+        <w:t>2. [Getting Started](</w:t>
+      </w:r>
+      <w:r>
+        <w:rPr>
+          <w:b/>
+          <w:bCs/>
+          <w:u w:val="single"/>
+        </w:rPr>
+        <w:t>#getting-started</w:t>
+      </w:r>
+      <w:r>
+        <w:rPr>
+          <w:b/>
+          <w:bCs/>
+        </w:rPr>
+        <w:t>)</w:t>
+      </w:r>
+    </w:p>
+    <w:p>
+      <w:pPr>
+        <w:rPr>
+          <w:b/>
+          <w:bCs/>
+        </w:rPr>
+      </w:pPr>
+      <w:r>
+        <w:rPr>
+          <w:b/>
+          <w:bCs/>
+        </w:rPr>
+        <w:t>3. [Dashboard Overview](</w:t>
+      </w:r>
+      <w:r>
+        <w:rPr>
+          <w:b/>
+          <w:bCs/>
+          <w:u w:val="single"/>
+        </w:rPr>
+        <w:t>#dashboard-overview</w:t>
+      </w:r>
+      <w:r>
+        <w:rPr>
+          <w:b/>
+          <w:bCs/>
+        </w:rPr>
+        <w:t>)</w:t>
+      </w:r>
+    </w:p>
+    <w:p>
+      <w:pPr>
+        <w:rPr>
+          <w:b/>
+          <w:bCs/>
+        </w:rPr>
+      </w:pPr>
+      <w:r>
+        <w:rPr>
+          <w:b/>
+          <w:bCs/>
+        </w:rPr>
+        <w:t>4. [Consultant Management](</w:t>
+      </w:r>
+      <w:r>
+        <w:rPr>
+          <w:b/>
+          <w:bCs/>
+          <w:u w:val="single"/>
+        </w:rPr>
+        <w:t>#consultant-management</w:t>
+      </w:r>
+      <w:r>
+        <w:rPr>
+          <w:b/>
+          <w:bCs/>
+        </w:rPr>
+        <w:t>)</w:t>
+      </w:r>
+    </w:p>
+    <w:p>
+      <w:pPr>
+        <w:rPr>
+          <w:b/>
+          <w:bCs/>
+        </w:rPr>
+      </w:pPr>
+      <w:r>
+        <w:rPr>
+          <w:b/>
+          <w:bCs/>
+        </w:rPr>
+        <w:t>5. [Skills Management](</w:t>
+      </w:r>
+      <w:r>
+        <w:rPr>
+          <w:b/>
+          <w:bCs/>
+          <w:u w:val="single"/>
+        </w:rPr>
+        <w:t>#skills-management</w:t>
+      </w:r>
+      <w:r>
+        <w:rPr>
+          <w:b/>
+          <w:bCs/>
+        </w:rPr>
+        <w:t>)</w:t>
+      </w:r>
+    </w:p>
+    <w:p>
+      <w:pPr>
+        <w:rPr>
+          <w:b/>
+          <w:bCs/>
+        </w:rPr>
+      </w:pPr>
+      <w:r>
+        <w:rPr>
+          <w:b/>
+          <w:bCs/>
+        </w:rPr>
+        <w:t>6. [Invoice Management](</w:t>
+      </w:r>
+      <w:r>
+        <w:rPr>
+          <w:b/>
+          <w:bCs/>
+          <w:u w:val="single"/>
+        </w:rPr>
+        <w:t>#invoice-management</w:t>
+      </w:r>
+      <w:r>
+        <w:rPr>
+          <w:b/>
+          <w:bCs/>
+        </w:rPr>
+        <w:t>)</w:t>
+      </w:r>
+    </w:p>
+    <w:p>
+      <w:pPr>
+        <w:rPr>
+          <w:b/>
+          <w:bCs/>
+        </w:rPr>
+      </w:pPr>
+      <w:r>
+        <w:rPr>
+          <w:b/>
+          <w:bCs/>
+        </w:rPr>
+        <w:t>7. [User Management](</w:t>
+      </w:r>
+      <w:r>
+        <w:rPr>
+          <w:b/>
+          <w:bCs/>
+          <w:u w:val="single"/>
+        </w:rPr>
+        <w:t>#user-management</w:t>
+      </w:r>
+      <w:r>
+        <w:rPr>
+          <w:b/>
+          <w:bCs/>
+        </w:rPr>
+        <w:t>)</w:t>
+      </w:r>
+    </w:p>
+    <w:p>
+      <w:pPr>
+        <w:rPr>
+          <w:b/>
+          <w:bCs/>
+        </w:rPr>
+      </w:pPr>
+      <w:r>
+        <w:rPr>
+          <w:b/>
+          <w:bCs/>
+        </w:rPr>
+        <w:t>8. [System Monitoring](</w:t>
+      </w:r>
+      <w:r>
+        <w:rPr>
+          <w:b/>
+          <w:bCs/>
+          <w:u w:val="single"/>
+        </w:rPr>
+        <w:t>#system-monitoring</w:t>
+      </w:r>
+      <w:r>
+        <w:rPr>
+          <w:b/>
+          <w:bCs/>
+        </w:rPr>
+        <w:t>)</w:t>
+      </w:r>
+    </w:p>
+    <w:p>
+      <w:pPr>
+        <w:rPr>
+          <w:b/>
+          <w:bCs/>
+        </w:rPr>
+      </w:pPr>
+      <w:r>
+        <w:rPr>
+          <w:b/>
+          <w:bCs/>
+        </w:rPr>
+        <w:t>9. [Reports &amp; Analytics](</w:t>
+      </w:r>
+      <w:r>
+        <w:rPr>
+          <w:b/>
+          <w:bCs/>
+          <w:u w:val="single"/>
+        </w:rPr>
+        <w:t>#reports--analytics</w:t>
+      </w:r>
+      <w:r>
+        <w:rPr>
+          <w:b/>
+          <w:bCs/>
+        </w:rPr>
+        <w:t>)</w:t>
+      </w:r>
+    </w:p>
+    <w:p>
+      <w:pPr>
+        <w:rPr>
+          <w:b/>
+          <w:bCs/>
+        </w:rPr>
+      </w:pPr>
+      <w:r>
+        <w:rPr>
+          <w:b/>
+          <w:bCs/>
+        </w:rPr>
+        <w:t>10. [Maintenance Tasks](</w:t>
+      </w:r>
+      <w:r>
+        <w:rPr>
+          <w:b/>
+          <w:bCs/>
+          <w:u w:val="single"/>
+        </w:rPr>
+        <w:t>#maintenance-tasks</w:t>
+      </w:r>
+      <w:r>
+        <w:rPr>
+          <w:b/>
+          <w:bCs/>
+        </w:rPr>
+        <w:t>)</w:t>
+      </w:r>
+    </w:p>
+    <w:p>
+      <w:pPr>
+        <w:rPr>
+          <w:b/>
+          <w:bCs/>
+        </w:rPr>
+      </w:pPr>
+      <w:r>
+        <w:rPr>
+          <w:b/>
+          <w:bCs/>
+        </w:rPr>
+        <w:t>11. [Troubleshooting](</w:t>
+      </w:r>
+      <w:r>
+        <w:rPr>
+          <w:b/>
+          <w:bCs/>
+          <w:u w:val="single"/>
+        </w:rPr>
+        <w:t>#troubleshooting</w:t>
+      </w:r>
+      <w:r>
+        <w:rPr>
+          <w:b/>
+          <w:bCs/>
+        </w:rPr>
+        <w:t>)</w:t>
+      </w:r>
+    </w:p>
+    <w:p>
+      <w:pPr>
+        <w:rPr>
+          <w:b/>
+          <w:bCs/>
+        </w:rPr>
+      </w:pPr>
+      <w:r>
+        <w:rPr>
+          <w:b/>
+          <w:bCs/>
+        </w:rPr>
+        <w:t>12. [Admin FAQ](</w:t>
+      </w:r>
+      <w:r>
+        <w:rPr>
+          <w:b/>
+          <w:bCs/>
+          <w:u w:val="single"/>
+        </w:rPr>
+        <w:t>#admin-faq</w:t>
+      </w:r>
+      <w:r>
+        <w:rPr>
+          <w:b/>
+          <w:bCs/>
+        </w:rPr>
+        <w:t>)</w:t>
+      </w:r>
+    </w:p>
+    <w:p>
+      <w:pPr>
+        <w:rPr>
+          <w:b/>
+          <w:bCs/>
+        </w:rPr>
+      </w:pPr>
+    </w:p>
+    <w:p>
+      <w:pPr>
+        <w:rPr>
+          <w:b/>
+          <w:bCs/>
+        </w:rPr>
+      </w:pPr>
+      <w:r>
+        <w:rPr>
+          <w:b/>
+          <w:bCs/>
+        </w:rPr>
+        <w:t>---</w:t>
+      </w:r>
+    </w:p>
+    <w:p>
+      <w:pPr>
+        <w:rPr>
+          <w:b/>
+          <w:bCs/>
+        </w:rPr>
+      </w:pPr>
+    </w:p>
+    <w:p>
+      <w:pPr>
+        <w:rPr>
+          <w:b/>
+          <w:bCs/>
+        </w:rPr>
+      </w:pPr>
+      <w:r>
+        <w:rPr>
+          <w:b/>
+          <w:bCs/>
+        </w:rPr>
+        <w:t>## Admin Overview</w:t>
+      </w:r>
+    </w:p>
+    <w:p>
+      <w:pPr>
+        <w:rPr>
+          <w:b/>
+          <w:bCs/>
+        </w:rPr>
+      </w:pPr>
+    </w:p>
+    <w:p>
+      <w:pPr>
+        <w:rPr>
+          <w:b/>
+          <w:bCs/>
+        </w:rPr>
+      </w:pPr>
+      <w:r>
+        <w:rPr>
+          <w:b/>
+          <w:bCs/>
+        </w:rPr>
+        <w:t>### What is the Admin Interface?</w:t>
+      </w:r>
+    </w:p>
+    <w:p>
+      <w:pPr>
+        <w:rPr>
+          <w:b/>
+          <w:bCs/>
+        </w:rPr>
+      </w:pPr>
+      <w:r>
+        <w:rPr>
+          <w:b/>
+          <w:bCs/>
+        </w:rPr>
+        <w:t>The Admin Interface (`custom_admin/`) is a comprehensive management system that allows administrators to oversee all aspects of the consultation platform. It provides complete control over consultants, clients, system settings, and platform operations.</w:t>
+      </w:r>
+    </w:p>
+    <w:p>
+      <w:pPr>
+        <w:rPr>
+          <w:b/>
+          <w:bCs/>
+        </w:rPr>
+      </w:pPr>
+    </w:p>
+    <w:p>
+      <w:pPr>
+        <w:rPr>
+          <w:b/>
+          <w:bCs/>
+        </w:rPr>
+      </w:pPr>
+      <w:r>
+        <w:rPr>
+          <w:b/>
+          <w:bCs/>
+        </w:rPr>
+        <w:t>### Admin Responsibilities</w:t>
+      </w:r>
+    </w:p>
+    <w:p>
+      <w:pPr>
+        <w:rPr>
+          <w:b/>
+          <w:bCs/>
+        </w:rPr>
+      </w:pPr>
+      <w:r>
+        <w:rPr>
+          <w:b/>
+          <w:bCs/>
+        </w:rPr>
+        <w:t>- **Consultant Oversight**: Approve, manage, and monitor consultant profiles</w:t>
+      </w:r>
+    </w:p>
+    <w:p>
+      <w:pPr>
+        <w:rPr>
+          <w:b/>
+          <w:bCs/>
+        </w:rPr>
+      </w:pPr>
+      <w:r>
+        <w:rPr>
+          <w:b/>
+          <w:bCs/>
+        </w:rPr>
+        <w:t>- **Skills Management**: Define and maintain skill categories</w:t>
+      </w:r>
+    </w:p>
+    <w:p>
+      <w:pPr>
+        <w:rPr>
+          <w:b/>
+          <w:bCs/>
+        </w:rPr>
+      </w:pPr>
+      <w:r>
+        <w:rPr>
+          <w:b/>
+          <w:bCs/>
+        </w:rPr>
         <w:lastRenderedPageBreak/>
-        <w:t>Managing consultant approval workflows: change statuses such as 'to_be_reviewed', 'approved', or 'rejected'.</w:t>
-      </w:r>
-    </w:p>
-    <w:p>
-      <w:pPr>
-        <w:numPr>
-          <w:ilvl w:val="1"/>
-          <w:numId w:val="11"/>
-        </w:numPr>
-      </w:pPr>
-      <w:r>
-        <w:t>Soft deleting consultants to maintain data integrity while removing access.</w:t>
-      </w:r>
-    </w:p>
-    <w:p>
-      <w:pPr>
-        <w:numPr>
-          <w:ilvl w:val="1"/>
-          <w:numId w:val="11"/>
-        </w:numPr>
-      </w:pPr>
-      <w:r>
-        <w:t>Resetting consultant passwords securely, with automated email notifications sent upon password changes.</w:t>
-      </w:r>
-    </w:p>
-    <w:p>
-      <w:pPr>
-        <w:numPr>
-          <w:ilvl w:val="0"/>
-          <w:numId w:val="11"/>
-        </w:numPr>
-      </w:pPr>
-      <w:r>
-        <w:t>The system ensures data validation and encryption, especially for sensitive fields like passwords and banking information.</w:t>
-      </w:r>
-    </w:p>
-    <w:p>
-      <w:pPr>
-        <w:rPr>
-          <w:b/>
-          <w:bCs/>
-        </w:rPr>
-      </w:pPr>
-      <w:r>
-        <w:rPr>
-          <w:b/>
-          <w:bCs/>
-        </w:rPr>
-        <w:t>3. Invoice Management</w:t>
-      </w:r>
-    </w:p>
-    <w:p>
-      <w:pPr>
-        <w:numPr>
-          <w:ilvl w:val="0"/>
-          <w:numId w:val="12"/>
-        </w:numPr>
-      </w:pPr>
-      <w:r>
-        <w:t>The Invoice Management module allows admins to track and process consultant invoices efficiently.</w:t>
-      </w:r>
-    </w:p>
-    <w:p>
-      <w:pPr>
-        <w:numPr>
-          <w:ilvl w:val="0"/>
-          <w:numId w:val="12"/>
-        </w:numPr>
-      </w:pPr>
-      <w:r>
-        <w:t>Key functionalities:</w:t>
-      </w:r>
-    </w:p>
-    <w:p>
-      <w:pPr>
-        <w:numPr>
-          <w:ilvl w:val="1"/>
-          <w:numId w:val="12"/>
-        </w:numPr>
-      </w:pPr>
-      <w:r>
-        <w:t>Viewing all submitted invoices with filters for consultant name, month, and status.</w:t>
-      </w:r>
-    </w:p>
-    <w:p>
-      <w:pPr>
-        <w:numPr>
-          <w:ilvl w:val="1"/>
-          <w:numId w:val="12"/>
-        </w:numPr>
-      </w:pPr>
-      <w:r>
-        <w:t>Reviewing invoice details including attached files, amounts, and submission dates.</w:t>
-      </w:r>
-    </w:p>
-    <w:p>
-      <w:pPr>
-        <w:numPr>
-          <w:ilvl w:val="1"/>
-          <w:numId w:val="12"/>
-        </w:numPr>
-      </w:pPr>
-      <w:r>
-        <w:t>Updating invoice statuses to 'approved', 'pending', 'rejected', or 'awaiting review'.</w:t>
-      </w:r>
-    </w:p>
-    <w:p>
-      <w:pPr>
-        <w:numPr>
-          <w:ilvl w:val="1"/>
-          <w:numId w:val="12"/>
-        </w:numPr>
-      </w:pPr>
-      <w:r>
-        <w:t>Triggering automated notifications to consultants and finance teams based on status changes.</w:t>
-      </w:r>
-    </w:p>
-    <w:p>
-      <w:pPr>
-        <w:numPr>
-          <w:ilvl w:val="1"/>
-          <w:numId w:val="12"/>
-        </w:numPr>
-      </w:pPr>
-      <w:r>
-        <w:t>Exporting invoice data for accounting and auditing purposes.</w:t>
-      </w:r>
-    </w:p>
-    <w:p>
-      <w:pPr>
-        <w:numPr>
-          <w:ilvl w:val="0"/>
-          <w:numId w:val="12"/>
-        </w:numPr>
-      </w:pPr>
-      <w:r>
-        <w:t>The module integrates with the timesheet system to cross-verify hours worked and invoiced amounts.</w:t>
-      </w:r>
-    </w:p>
-    <w:p>
-      <w:pPr>
-        <w:rPr>
-          <w:b/>
-          <w:bCs/>
-        </w:rPr>
-      </w:pPr>
-      <w:r>
-        <w:rPr>
-          <w:b/>
-          <w:bCs/>
-        </w:rPr>
-        <w:t>4. Skill Management</w:t>
-      </w:r>
-    </w:p>
-    <w:p>
-      <w:pPr>
-        <w:numPr>
-          <w:ilvl w:val="0"/>
-          <w:numId w:val="13"/>
-        </w:numPr>
-      </w:pPr>
-      <w:r>
-        <w:t>The Skill Master section enables admins to maintain an up-to-date catalog of skills consultants can select.</w:t>
-      </w:r>
-    </w:p>
-    <w:p>
-      <w:pPr>
-        <w:numPr>
-          <w:ilvl w:val="0"/>
-          <w:numId w:val="13"/>
-        </w:numPr>
-      </w:pPr>
-      <w:r>
-        <w:t>Admins can:</w:t>
-      </w:r>
-    </w:p>
-    <w:p>
-      <w:pPr>
-        <w:numPr>
-          <w:ilvl w:val="1"/>
-          <w:numId w:val="13"/>
-        </w:numPr>
-      </w:pPr>
-      <w:r>
-        <w:t>Add new skills with descriptive names and categories.</w:t>
-      </w:r>
-    </w:p>
-    <w:p>
-      <w:pPr>
-        <w:numPr>
-          <w:ilvl w:val="1"/>
-          <w:numId w:val="13"/>
-        </w:numPr>
-      </w:pPr>
-      <w:r>
-        <w:t>Edit existing skills to correct or update information.</w:t>
-      </w:r>
-    </w:p>
-    <w:p>
-      <w:pPr>
-        <w:numPr>
-          <w:ilvl w:val="1"/>
-          <w:numId w:val="13"/>
-        </w:numPr>
-      </w:pPr>
-      <w:r>
-        <w:t>Soft delete skills to hide them from consultant profiles without losing historical data.</w:t>
-      </w:r>
-    </w:p>
-    <w:p>
-      <w:pPr>
-        <w:numPr>
-          <w:ilvl w:val="0"/>
-          <w:numId w:val="13"/>
-        </w:numPr>
-      </w:pPr>
-      <w:r>
+        <w:t>- **Invoice Supervision**: Review and manage billing processes</w:t>
+      </w:r>
+    </w:p>
+    <w:p>
+      <w:pPr>
+        <w:rPr>
+          <w:b/>
+          <w:bCs/>
+        </w:rPr>
+      </w:pPr>
+      <w:r>
+        <w:rPr>
+          <w:b/>
+          <w:bCs/>
+        </w:rPr>
+        <w:t>- **User Administration**: Manage user accounts and permissions</w:t>
+      </w:r>
+    </w:p>
+    <w:p>
+      <w:pPr>
+        <w:rPr>
+          <w:b/>
+          <w:bCs/>
+        </w:rPr>
+      </w:pPr>
+      <w:r>
+        <w:rPr>
+          <w:b/>
+          <w:bCs/>
+        </w:rPr>
+        <w:t>- **System Maintenance**: Monitor platform health and performance</w:t>
+      </w:r>
+    </w:p>
+    <w:p>
+      <w:pPr>
+        <w:rPr>
+          <w:b/>
+          <w:bCs/>
+        </w:rPr>
+      </w:pPr>
+      <w:r>
+        <w:rPr>
+          <w:b/>
+          <w:bCs/>
+        </w:rPr>
+        <w:t>- **Data Management**: Ensure data integrity and security</w:t>
+      </w:r>
+    </w:p>
+    <w:p>
+      <w:pPr>
+        <w:rPr>
+          <w:b/>
+          <w:bCs/>
+        </w:rPr>
+      </w:pPr>
+    </w:p>
+    <w:p>
+      <w:pPr>
+        <w:rPr>
+          <w:b/>
+          <w:bCs/>
+        </w:rPr>
+      </w:pPr>
+      <w:r>
+        <w:rPr>
+          <w:b/>
+          <w:bCs/>
+        </w:rPr>
+        <w:t>---</w:t>
+      </w:r>
+    </w:p>
+    <w:p>
+      <w:pPr>
+        <w:rPr>
+          <w:b/>
+          <w:bCs/>
+        </w:rPr>
+      </w:pPr>
+    </w:p>
+    <w:p>
+      <w:pPr>
+        <w:rPr>
+          <w:b/>
+          <w:bCs/>
+        </w:rPr>
+      </w:pPr>
+      <w:r>
+        <w:rPr>
+          <w:b/>
+          <w:bCs/>
+        </w:rPr>
+        <w:t>## Getting Started</w:t>
+      </w:r>
+    </w:p>
+    <w:p>
+      <w:pPr>
+        <w:rPr>
+          <w:b/>
+          <w:bCs/>
+        </w:rPr>
+      </w:pPr>
+    </w:p>
+    <w:p>
+      <w:pPr>
+        <w:rPr>
+          <w:b/>
+          <w:bCs/>
+        </w:rPr>
+      </w:pPr>
+      <w:r>
+        <w:rPr>
+          <w:b/>
+          <w:bCs/>
+        </w:rPr>
+        <w:t>### Initial Admin Setup</w:t>
+      </w:r>
+    </w:p>
+    <w:p>
+      <w:pPr>
+        <w:rPr>
+          <w:b/>
+          <w:bCs/>
+        </w:rPr>
+      </w:pPr>
+    </w:p>
+    <w:p>
+      <w:pPr>
+        <w:rPr>
+          <w:b/>
+          <w:bCs/>
+        </w:rPr>
+      </w:pPr>
+      <w:r>
+        <w:rPr>
+          <w:b/>
+          <w:bCs/>
+        </w:rPr>
+        <w:t>1. **Create Admin Account**</w:t>
+      </w:r>
+    </w:p>
+    <w:p>
+      <w:pPr>
+        <w:rPr>
+          <w:b/>
+          <w:bCs/>
+        </w:rPr>
+      </w:pPr>
+      <w:r>
+        <w:rPr>
+          <w:b/>
+          <w:bCs/>
+        </w:rPr>
+        <w:t>```bash</w:t>
+      </w:r>
+    </w:p>
+    <w:p>
+      <w:pPr>
+        <w:rPr>
+          <w:b/>
+          <w:bCs/>
+        </w:rPr>
+      </w:pPr>
+      <w:r>
+        <w:rPr>
+          <w:b/>
+          <w:bCs/>
+        </w:rPr>
+        <w:t>python manage.py create_admin_user</w:t>
+      </w:r>
+    </w:p>
+    <w:p>
+      <w:pPr>
+        <w:rPr>
+          <w:b/>
+          <w:bCs/>
+        </w:rPr>
+      </w:pPr>
+      <w:r>
+        <w:rPr>
+          <w:b/>
+          <w:bCs/>
+        </w:rPr>
+        <w:t>```</w:t>
+      </w:r>
+    </w:p>
+    <w:p>
+      <w:pPr>
+        <w:rPr>
+          <w:b/>
+          <w:bCs/>
+        </w:rPr>
+      </w:pPr>
+      <w:r>
+        <w:rPr>
+          <w:b/>
+          <w:bCs/>
+        </w:rPr>
+        <w:t>Follow the prompts to create your administrator account.</w:t>
+      </w:r>
+    </w:p>
+    <w:p>
+      <w:pPr>
+        <w:rPr>
+          <w:b/>
+          <w:bCs/>
+        </w:rPr>
+      </w:pPr>
+    </w:p>
+    <w:p>
+      <w:pPr>
+        <w:rPr>
+          <w:b/>
+          <w:bCs/>
+        </w:rPr>
+      </w:pPr>
+      <w:r>
+        <w:rPr>
+          <w:b/>
+          <w:bCs/>
+        </w:rPr>
+        <w:t>2. **Access Admin Dashboard**</w:t>
+      </w:r>
+    </w:p>
+    <w:p>
+      <w:pPr>
+        <w:rPr>
+          <w:b/>
+          <w:bCs/>
+        </w:rPr>
+      </w:pPr>
+      <w:r>
+        <w:rPr>
+          <w:b/>
+          <w:bCs/>
+        </w:rPr>
+        <w:t>- URL: `http://your-domain.com/admin/dashboard/`</w:t>
+      </w:r>
+    </w:p>
+    <w:p>
+      <w:pPr>
+        <w:rPr>
+          <w:b/>
+          <w:bCs/>
+        </w:rPr>
+      </w:pPr>
+      <w:r>
+        <w:rPr>
+          <w:b/>
+          <w:bCs/>
+        </w:rPr>
+        <w:t>- Login with your admin credentials</w:t>
+      </w:r>
+    </w:p>
+    <w:p>
+      <w:pPr>
+        <w:rPr>
+          <w:b/>
+          <w:bCs/>
+        </w:rPr>
+      </w:pPr>
+    </w:p>
+    <w:p>
+      <w:pPr>
+        <w:rPr>
+          <w:b/>
+          <w:bCs/>
+        </w:rPr>
+      </w:pPr>
+      <w:r>
+        <w:rPr>
+          <w:b/>
+          <w:bCs/>
+        </w:rPr>
+        <w:t>3. **First-Time Configuration**</w:t>
+      </w:r>
+    </w:p>
+    <w:p>
+      <w:pPr>
+        <w:rPr>
+          <w:b/>
+          <w:bCs/>
+        </w:rPr>
+      </w:pPr>
+      <w:r>
+        <w:rPr>
+          <w:b/>
+          <w:bCs/>
+        </w:rPr>
+        <w:t>- Set up email configuration</w:t>
+      </w:r>
+    </w:p>
+    <w:p>
+      <w:pPr>
+        <w:rPr>
+          <w:b/>
+          <w:bCs/>
+        </w:rPr>
+      </w:pPr>
+      <w:r>
+        <w:rPr>
+          <w:b/>
+          <w:bCs/>
+        </w:rPr>
+        <w:t>- Configure system settings</w:t>
+      </w:r>
+    </w:p>
+    <w:p>
+      <w:pPr>
+        <w:rPr>
+          <w:b/>
+          <w:bCs/>
+        </w:rPr>
+      </w:pPr>
+      <w:r>
+        <w:rPr>
+          <w:b/>
+          <w:bCs/>
+        </w:rPr>
+        <w:t>- Create initial skill categories</w:t>
+      </w:r>
+    </w:p>
+    <w:p>
+      <w:pPr>
+        <w:rPr>
+          <w:b/>
+          <w:bCs/>
+        </w:rPr>
+      </w:pPr>
+      <w:r>
+        <w:rPr>
+          <w:b/>
+          <w:bCs/>
+        </w:rPr>
+        <w:t>- Review security settings</w:t>
+      </w:r>
+    </w:p>
+    <w:p>
+      <w:pPr>
+        <w:rPr>
+          <w:b/>
+          <w:bCs/>
+        </w:rPr>
+      </w:pPr>
+    </w:p>
+    <w:p>
+      <w:pPr>
+        <w:rPr>
+          <w:b/>
+          <w:bCs/>
+        </w:rPr>
+      </w:pPr>
+      <w:r>
+        <w:rPr>
+          <w:b/>
+          <w:bCs/>
+        </w:rPr>
+        <w:t>### Admin User Permissions</w:t>
+      </w:r>
+    </w:p>
+    <w:p>
+      <w:pPr>
+        <w:rPr>
+          <w:b/>
+          <w:bCs/>
+        </w:rPr>
+      </w:pPr>
+      <w:r>
+        <w:rPr>
+          <w:b/>
+          <w:bCs/>
+        </w:rPr>
         <w:lastRenderedPageBreak/>
-        <w:t>This ensures accurate skill tagging for consultants, aiding in matching consultants to appropriate projects.</w:t>
-      </w:r>
-    </w:p>
-    <w:p>
-      <w:pPr>
-        <w:rPr>
-          <w:b/>
-          <w:bCs/>
-        </w:rPr>
-      </w:pPr>
-      <w:r>
-        <w:rPr>
-          <w:b/>
-          <w:bCs/>
-        </w:rPr>
-        <w:t>5. Admin Profile and Security</w:t>
-      </w:r>
-    </w:p>
-    <w:p>
-      <w:pPr>
-        <w:numPr>
-          <w:ilvl w:val="0"/>
-          <w:numId w:val="14"/>
-        </w:numPr>
-      </w:pPr>
-      <w:r>
-        <w:t>Admins can manage their own profiles, including updating contact information and changing passwords.</w:t>
-      </w:r>
-    </w:p>
-    <w:p>
-      <w:pPr>
-        <w:numPr>
-          <w:ilvl w:val="0"/>
-          <w:numId w:val="14"/>
-        </w:numPr>
-      </w:pPr>
-      <w:r>
-        <w:t>Passwords are stored securely using Django’s default hashing mechanisms.</w:t>
-      </w:r>
-    </w:p>
-    <w:p>
-      <w:pPr>
-        <w:numPr>
-          <w:ilvl w:val="0"/>
-          <w:numId w:val="14"/>
-        </w:numPr>
-      </w:pPr>
-      <w:r>
-        <w:t>Role-based access control restricts sensitive operations to authorized personnel only.</w:t>
-      </w:r>
-    </w:p>
-    <w:p>
-      <w:pPr>
-        <w:numPr>
-          <w:ilvl w:val="0"/>
-          <w:numId w:val="14"/>
-        </w:numPr>
-      </w:pPr>
-      <w:r>
-        <w:t>The platform enforces session timeouts and multi-factor authentication options to enhance security.</w:t>
-      </w:r>
-    </w:p>
-    <w:p>
-      <w:r>
-        <w:pict w14:anchorId="1988C5BC">
-          <v:rect id="_x0000_i1101" style="width:0;height:1.5pt" o:hralign="center" o:hrstd="t" o:hrnoshade="t" o:hr="t" fillcolor="#ccc" stroked="f"/>
-        </w:pict>
-      </w:r>
-    </w:p>
-    <w:p>
-      <w:pPr>
-        <w:rPr>
-          <w:b/>
-          <w:bCs/>
-        </w:rPr>
-      </w:pPr>
-      <w:r>
-        <w:rPr>
-          <w:b/>
-          <w:bCs/>
-        </w:rPr>
-        <w:t>System Architecture and Codebase Overview</w:t>
-      </w:r>
-    </w:p>
-    <w:p>
-      <w:pPr>
-        <w:numPr>
-          <w:ilvl w:val="0"/>
-          <w:numId w:val="15"/>
-        </w:numPr>
-      </w:pPr>
-      <w:r>
-        <w:rPr>
-          <w:b/>
-          <w:bCs/>
-        </w:rPr>
-        <w:t>Views:</w:t>
-      </w:r>
-      <w:r>
-        <w:t> Admin-related views and APIs are implemented in custom_admin/views.py. These handle HTTP requests, form submissions, and data processing.</w:t>
-      </w:r>
-    </w:p>
-    <w:p>
-      <w:pPr>
-        <w:numPr>
-          <w:ilvl w:val="0"/>
-          <w:numId w:val="15"/>
-        </w:numPr>
-      </w:pPr>
-      <w:r>
-        <w:rPr>
-          <w:b/>
-          <w:bCs/>
-        </w:rPr>
-        <w:t>Models:</w:t>
-      </w:r>
-      <w:r>
-        <w:t> Core data models include:</w:t>
-      </w:r>
-    </w:p>
-    <w:p>
-      <w:pPr>
-        <w:numPr>
-          <w:ilvl w:val="1"/>
-          <w:numId w:val="15"/>
-        </w:numPr>
-      </w:pPr>
-      <w:r>
-        <w:t>User: Custom user model with role differentiation.</w:t>
-      </w:r>
-    </w:p>
-    <w:p>
-      <w:pPr>
-        <w:numPr>
-          <w:ilvl w:val="1"/>
-          <w:numId w:val="15"/>
-        </w:numPr>
-      </w:pPr>
-      <w:r>
-        <w:t>ConsultantStatus: Tracks consultant approval and registration states.</w:t>
-      </w:r>
-    </w:p>
-    <w:p>
-      <w:pPr>
-        <w:numPr>
-          <w:ilvl w:val="1"/>
-          <w:numId w:val="15"/>
-        </w:numPr>
-      </w:pPr>
-      <w:r>
-        <w:t>Skill: Master data for consultant skills with soft delete support.</w:t>
-      </w:r>
-    </w:p>
-    <w:p>
-      <w:pPr>
-        <w:numPr>
-          <w:ilvl w:val="1"/>
-          <w:numId w:val="15"/>
-        </w:numPr>
-      </w:pPr>
-      <w:r>
-        <w:t>Invoice and Timesheet: Store financial and work tracking data.</w:t>
-      </w:r>
-    </w:p>
-    <w:p>
-      <w:pPr>
-        <w:numPr>
-          <w:ilvl w:val="0"/>
-          <w:numId w:val="15"/>
-        </w:numPr>
-      </w:pPr>
-      <w:r>
-        <w:rPr>
-          <w:b/>
-          <w:bCs/>
-        </w:rPr>
-        <w:t>Forms:</w:t>
-      </w:r>
-      <w:r>
-        <w:t> Admin forms in custom_admin/forms.py provide validation and user input handling for consultant and skill management.</w:t>
-      </w:r>
-    </w:p>
-    <w:p>
-      <w:pPr>
-        <w:numPr>
-          <w:ilvl w:val="0"/>
-          <w:numId w:val="15"/>
-        </w:numPr>
-      </w:pPr>
-      <w:r>
-        <w:rPr>
-          <w:b/>
-          <w:bCs/>
-        </w:rPr>
-        <w:t>Templates:</w:t>
-      </w:r>
-      <w:r>
-        <w:t> HTML templates located in custom_admin/templates/ define the UI layout and components for admin pages.</w:t>
-      </w:r>
-    </w:p>
-    <w:p>
-      <w:pPr>
-        <w:numPr>
-          <w:ilvl w:val="0"/>
-          <w:numId w:val="15"/>
-        </w:numPr>
-      </w:pPr>
-      <w:r>
-        <w:rPr>
-          <w:b/>
-          <w:bCs/>
-        </w:rPr>
-        <w:t>Email Notifications:</w:t>
-      </w:r>
-      <w:r>
-        <w:t> Integrated email system sends notifications for consultant onboarding, password resets, invoice status changes, and other key events.</w:t>
-      </w:r>
-    </w:p>
-    <w:p>
-      <w:pPr>
-        <w:numPr>
-          <w:ilvl w:val="0"/>
-          <w:numId w:val="15"/>
-        </w:numPr>
-      </w:pPr>
-      <w:r>
-        <w:rPr>
-          <w:b/>
-          <w:bCs/>
-        </w:rPr>
-        <w:t>Security:</w:t>
-      </w:r>
-      <w:r>
-        <w:t> Password encryption for consultants uses Fernet symmetric encryption, while admins use Django’s secure hashing. Access to admin views is protected by login and staff status checks.</w:t>
-      </w:r>
-    </w:p>
-    <w:p>
-      <w:r>
-        <w:pict w14:anchorId="2F1689E0">
-          <v:rect id="_x0000_i1102" style="width:0;height:1.5pt" o:hralign="center" o:hrstd="t" o:hrnoshade="t" o:hr="t" fillcolor="#ccc" stroked="f"/>
-        </w:pict>
-      </w:r>
-    </w:p>
-    <w:p>
-      <w:pPr>
-        <w:rPr>
-          <w:b/>
-          <w:bCs/>
-        </w:rPr>
-      </w:pPr>
-      <w:r>
-        <w:rPr>
-          <w:b/>
-          <w:bCs/>
-        </w:rPr>
-        <w:t>Workflows and Best Practices</w:t>
-      </w:r>
-    </w:p>
-    <w:p>
-      <w:pPr>
-        <w:numPr>
-          <w:ilvl w:val="0"/>
-          <w:numId w:val="16"/>
-        </w:numPr>
+        <w:t>Administrators have access to:</w:t>
+      </w:r>
+    </w:p>
+    <w:p>
+      <w:pPr>
+        <w:rPr>
+          <w:b/>
+          <w:bCs/>
+        </w:rPr>
+      </w:pPr>
+      <w:r>
+        <w:rPr>
+          <w:b/>
+          <w:bCs/>
+        </w:rPr>
+        <w:t>- All consultant profiles and data</w:t>
+      </w:r>
+    </w:p>
+    <w:p>
+      <w:pPr>
+        <w:rPr>
+          <w:b/>
+          <w:bCs/>
+        </w:rPr>
+      </w:pPr>
+      <w:r>
+        <w:rPr>
+          <w:b/>
+          <w:bCs/>
+        </w:rPr>
+        <w:t>- System-wide settings and configurations</w:t>
+      </w:r>
+    </w:p>
+    <w:p>
+      <w:pPr>
+        <w:rPr>
+          <w:b/>
+          <w:bCs/>
+        </w:rPr>
+      </w:pPr>
+      <w:r>
+        <w:rPr>
+          <w:b/>
+          <w:bCs/>
+        </w:rPr>
+        <w:t>- User account management</w:t>
+      </w:r>
+    </w:p>
+    <w:p>
+      <w:pPr>
+        <w:rPr>
+          <w:b/>
+          <w:bCs/>
+        </w:rPr>
+      </w:pPr>
+      <w:r>
+        <w:rPr>
+          <w:b/>
+          <w:bCs/>
+        </w:rPr>
+        <w:t>- Invoice and billing oversight</w:t>
+      </w:r>
+    </w:p>
+    <w:p>
+      <w:pPr>
+        <w:rPr>
+          <w:b/>
+          <w:bCs/>
+        </w:rPr>
+      </w:pPr>
+      <w:r>
+        <w:rPr>
+          <w:b/>
+          <w:bCs/>
+        </w:rPr>
+        <w:t>- Platform analytics and reports</w:t>
+      </w:r>
+    </w:p>
+    <w:p>
+      <w:pPr>
+        <w:rPr>
+          <w:b/>
+          <w:bCs/>
+        </w:rPr>
+      </w:pPr>
+    </w:p>
+    <w:p>
+      <w:pPr>
+        <w:rPr>
+          <w:b/>
+          <w:bCs/>
+        </w:rPr>
+      </w:pPr>
+      <w:r>
+        <w:rPr>
+          <w:b/>
+          <w:bCs/>
+        </w:rPr>
+        <w:t>---</w:t>
+      </w:r>
+    </w:p>
+    <w:p>
+      <w:pPr>
+        <w:rPr>
+          <w:b/>
+          <w:bCs/>
+        </w:rPr>
+      </w:pPr>
+    </w:p>
+    <w:p>
+      <w:pPr>
+        <w:rPr>
+          <w:b/>
+          <w:bCs/>
+        </w:rPr>
+      </w:pPr>
+      <w:r>
+        <w:rPr>
+          <w:b/>
+          <w:bCs/>
+        </w:rPr>
+        <w:t>## Dashboard Overview</w:t>
+      </w:r>
+    </w:p>
+    <w:p>
+      <w:pPr>
+        <w:rPr>
+          <w:b/>
+          <w:bCs/>
+        </w:rPr>
+      </w:pPr>
+    </w:p>
+    <w:p>
+      <w:pPr>
+        <w:rPr>
+          <w:b/>
+          <w:bCs/>
+        </w:rPr>
+      </w:pPr>
+      <w:r>
+        <w:rPr>
+          <w:b/>
+          <w:bCs/>
+        </w:rPr>
+        <w:t>### Main Dashboard (`/admin/dashboard/`)</w:t>
+      </w:r>
+    </w:p>
+    <w:p>
+      <w:pPr>
+        <w:rPr>
+          <w:b/>
+          <w:bCs/>
+        </w:rPr>
+      </w:pPr>
+      <w:r>
+        <w:rPr>
+          <w:b/>
+          <w:bCs/>
+        </w:rPr>
+        <w:t>The admin dashboard provides a comprehensive overview of platform activity:</w:t>
+      </w:r>
+    </w:p>
+    <w:p>
+      <w:pPr>
+        <w:rPr>
+          <w:b/>
+          <w:bCs/>
+        </w:rPr>
+      </w:pPr>
+    </w:p>
+    <w:p>
+      <w:pPr>
+        <w:rPr>
+          <w:b/>
+          <w:bCs/>
+        </w:rPr>
+      </w:pPr>
+      <w:r>
+        <w:rPr>
+          <w:b/>
+          <w:bCs/>
+        </w:rPr>
+        <w:t>#### Key Metrics Display</w:t>
+      </w:r>
+    </w:p>
+    <w:p>
+      <w:pPr>
+        <w:rPr>
+          <w:b/>
+          <w:bCs/>
+        </w:rPr>
+      </w:pPr>
+      <w:r>
+        <w:rPr>
+          <w:b/>
+          <w:bCs/>
+        </w:rPr>
+        <w:t>- **Total Consultants**: Active and inactive consultant count</w:t>
+      </w:r>
+    </w:p>
+    <w:p>
+      <w:pPr>
+        <w:rPr>
+          <w:b/>
+          <w:bCs/>
+        </w:rPr>
+      </w:pPr>
+      <w:r>
+        <w:rPr>
+          <w:b/>
+          <w:bCs/>
+        </w:rPr>
+        <w:t>- **Pending Registrations**: New consultant applications awaiting approval</w:t>
+      </w:r>
+    </w:p>
+    <w:p>
+      <w:pPr>
+        <w:rPr>
+          <w:b/>
+          <w:bCs/>
+        </w:rPr>
+      </w:pPr>
+      <w:r>
+        <w:rPr>
+          <w:b/>
+          <w:bCs/>
+        </w:rPr>
+        <w:t>- **Recent Invoices**: Latest billing activity</w:t>
+      </w:r>
+    </w:p>
+    <w:p>
+      <w:pPr>
+        <w:rPr>
+          <w:b/>
+          <w:bCs/>
+        </w:rPr>
+      </w:pPr>
+      <w:r>
+        <w:rPr>
+          <w:b/>
+          <w:bCs/>
+        </w:rPr>
+        <w:t>- **System Health**: Platform status indicators</w:t>
+      </w:r>
+    </w:p>
+    <w:p>
+      <w:pPr>
+        <w:rPr>
+          <w:b/>
+          <w:bCs/>
+        </w:rPr>
+      </w:pPr>
+      <w:r>
+        <w:rPr>
+          <w:b/>
+          <w:bCs/>
+        </w:rPr>
+        <w:t>- **User Activity**: Recent login and registration statistics</w:t>
+      </w:r>
+    </w:p>
+    <w:p>
+      <w:pPr>
+        <w:rPr>
+          <w:b/>
+          <w:bCs/>
+        </w:rPr>
+      </w:pPr>
+    </w:p>
+    <w:p>
+      <w:pPr>
+        <w:rPr>
+          <w:b/>
+          <w:bCs/>
+        </w:rPr>
+      </w:pPr>
+      <w:r>
+        <w:rPr>
+          <w:b/>
+          <w:bCs/>
+        </w:rPr>
+        <w:t>#### Quick Actions Panel</w:t>
+      </w:r>
+    </w:p>
+    <w:p>
+      <w:pPr>
+        <w:rPr>
+          <w:b/>
+          <w:bCs/>
+        </w:rPr>
+      </w:pPr>
+      <w:r>
+        <w:rPr>
+          <w:b/>
+          <w:bCs/>
+        </w:rPr>
+        <w:t>- Add new consultant</w:t>
+      </w:r>
+    </w:p>
+    <w:p>
+      <w:pPr>
+        <w:rPr>
+          <w:b/>
+          <w:bCs/>
+        </w:rPr>
+      </w:pPr>
+      <w:r>
+        <w:rPr>
+          <w:b/>
+          <w:bCs/>
+        </w:rPr>
+        <w:t>- Manage skills</w:t>
+      </w:r>
+    </w:p>
+    <w:p>
+      <w:pPr>
+        <w:rPr>
+          <w:b/>
+          <w:bCs/>
+        </w:rPr>
+      </w:pPr>
+      <w:r>
+        <w:rPr>
+          <w:b/>
+          <w:bCs/>
+        </w:rPr>
+        <w:t>- Review pending invoices</w:t>
+      </w:r>
+    </w:p>
+    <w:p>
+      <w:pPr>
+        <w:rPr>
+          <w:b/>
+          <w:bCs/>
+        </w:rPr>
+      </w:pPr>
+      <w:r>
+        <w:rPr>
+          <w:b/>
+          <w:bCs/>
+        </w:rPr>
+        <w:t>- System maintenance tasks</w:t>
+      </w:r>
+    </w:p>
+    <w:p>
+      <w:pPr>
+        <w:rPr>
+          <w:b/>
+          <w:bCs/>
+        </w:rPr>
+      </w:pPr>
+      <w:r>
+        <w:rPr>
+          <w:b/>
+          <w:bCs/>
+        </w:rPr>
+        <w:t>- Generate reports</w:t>
+      </w:r>
+    </w:p>
+    <w:p>
+      <w:pPr>
+        <w:rPr>
+          <w:b/>
+          <w:bCs/>
+        </w:rPr>
+      </w:pPr>
+    </w:p>
+    <w:p>
+      <w:pPr>
+        <w:rPr>
+          <w:b/>
+          <w:bCs/>
+        </w:rPr>
       </w:pPr>
       <w:r>
         <w:rPr>
@@ -730,232 +1301,7396 @@
           <w:bCs/>
         </w:rPr>
         <w:lastRenderedPageBreak/>
-        <w:t>Consultant Onboarding:</w:t>
-      </w:r>
-      <w:r>
-        <w:t> Admins initiate consultant registration by adding profiles and sending invitation emails with secure, auto-generated passwords.</w:t>
-      </w:r>
-    </w:p>
-    <w:p>
-      <w:pPr>
-        <w:numPr>
-          <w:ilvl w:val="0"/>
-          <w:numId w:val="16"/>
-        </w:numPr>
-      </w:pPr>
-      <w:r>
-        <w:rPr>
-          <w:b/>
-          <w:bCs/>
-        </w:rPr>
-        <w:t>Password Management:</w:t>
-      </w:r>
-      <w:r>
-        <w:t> Admins can reset consultant passwords, triggering encrypted storage and email notifications.</w:t>
-      </w:r>
-    </w:p>
-    <w:p>
-      <w:pPr>
-        <w:numPr>
-          <w:ilvl w:val="0"/>
-          <w:numId w:val="16"/>
-        </w:numPr>
-      </w:pPr>
-      <w:r>
-        <w:rPr>
-          <w:b/>
-          <w:bCs/>
-        </w:rPr>
-        <w:t>Invoice Processing:</w:t>
-      </w:r>
-      <w:r>
-        <w:t> Admins review invoices in conjunction with timesheet data to ensure accuracy before approval.</w:t>
-      </w:r>
-    </w:p>
-    <w:p>
-      <w:pPr>
-        <w:numPr>
-          <w:ilvl w:val="0"/>
-          <w:numId w:val="16"/>
-        </w:numPr>
-      </w:pPr>
-      <w:r>
-        <w:rPr>
-          <w:b/>
-          <w:bCs/>
-        </w:rPr>
-        <w:t>Skill Updates:</w:t>
-      </w:r>
-      <w:r>
-        <w:t> Regularly update the skill catalog to reflect evolving project requirements.</w:t>
-      </w:r>
-    </w:p>
-    <w:p>
-      <w:pPr>
-        <w:numPr>
-          <w:ilvl w:val="0"/>
-          <w:numId w:val="16"/>
-        </w:numPr>
-      </w:pPr>
-      <w:r>
-        <w:rPr>
-          <w:b/>
-          <w:bCs/>
-        </w:rPr>
-        <w:t>Data Integrity:</w:t>
-      </w:r>
-      <w:r>
-        <w:t> Use soft deletes to maintain historical data while managing active records.</w:t>
-      </w:r>
-    </w:p>
-    <w:p>
-      <w:pPr>
-        <w:numPr>
-          <w:ilvl w:val="0"/>
-          <w:numId w:val="16"/>
-        </w:numPr>
-      </w:pPr>
-      <w:r>
-        <w:rPr>
-          <w:b/>
-          <w:bCs/>
-        </w:rPr>
-        <w:t>Audit Trails:</w:t>
-      </w:r>
-      <w:r>
-        <w:t> Logs capture all admin actions for accountability and troubleshooting.</w:t>
-      </w:r>
-    </w:p>
-    <w:p>
-      <w:r>
-        <w:pict w14:anchorId="0EB42248">
-          <v:rect id="_x0000_i1103" style="width:0;height:1.5pt" o:hralign="center" o:hrstd="t" o:hrnoshade="t" o:hr="t" fillcolor="#ccc" stroked="f"/>
-        </w:pict>
-      </w:r>
-    </w:p>
-    <w:p>
-      <w:pPr>
-        <w:rPr>
-          <w:b/>
-          <w:bCs/>
-        </w:rPr>
-      </w:pPr>
-      <w:r>
-        <w:rPr>
-          <w:b/>
-          <w:bCs/>
-        </w:rPr>
-        <w:t>Scalability and Extensibility</w:t>
-      </w:r>
-    </w:p>
-    <w:p>
-      <w:pPr>
-        <w:numPr>
-          <w:ilvl w:val="0"/>
-          <w:numId w:val="17"/>
-        </w:numPr>
-      </w:pPr>
-      <w:r>
-        <w:t>The modular design separates admin and consultant functionalities, facilitating maintainability and future enhancements.</w:t>
-      </w:r>
-    </w:p>
-    <w:p>
-      <w:pPr>
-        <w:numPr>
-          <w:ilvl w:val="0"/>
-          <w:numId w:val="17"/>
-        </w:numPr>
-      </w:pPr>
-      <w:r>
-        <w:t>Soft delete mechanisms preserve data integrity without permanent loss.</w:t>
-      </w:r>
-    </w:p>
-    <w:p>
-      <w:pPr>
-        <w:numPr>
-          <w:ilvl w:val="0"/>
-          <w:numId w:val="17"/>
-        </w:numPr>
-      </w:pPr>
-      <w:r>
-        <w:t>Email notification system can be extended to support SMS or other communication channels.</w:t>
-      </w:r>
-    </w:p>
-    <w:p>
-      <w:pPr>
-        <w:numPr>
-          <w:ilvl w:val="0"/>
-          <w:numId w:val="17"/>
-        </w:numPr>
-      </w:pPr>
-      <w:r>
-        <w:t>Role-based access control can be refined for granular permissions.</w:t>
-      </w:r>
-    </w:p>
-    <w:p>
-      <w:pPr>
-        <w:numPr>
-          <w:ilvl w:val="0"/>
-          <w:numId w:val="17"/>
-        </w:numPr>
-      </w:pPr>
-      <w:r>
-        <w:t>Additional reporting and analytics features can be integrated to provide deeper insights.</w:t>
-      </w:r>
-    </w:p>
-    <w:p>
-      <w:r>
-        <w:pict w14:anchorId="2F93D7B5">
-          <v:rect id="_x0000_i1104" style="width:0;height:1.5pt" o:hralign="center" o:hrstd="t" o:hrnoshade="t" o:hr="t" fillcolor="#ccc" stroked="f"/>
-        </w:pict>
-      </w:r>
-    </w:p>
-    <w:p>
-      <w:pPr>
-        <w:rPr>
-          <w:b/>
-          <w:bCs/>
-        </w:rPr>
-      </w:pPr>
-      <w:r>
-        <w:rPr>
-          <w:b/>
-          <w:bCs/>
-        </w:rPr>
-        <w:t>Troubleshooting and Support</w:t>
-      </w:r>
-    </w:p>
-    <w:p>
-      <w:pPr>
-        <w:numPr>
-          <w:ilvl w:val="0"/>
-          <w:numId w:val="18"/>
-        </w:numPr>
-      </w:pPr>
-      <w:r>
-        <w:t>Common issues include login problems, password resets, and data synchronization errors.</w:t>
-      </w:r>
-    </w:p>
-    <w:p>
-      <w:pPr>
-        <w:numPr>
-          <w:ilvl w:val="0"/>
-          <w:numId w:val="18"/>
-        </w:numPr>
-      </w:pPr>
-      <w:r>
-        <w:t>Admins should consult server logs located in the logs/ directory for error details.</w:t>
-      </w:r>
-    </w:p>
-    <w:p>
-      <w:pPr>
-        <w:numPr>
-          <w:ilvl w:val="0"/>
-          <w:numId w:val="18"/>
-        </w:numPr>
-      </w:pPr>
-      <w:r>
-        <w:t>For unresolved issues, contact the development team at chaturvedi1ayush@gmail.com.</w:t>
+        <w:t>#### Recent Activity Feed</w:t>
+      </w:r>
+    </w:p>
+    <w:p>
+      <w:pPr>
+        <w:rPr>
+          <w:b/>
+          <w:bCs/>
+        </w:rPr>
+      </w:pPr>
+      <w:r>
+        <w:rPr>
+          <w:b/>
+          <w:bCs/>
+        </w:rPr>
+        <w:t>- New consultant registrations</w:t>
+      </w:r>
+    </w:p>
+    <w:p>
+      <w:pPr>
+        <w:rPr>
+          <w:b/>
+          <w:bCs/>
+        </w:rPr>
+      </w:pPr>
+      <w:r>
+        <w:rPr>
+          <w:b/>
+          <w:bCs/>
+        </w:rPr>
+        <w:t>- Invoice submissions</w:t>
+      </w:r>
+    </w:p>
+    <w:p>
+      <w:pPr>
+        <w:rPr>
+          <w:b/>
+          <w:bCs/>
+        </w:rPr>
+      </w:pPr>
+      <w:r>
+        <w:rPr>
+          <w:b/>
+          <w:bCs/>
+        </w:rPr>
+        <w:t>- System alerts</w:t>
+      </w:r>
+    </w:p>
+    <w:p>
+      <w:pPr>
+        <w:rPr>
+          <w:b/>
+          <w:bCs/>
+        </w:rPr>
+      </w:pPr>
+      <w:r>
+        <w:rPr>
+          <w:b/>
+          <w:bCs/>
+        </w:rPr>
+        <w:t>- User activities</w:t>
+      </w:r>
+    </w:p>
+    <w:p>
+      <w:pPr>
+        <w:rPr>
+          <w:b/>
+          <w:bCs/>
+        </w:rPr>
+      </w:pPr>
+    </w:p>
+    <w:p>
+      <w:pPr>
+        <w:rPr>
+          <w:b/>
+          <w:bCs/>
+        </w:rPr>
+      </w:pPr>
+      <w:r>
+        <w:rPr>
+          <w:b/>
+          <w:bCs/>
+        </w:rPr>
+        <w:t>---</w:t>
+      </w:r>
+    </w:p>
+    <w:p>
+      <w:pPr>
+        <w:rPr>
+          <w:b/>
+          <w:bCs/>
+        </w:rPr>
+      </w:pPr>
+    </w:p>
+    <w:p>
+      <w:pPr>
+        <w:rPr>
+          <w:b/>
+          <w:bCs/>
+        </w:rPr>
+      </w:pPr>
+      <w:r>
+        <w:rPr>
+          <w:b/>
+          <w:bCs/>
+        </w:rPr>
+        <w:t>## Consultant Management</w:t>
+      </w:r>
+    </w:p>
+    <w:p>
+      <w:pPr>
+        <w:rPr>
+          <w:b/>
+          <w:bCs/>
+        </w:rPr>
+      </w:pPr>
+    </w:p>
+    <w:p>
+      <w:pPr>
+        <w:rPr>
+          <w:b/>
+          <w:bCs/>
+        </w:rPr>
+      </w:pPr>
+      <w:r>
+        <w:rPr>
+          <w:b/>
+          <w:bCs/>
+        </w:rPr>
+        <w:t>### Consultant Overview (`/admin/consultants/`)</w:t>
+      </w:r>
+    </w:p>
+    <w:p>
+      <w:pPr>
+        <w:rPr>
+          <w:b/>
+          <w:bCs/>
+        </w:rPr>
+      </w:pPr>
+    </w:p>
+    <w:p>
+      <w:pPr>
+        <w:rPr>
+          <w:b/>
+          <w:bCs/>
+        </w:rPr>
+      </w:pPr>
+      <w:r>
+        <w:rPr>
+          <w:b/>
+          <w:bCs/>
+        </w:rPr>
+        <w:t>#### Viewing Consultants</w:t>
+      </w:r>
+    </w:p>
+    <w:p>
+      <w:pPr>
+        <w:rPr>
+          <w:b/>
+          <w:bCs/>
+        </w:rPr>
+      </w:pPr>
+      <w:r>
+        <w:rPr>
+          <w:b/>
+          <w:bCs/>
+        </w:rPr>
+        <w:t>The consultant management interface displays:</w:t>
+      </w:r>
+    </w:p>
+    <w:p>
+      <w:pPr>
+        <w:rPr>
+          <w:b/>
+          <w:bCs/>
+        </w:rPr>
+      </w:pPr>
+      <w:r>
+        <w:rPr>
+          <w:b/>
+          <w:bCs/>
+        </w:rPr>
+        <w:t>- **Consultant List**: All registered consultants with status</w:t>
+      </w:r>
+    </w:p>
+    <w:p>
+      <w:pPr>
+        <w:rPr>
+          <w:b/>
+          <w:bCs/>
+        </w:rPr>
+      </w:pPr>
+      <w:r>
+        <w:rPr>
+          <w:b/>
+          <w:bCs/>
+        </w:rPr>
+        <w:t>- **Profile Details**: Complete consultant information</w:t>
+      </w:r>
+    </w:p>
+    <w:p>
+      <w:pPr>
+        <w:rPr>
+          <w:b/>
+          <w:bCs/>
+        </w:rPr>
+      </w:pPr>
+      <w:r>
+        <w:rPr>
+          <w:b/>
+          <w:bCs/>
+        </w:rPr>
+        <w:t>- **Activity History**: Recent consultant actions</w:t>
+      </w:r>
+    </w:p>
+    <w:p>
+      <w:pPr>
+        <w:rPr>
+          <w:b/>
+          <w:bCs/>
+        </w:rPr>
+      </w:pPr>
+      <w:r>
+        <w:rPr>
+          <w:b/>
+          <w:bCs/>
+        </w:rPr>
+        <w:t>- **Document Status**: Agreement and verification documents</w:t>
+      </w:r>
+    </w:p>
+    <w:p>
+      <w:pPr>
+        <w:rPr>
+          <w:b/>
+          <w:bCs/>
+        </w:rPr>
+      </w:pPr>
+    </w:p>
+    <w:p>
+      <w:pPr>
+        <w:rPr>
+          <w:b/>
+          <w:bCs/>
+        </w:rPr>
+      </w:pPr>
+      <w:r>
+        <w:rPr>
+          <w:b/>
+          <w:bCs/>
+        </w:rPr>
+        <w:t>#### Consultant Status Management</w:t>
+      </w:r>
+    </w:p>
+    <w:p>
+      <w:pPr>
+        <w:rPr>
+          <w:b/>
+          <w:bCs/>
+        </w:rPr>
+      </w:pPr>
+      <w:r>
+        <w:rPr>
+          <w:b/>
+          <w:bCs/>
+        </w:rPr>
+        <w:t>```python</w:t>
+      </w:r>
+    </w:p>
+    <w:p>
+      <w:pPr>
+        <w:rPr>
+          <w:b/>
+          <w:bCs/>
+        </w:rPr>
+      </w:pPr>
+      <w:r>
+        <w:rPr>
+          <w:b/>
+          <w:bCs/>
+        </w:rPr>
+        <w:t># Consultant statuses available:</w:t>
+      </w:r>
+    </w:p>
+    <w:p>
+      <w:pPr>
+        <w:rPr>
+          <w:b/>
+          <w:bCs/>
+        </w:rPr>
+      </w:pPr>
+      <w:r>
+        <w:rPr>
+          <w:b/>
+          <w:bCs/>
+        </w:rPr>
+        <w:t>ACTIVE = 'active'           # Can accept consultations</w:t>
+      </w:r>
+    </w:p>
+    <w:p>
+      <w:pPr>
+        <w:rPr>
+          <w:b/>
+          <w:bCs/>
+        </w:rPr>
+      </w:pPr>
+      <w:r>
+        <w:rPr>
+          <w:b/>
+          <w:bCs/>
+        </w:rPr>
+        <w:t>INACTIVE = 'inactive'       # Temporarily disabled</w:t>
+      </w:r>
+    </w:p>
+    <w:p>
+      <w:pPr>
+        <w:rPr>
+          <w:b/>
+          <w:bCs/>
+        </w:rPr>
+      </w:pPr>
+      <w:r>
+        <w:rPr>
+          <w:b/>
+          <w:bCs/>
+        </w:rPr>
+        <w:t>PENDING = 'pending'         # Awaiting approval</w:t>
+      </w:r>
+    </w:p>
+    <w:p>
+      <w:pPr>
+        <w:rPr>
+          <w:b/>
+          <w:bCs/>
+        </w:rPr>
+      </w:pPr>
+      <w:r>
+        <w:rPr>
+          <w:b/>
+          <w:bCs/>
+        </w:rPr>
+        <w:t>SUSPENDED = 'suspended'     # Administratively disabled</w:t>
+      </w:r>
+    </w:p>
+    <w:p>
+      <w:pPr>
+        <w:rPr>
+          <w:b/>
+          <w:bCs/>
+        </w:rPr>
+      </w:pPr>
+      <w:r>
+        <w:rPr>
+          <w:b/>
+          <w:bCs/>
+        </w:rPr>
+        <w:t>```</w:t>
+      </w:r>
+    </w:p>
+    <w:p>
+      <w:pPr>
+        <w:rPr>
+          <w:b/>
+          <w:bCs/>
+        </w:rPr>
+      </w:pPr>
+    </w:p>
+    <w:p>
+      <w:pPr>
+        <w:rPr>
+          <w:b/>
+          <w:bCs/>
+        </w:rPr>
+      </w:pPr>
+      <w:r>
+        <w:rPr>
+          <w:b/>
+          <w:bCs/>
+        </w:rPr>
+        <w:lastRenderedPageBreak/>
+        <w:t>#### Adding New Consultants (`/admin/consultants/add/`)</w:t>
+      </w:r>
+    </w:p>
+    <w:p>
+      <w:pPr>
+        <w:rPr>
+          <w:b/>
+          <w:bCs/>
+        </w:rPr>
+      </w:pPr>
+    </w:p>
+    <w:p>
+      <w:pPr>
+        <w:rPr>
+          <w:b/>
+          <w:bCs/>
+        </w:rPr>
+      </w:pPr>
+      <w:r>
+        <w:rPr>
+          <w:b/>
+          <w:bCs/>
+        </w:rPr>
+        <w:t>**Step 1: Basic Information**</w:t>
+      </w:r>
+    </w:p>
+    <w:p>
+      <w:pPr>
+        <w:rPr>
+          <w:b/>
+          <w:bCs/>
+        </w:rPr>
+      </w:pPr>
+      <w:r>
+        <w:rPr>
+          <w:b/>
+          <w:bCs/>
+        </w:rPr>
+        <w:t>- Full Name</w:t>
+      </w:r>
+    </w:p>
+    <w:p>
+      <w:pPr>
+        <w:rPr>
+          <w:b/>
+          <w:bCs/>
+        </w:rPr>
+      </w:pPr>
+      <w:r>
+        <w:rPr>
+          <w:b/>
+          <w:bCs/>
+        </w:rPr>
+        <w:t>- Email Address</w:t>
+      </w:r>
+    </w:p>
+    <w:p>
+      <w:pPr>
+        <w:rPr>
+          <w:b/>
+          <w:bCs/>
+        </w:rPr>
+      </w:pPr>
+      <w:r>
+        <w:rPr>
+          <w:b/>
+          <w:bCs/>
+        </w:rPr>
+        <w:t>- Phone Number</w:t>
+      </w:r>
+    </w:p>
+    <w:p>
+      <w:pPr>
+        <w:rPr>
+          <w:b/>
+          <w:bCs/>
+        </w:rPr>
+      </w:pPr>
+      <w:r>
+        <w:rPr>
+          <w:b/>
+          <w:bCs/>
+        </w:rPr>
+        <w:t>- Professional Background</w:t>
+      </w:r>
+    </w:p>
+    <w:p>
+      <w:pPr>
+        <w:rPr>
+          <w:b/>
+          <w:bCs/>
+        </w:rPr>
+      </w:pPr>
+    </w:p>
+    <w:p>
+      <w:pPr>
+        <w:rPr>
+          <w:b/>
+          <w:bCs/>
+        </w:rPr>
+      </w:pPr>
+      <w:r>
+        <w:rPr>
+          <w:b/>
+          <w:bCs/>
+        </w:rPr>
+        <w:t>**Step 2: Skills Assignment**</w:t>
+      </w:r>
+    </w:p>
+    <w:p>
+      <w:pPr>
+        <w:rPr>
+          <w:b/>
+          <w:bCs/>
+        </w:rPr>
+      </w:pPr>
+      <w:r>
+        <w:rPr>
+          <w:b/>
+          <w:bCs/>
+        </w:rPr>
+        <w:t>- Select relevant skills from available categories</w:t>
+      </w:r>
+    </w:p>
+    <w:p>
+      <w:pPr>
+        <w:rPr>
+          <w:b/>
+          <w:bCs/>
+        </w:rPr>
+      </w:pPr>
+      <w:r>
+        <w:rPr>
+          <w:b/>
+          <w:bCs/>
+        </w:rPr>
+        <w:t>- Set skill proficiency levels</w:t>
+      </w:r>
+    </w:p>
+    <w:p>
+      <w:pPr>
+        <w:rPr>
+          <w:b/>
+          <w:bCs/>
+        </w:rPr>
+      </w:pPr>
+      <w:r>
+        <w:rPr>
+          <w:b/>
+          <w:bCs/>
+        </w:rPr>
+        <w:t>- Add custom skills if needed</w:t>
+      </w:r>
+    </w:p>
+    <w:p>
+      <w:pPr>
+        <w:rPr>
+          <w:b/>
+          <w:bCs/>
+        </w:rPr>
+      </w:pPr>
+    </w:p>
+    <w:p>
+      <w:pPr>
+        <w:rPr>
+          <w:b/>
+          <w:bCs/>
+        </w:rPr>
+      </w:pPr>
+      <w:r>
+        <w:rPr>
+          <w:b/>
+          <w:bCs/>
+        </w:rPr>
+        <w:t>**Step 3: Documentation**</w:t>
+      </w:r>
+    </w:p>
+    <w:p>
+      <w:pPr>
+        <w:rPr>
+          <w:b/>
+          <w:bCs/>
+        </w:rPr>
+      </w:pPr>
+      <w:r>
+        <w:rPr>
+          <w:b/>
+          <w:bCs/>
+        </w:rPr>
+        <w:t>- Upload consultant agreement</w:t>
+      </w:r>
+    </w:p>
+    <w:p>
+      <w:pPr>
+        <w:rPr>
+          <w:b/>
+          <w:bCs/>
+        </w:rPr>
+      </w:pPr>
+      <w:r>
+        <w:rPr>
+          <w:b/>
+          <w:bCs/>
+        </w:rPr>
+        <w:t>- Verify identity documents</w:t>
+      </w:r>
+    </w:p>
+    <w:p>
+      <w:pPr>
+        <w:rPr>
+          <w:b/>
+          <w:bCs/>
+        </w:rPr>
+      </w:pPr>
+      <w:r>
+        <w:rPr>
+          <w:b/>
+          <w:bCs/>
+        </w:rPr>
+        <w:t>- Set billing information</w:t>
+      </w:r>
+    </w:p>
+    <w:p>
+      <w:pPr>
+        <w:rPr>
+          <w:b/>
+          <w:bCs/>
+        </w:rPr>
+      </w:pPr>
+    </w:p>
+    <w:p>
+      <w:pPr>
+        <w:rPr>
+          <w:b/>
+          <w:bCs/>
+        </w:rPr>
+      </w:pPr>
+      <w:r>
+        <w:rPr>
+          <w:b/>
+          <w:bCs/>
+        </w:rPr>
+        <w:t>**Step 4: Account Activation**</w:t>
+      </w:r>
+    </w:p>
+    <w:p>
+      <w:pPr>
+        <w:rPr>
+          <w:b/>
+          <w:bCs/>
+        </w:rPr>
+      </w:pPr>
+      <w:r>
+        <w:rPr>
+          <w:b/>
+          <w:bCs/>
+        </w:rPr>
+        <w:t>- Set initial status (usually 'pending')</w:t>
+      </w:r>
+    </w:p>
+    <w:p>
+      <w:pPr>
+        <w:rPr>
+          <w:b/>
+          <w:bCs/>
+        </w:rPr>
+      </w:pPr>
+      <w:r>
+        <w:rPr>
+          <w:b/>
+          <w:bCs/>
+        </w:rPr>
+        <w:t>- Send welcome email</w:t>
+      </w:r>
+    </w:p>
+    <w:p>
+      <w:pPr>
+        <w:rPr>
+          <w:b/>
+          <w:bCs/>
+        </w:rPr>
+      </w:pPr>
+      <w:r>
+        <w:rPr>
+          <w:b/>
+          <w:bCs/>
+        </w:rPr>
+        <w:t>- Provide login credentials</w:t>
+      </w:r>
+    </w:p>
+    <w:p>
+      <w:pPr>
+        <w:rPr>
+          <w:b/>
+          <w:bCs/>
+        </w:rPr>
+      </w:pPr>
+    </w:p>
+    <w:p>
+      <w:pPr>
+        <w:rPr>
+          <w:b/>
+          <w:bCs/>
+        </w:rPr>
+      </w:pPr>
+      <w:r>
+        <w:rPr>
+          <w:b/>
+          <w:bCs/>
+        </w:rPr>
+        <w:t>#### Consultant Profile Management</w:t>
+      </w:r>
+    </w:p>
+    <w:p>
+      <w:pPr>
+        <w:rPr>
+          <w:b/>
+          <w:bCs/>
+        </w:rPr>
+      </w:pPr>
+    </w:p>
+    <w:p>
+      <w:pPr>
+        <w:rPr>
+          <w:b/>
+          <w:bCs/>
+        </w:rPr>
+      </w:pPr>
+      <w:r>
+        <w:rPr>
+          <w:b/>
+          <w:bCs/>
+        </w:rPr>
+        <w:t>**Profile Information**</w:t>
+      </w:r>
+    </w:p>
+    <w:p>
+      <w:pPr>
+        <w:rPr>
+          <w:b/>
+          <w:bCs/>
+        </w:rPr>
+      </w:pPr>
+      <w:r>
+        <w:rPr>
+          <w:b/>
+          <w:bCs/>
+        </w:rPr>
+        <w:t>- Personal details (name, contact, bio)</w:t>
+      </w:r>
+    </w:p>
+    <w:p>
+      <w:pPr>
+        <w:rPr>
+          <w:b/>
+          <w:bCs/>
+        </w:rPr>
+      </w:pPr>
+      <w:r>
+        <w:rPr>
+          <w:b/>
+          <w:bCs/>
+        </w:rPr>
+        <w:t>- Professional skills and expertise</w:t>
+      </w:r>
+    </w:p>
+    <w:p>
+      <w:pPr>
+        <w:rPr>
+          <w:b/>
+          <w:bCs/>
+        </w:rPr>
+      </w:pPr>
+      <w:r>
+        <w:rPr>
+          <w:b/>
+          <w:bCs/>
+        </w:rPr>
+        <w:lastRenderedPageBreak/>
+        <w:t>- Availability and scheduling preferences</w:t>
+      </w:r>
+    </w:p>
+    <w:p>
+      <w:pPr>
+        <w:rPr>
+          <w:b/>
+          <w:bCs/>
+        </w:rPr>
+      </w:pPr>
+      <w:r>
+        <w:rPr>
+          <w:b/>
+          <w:bCs/>
+        </w:rPr>
+        <w:t>- Billing rates and payment information</w:t>
+      </w:r>
+    </w:p>
+    <w:p>
+      <w:pPr>
+        <w:rPr>
+          <w:b/>
+          <w:bCs/>
+        </w:rPr>
+      </w:pPr>
+    </w:p>
+    <w:p>
+      <w:pPr>
+        <w:rPr>
+          <w:b/>
+          <w:bCs/>
+        </w:rPr>
+      </w:pPr>
+      <w:r>
+        <w:rPr>
+          <w:b/>
+          <w:bCs/>
+        </w:rPr>
+        <w:t>**Document Management**</w:t>
+      </w:r>
+    </w:p>
+    <w:p>
+      <w:pPr>
+        <w:rPr>
+          <w:b/>
+          <w:bCs/>
+        </w:rPr>
+      </w:pPr>
+      <w:r>
+        <w:rPr>
+          <w:b/>
+          <w:bCs/>
+        </w:rPr>
+        <w:t>- Agreement documents (`media/agreements/`)</w:t>
+      </w:r>
+    </w:p>
+    <w:p>
+      <w:pPr>
+        <w:rPr>
+          <w:b/>
+          <w:bCs/>
+        </w:rPr>
+      </w:pPr>
+      <w:r>
+        <w:rPr>
+          <w:b/>
+          <w:bCs/>
+        </w:rPr>
+        <w:t>- Verification documents</w:t>
+      </w:r>
+    </w:p>
+    <w:p>
+      <w:pPr>
+        <w:rPr>
+          <w:b/>
+          <w:bCs/>
+        </w:rPr>
+      </w:pPr>
+      <w:r>
+        <w:rPr>
+          <w:b/>
+          <w:bCs/>
+        </w:rPr>
+        <w:t>- Tax and legal documentation</w:t>
+      </w:r>
+    </w:p>
+    <w:p>
+      <w:pPr>
+        <w:rPr>
+          <w:b/>
+          <w:bCs/>
+        </w:rPr>
+      </w:pPr>
+      <w:r>
+        <w:rPr>
+          <w:b/>
+          <w:bCs/>
+        </w:rPr>
+        <w:t>- Profile photos and logos</w:t>
+      </w:r>
+    </w:p>
+    <w:p>
+      <w:pPr>
+        <w:rPr>
+          <w:b/>
+          <w:bCs/>
+        </w:rPr>
+      </w:pPr>
+    </w:p>
+    <w:p>
+      <w:pPr>
+        <w:rPr>
+          <w:b/>
+          <w:bCs/>
+        </w:rPr>
+      </w:pPr>
+      <w:r>
+        <w:rPr>
+          <w:b/>
+          <w:bCs/>
+        </w:rPr>
+        <w:t>**Status Changes**</w:t>
+      </w:r>
+    </w:p>
+    <w:p>
+      <w:pPr>
+        <w:rPr>
+          <w:b/>
+          <w:bCs/>
+        </w:rPr>
+      </w:pPr>
+      <w:r>
+        <w:rPr>
+          <w:b/>
+          <w:bCs/>
+        </w:rPr>
+        <w:t>```python</w:t>
+      </w:r>
+    </w:p>
+    <w:p>
+      <w:pPr>
+        <w:rPr>
+          <w:b/>
+          <w:bCs/>
+        </w:rPr>
+      </w:pPr>
+      <w:r>
+        <w:rPr>
+          <w:b/>
+          <w:bCs/>
+        </w:rPr>
+        <w:t># Common status transitions:</w:t>
+      </w:r>
+    </w:p>
+    <w:p>
+      <w:pPr>
+        <w:rPr>
+          <w:b/>
+          <w:bCs/>
+        </w:rPr>
+      </w:pPr>
+      <w:r>
+        <w:rPr>
+          <w:b/>
+          <w:bCs/>
+        </w:rPr>
+        <w:t>pending → active      # Approve new consultant</w:t>
+      </w:r>
+    </w:p>
+    <w:p>
+      <w:pPr>
+        <w:rPr>
+          <w:b/>
+          <w:bCs/>
+        </w:rPr>
+      </w:pPr>
+      <w:r>
+        <w:rPr>
+          <w:b/>
+          <w:bCs/>
+        </w:rPr>
+        <w:t>active → inactive     # Temporary suspension</w:t>
+      </w:r>
+    </w:p>
+    <w:p>
+      <w:pPr>
+        <w:rPr>
+          <w:b/>
+          <w:bCs/>
+        </w:rPr>
+      </w:pPr>
+      <w:r>
+        <w:rPr>
+          <w:b/>
+          <w:bCs/>
+        </w:rPr>
+        <w:t>active → suspended    # Administrative action</w:t>
+      </w:r>
+    </w:p>
+    <w:p>
+      <w:pPr>
+        <w:rPr>
+          <w:b/>
+          <w:bCs/>
+        </w:rPr>
+      </w:pPr>
+      <w:r>
+        <w:rPr>
+          <w:b/>
+          <w:bCs/>
+        </w:rPr>
+        <w:t>inactive → active     # Reactivation</w:t>
+      </w:r>
+    </w:p>
+    <w:p>
+      <w:pPr>
+        <w:rPr>
+          <w:b/>
+          <w:bCs/>
+        </w:rPr>
+      </w:pPr>
+      <w:r>
+        <w:rPr>
+          <w:b/>
+          <w:bCs/>
+        </w:rPr>
+        <w:t>```</w:t>
+      </w:r>
+    </w:p>
+    <w:p>
+      <w:pPr>
+        <w:rPr>
+          <w:b/>
+          <w:bCs/>
+        </w:rPr>
+      </w:pPr>
+    </w:p>
+    <w:p>
+      <w:pPr>
+        <w:rPr>
+          <w:b/>
+          <w:bCs/>
+        </w:rPr>
+      </w:pPr>
+      <w:r>
+        <w:rPr>
+          <w:b/>
+          <w:bCs/>
+        </w:rPr>
+        <w:t>#### Bulk Operations</w:t>
+      </w:r>
+    </w:p>
+    <w:p>
+      <w:pPr>
+        <w:rPr>
+          <w:b/>
+          <w:bCs/>
+        </w:rPr>
+      </w:pPr>
+      <w:r>
+        <w:rPr>
+          <w:b/>
+          <w:bCs/>
+        </w:rPr>
+        <w:t>- Export consultant data</w:t>
+      </w:r>
+    </w:p>
+    <w:p>
+      <w:pPr>
+        <w:rPr>
+          <w:b/>
+          <w:bCs/>
+        </w:rPr>
+      </w:pPr>
+      <w:r>
+        <w:rPr>
+          <w:b/>
+          <w:bCs/>
+        </w:rPr>
+        <w:t>- Bulk status updates</w:t>
+      </w:r>
+    </w:p>
+    <w:p>
+      <w:pPr>
+        <w:rPr>
+          <w:b/>
+          <w:bCs/>
+        </w:rPr>
+      </w:pPr>
+      <w:r>
+        <w:rPr>
+          <w:b/>
+          <w:bCs/>
+        </w:rPr>
+        <w:t>- Mass email communications</w:t>
+      </w:r>
+    </w:p>
+    <w:p>
+      <w:pPr>
+        <w:rPr>
+          <w:b/>
+          <w:bCs/>
+        </w:rPr>
+      </w:pPr>
+      <w:r>
+        <w:rPr>
+          <w:b/>
+          <w:bCs/>
+        </w:rPr>
+        <w:t>- Batch document processing</w:t>
+      </w:r>
+    </w:p>
+    <w:p>
+      <w:pPr>
+        <w:rPr>
+          <w:b/>
+          <w:bCs/>
+        </w:rPr>
+      </w:pPr>
+    </w:p>
+    <w:p>
+      <w:pPr>
+        <w:rPr>
+          <w:b/>
+          <w:bCs/>
+        </w:rPr>
+      </w:pPr>
+      <w:r>
+        <w:rPr>
+          <w:b/>
+          <w:bCs/>
+        </w:rPr>
+        <w:t>---</w:t>
+      </w:r>
+    </w:p>
+    <w:p>
+      <w:pPr>
+        <w:rPr>
+          <w:b/>
+          <w:bCs/>
+        </w:rPr>
+      </w:pPr>
+    </w:p>
+    <w:p>
+      <w:pPr>
+        <w:rPr>
+          <w:b/>
+          <w:bCs/>
+        </w:rPr>
+      </w:pPr>
+      <w:r>
+        <w:rPr>
+          <w:b/>
+          <w:bCs/>
+        </w:rPr>
+        <w:t>## Skills Management</w:t>
+      </w:r>
+    </w:p>
+    <w:p>
+      <w:pPr>
+        <w:rPr>
+          <w:b/>
+          <w:bCs/>
+        </w:rPr>
+      </w:pPr>
+    </w:p>
+    <w:p>
+      <w:pPr>
+        <w:rPr>
+          <w:b/>
+          <w:bCs/>
+        </w:rPr>
+      </w:pPr>
+      <w:r>
+        <w:rPr>
+          <w:b/>
+          <w:bCs/>
+        </w:rPr>
+        <w:lastRenderedPageBreak/>
+        <w:t>### Skills Overview (`/admin/skills/`)</w:t>
+      </w:r>
+    </w:p>
+    <w:p>
+      <w:pPr>
+        <w:rPr>
+          <w:b/>
+          <w:bCs/>
+        </w:rPr>
+      </w:pPr>
+    </w:p>
+    <w:p>
+      <w:pPr>
+        <w:rPr>
+          <w:b/>
+          <w:bCs/>
+        </w:rPr>
+      </w:pPr>
+      <w:r>
+        <w:rPr>
+          <w:b/>
+          <w:bCs/>
+        </w:rPr>
+        <w:t>Skills are the foundation of consultant categorization and client matching.</w:t>
+      </w:r>
+    </w:p>
+    <w:p>
+      <w:pPr>
+        <w:rPr>
+          <w:b/>
+          <w:bCs/>
+        </w:rPr>
+      </w:pPr>
+    </w:p>
+    <w:p>
+      <w:pPr>
+        <w:rPr>
+          <w:b/>
+          <w:bCs/>
+        </w:rPr>
+      </w:pPr>
+      <w:r>
+        <w:rPr>
+          <w:b/>
+          <w:bCs/>
+        </w:rPr>
+        <w:t>#### Skill Categories</w:t>
+      </w:r>
+    </w:p>
+    <w:p>
+      <w:pPr>
+        <w:rPr>
+          <w:b/>
+          <w:bCs/>
+        </w:rPr>
+      </w:pPr>
+      <w:r>
+        <w:rPr>
+          <w:b/>
+          <w:bCs/>
+        </w:rPr>
+        <w:t>- **Technical Skills**: Programming, software, tools</w:t>
+      </w:r>
+    </w:p>
+    <w:p>
+      <w:pPr>
+        <w:rPr>
+          <w:b/>
+          <w:bCs/>
+        </w:rPr>
+      </w:pPr>
+      <w:r>
+        <w:rPr>
+          <w:b/>
+          <w:bCs/>
+        </w:rPr>
+        <w:t>- **Business Skills**: Management, strategy, analysis</w:t>
+      </w:r>
+    </w:p>
+    <w:p>
+      <w:pPr>
+        <w:rPr>
+          <w:b/>
+          <w:bCs/>
+        </w:rPr>
+      </w:pPr>
+      <w:r>
+        <w:rPr>
+          <w:b/>
+          <w:bCs/>
+        </w:rPr>
+        <w:t>- **Creative Skills**: Design, writing, marketing</w:t>
+      </w:r>
+    </w:p>
+    <w:p>
+      <w:pPr>
+        <w:rPr>
+          <w:b/>
+          <w:bCs/>
+        </w:rPr>
+      </w:pPr>
+      <w:r>
+        <w:rPr>
+          <w:b/>
+          <w:bCs/>
+        </w:rPr>
+        <w:t>- **Consulting Skills**: Industry-specific expertise</w:t>
+      </w:r>
+    </w:p>
+    <w:p>
+      <w:pPr>
+        <w:rPr>
+          <w:b/>
+          <w:bCs/>
+        </w:rPr>
+      </w:pPr>
+    </w:p>
+    <w:p>
+      <w:pPr>
+        <w:rPr>
+          <w:b/>
+          <w:bCs/>
+        </w:rPr>
+      </w:pPr>
+      <w:r>
+        <w:rPr>
+          <w:b/>
+          <w:bCs/>
+        </w:rPr>
+        <w:t>#### Managing Skills</w:t>
+      </w:r>
+    </w:p>
+    <w:p>
+      <w:pPr>
+        <w:rPr>
+          <w:b/>
+          <w:bCs/>
+        </w:rPr>
+      </w:pPr>
+    </w:p>
+    <w:p>
+      <w:pPr>
+        <w:rPr>
+          <w:b/>
+          <w:bCs/>
+        </w:rPr>
+      </w:pPr>
+      <w:r>
+        <w:rPr>
+          <w:b/>
+          <w:bCs/>
+        </w:rPr>
+        <w:t>**Adding New Skills**</w:t>
+      </w:r>
+    </w:p>
+    <w:p>
+      <w:pPr>
+        <w:rPr>
+          <w:b/>
+          <w:bCs/>
+        </w:rPr>
+      </w:pPr>
+      <w:r>
+        <w:rPr>
+          <w:b/>
+          <w:bCs/>
+        </w:rPr>
+        <w:t>1. Navigate to Skills Management</w:t>
+      </w:r>
+    </w:p>
+    <w:p>
+      <w:pPr>
+        <w:rPr>
+          <w:b/>
+          <w:bCs/>
+        </w:rPr>
+      </w:pPr>
+      <w:r>
+        <w:rPr>
+          <w:b/>
+          <w:bCs/>
+        </w:rPr>
+        <w:t>2. Click "Add New Skill"</w:t>
+      </w:r>
+    </w:p>
+    <w:p>
+      <w:pPr>
+        <w:rPr>
+          <w:b/>
+          <w:bCs/>
+        </w:rPr>
+      </w:pPr>
+      <w:r>
+        <w:rPr>
+          <w:b/>
+          <w:bCs/>
+        </w:rPr>
+        <w:t>3. Fill in skill details:</w:t>
+      </w:r>
+    </w:p>
+    <w:p>
+      <w:pPr>
+        <w:rPr>
+          <w:b/>
+          <w:bCs/>
+        </w:rPr>
+      </w:pPr>
+      <w:r>
+        <w:rPr>
+          <w:b/>
+          <w:bCs/>
+        </w:rPr>
+        <w:t>   - Skill Name</w:t>
+      </w:r>
+    </w:p>
+    <w:p>
+      <w:pPr>
+        <w:rPr>
+          <w:b/>
+          <w:bCs/>
+        </w:rPr>
+      </w:pPr>
+      <w:r>
+        <w:rPr>
+          <w:b/>
+          <w:bCs/>
+        </w:rPr>
+        <w:t>   - Description</w:t>
+      </w:r>
+    </w:p>
+    <w:p>
+      <w:pPr>
+        <w:rPr>
+          <w:b/>
+          <w:bCs/>
+        </w:rPr>
+      </w:pPr>
+      <w:r>
+        <w:rPr>
+          <w:b/>
+          <w:bCs/>
+        </w:rPr>
+        <w:t>   - Category</w:t>
+      </w:r>
+    </w:p>
+    <w:p>
+      <w:pPr>
+        <w:rPr>
+          <w:b/>
+          <w:bCs/>
+        </w:rPr>
+      </w:pPr>
+      <w:r>
+        <w:rPr>
+          <w:b/>
+          <w:bCs/>
+        </w:rPr>
+        <w:t>   - Active Status</w:t>
+      </w:r>
+    </w:p>
+    <w:p>
+      <w:pPr>
+        <w:rPr>
+          <w:b/>
+          <w:bCs/>
+        </w:rPr>
+      </w:pPr>
+    </w:p>
+    <w:p>
+      <w:pPr>
+        <w:rPr>
+          <w:b/>
+          <w:bCs/>
+        </w:rPr>
+      </w:pPr>
+      <w:r>
+        <w:rPr>
+          <w:b/>
+          <w:bCs/>
+        </w:rPr>
+        <w:t>**Skill Properties**</w:t>
+      </w:r>
+    </w:p>
+    <w:p>
+      <w:pPr>
+        <w:rPr>
+          <w:b/>
+          <w:bCs/>
+        </w:rPr>
+      </w:pPr>
+      <w:r>
+        <w:rPr>
+          <w:b/>
+          <w:bCs/>
+        </w:rPr>
+        <w:t>```python</w:t>
+      </w:r>
+    </w:p>
+    <w:p>
+      <w:pPr>
+        <w:rPr>
+          <w:b/>
+          <w:bCs/>
+        </w:rPr>
+      </w:pPr>
+      <w:r>
+        <w:rPr>
+          <w:b/>
+          <w:bCs/>
+        </w:rPr>
+        <w:t>class Skill(models.Model):</w:t>
+      </w:r>
+    </w:p>
+    <w:p>
+      <w:pPr>
+        <w:rPr>
+          <w:b/>
+          <w:bCs/>
+        </w:rPr>
+      </w:pPr>
+      <w:r>
+        <w:rPr>
+          <w:b/>
+          <w:bCs/>
+        </w:rPr>
+        <w:t>    name = models.CharField(max_length=100)</w:t>
+      </w:r>
+    </w:p>
+    <w:p>
+      <w:pPr>
+        <w:rPr>
+          <w:b/>
+          <w:bCs/>
+        </w:rPr>
+      </w:pPr>
+      <w:r>
+        <w:rPr>
+          <w:b/>
+          <w:bCs/>
+        </w:rPr>
+        <w:t>    description = models.TextField()</w:t>
+      </w:r>
+    </w:p>
+    <w:p>
+      <w:pPr>
+        <w:rPr>
+          <w:b/>
+          <w:bCs/>
+        </w:rPr>
+      </w:pPr>
+      <w:r>
+        <w:rPr>
+          <w:b/>
+          <w:bCs/>
+        </w:rPr>
+        <w:t>    is_active = models.BooleanField(default=True)</w:t>
+      </w:r>
+    </w:p>
+    <w:p>
+      <w:pPr>
+        <w:rPr>
+          <w:b/>
+          <w:bCs/>
+        </w:rPr>
+      </w:pPr>
+      <w:r>
+        <w:rPr>
+          <w:b/>
+          <w:bCs/>
+        </w:rPr>
+        <w:t>    created_at = models.DateTimeField(auto_now_add=True)</w:t>
+      </w:r>
+    </w:p>
+    <w:p>
+      <w:pPr>
+        <w:rPr>
+          <w:b/>
+          <w:bCs/>
+        </w:rPr>
+      </w:pPr>
+      <w:r>
+        <w:rPr>
+          <w:b/>
+          <w:bCs/>
+        </w:rPr>
+        <w:lastRenderedPageBreak/>
+        <w:t>```</w:t>
+      </w:r>
+    </w:p>
+    <w:p>
+      <w:pPr>
+        <w:rPr>
+          <w:b/>
+          <w:bCs/>
+        </w:rPr>
+      </w:pPr>
+    </w:p>
+    <w:p>
+      <w:pPr>
+        <w:rPr>
+          <w:b/>
+          <w:bCs/>
+        </w:rPr>
+      </w:pPr>
+      <w:r>
+        <w:rPr>
+          <w:b/>
+          <w:bCs/>
+        </w:rPr>
+        <w:t>**Skill Operations**</w:t>
+      </w:r>
+    </w:p>
+    <w:p>
+      <w:pPr>
+        <w:rPr>
+          <w:b/>
+          <w:bCs/>
+        </w:rPr>
+      </w:pPr>
+      <w:r>
+        <w:rPr>
+          <w:b/>
+          <w:bCs/>
+        </w:rPr>
+        <w:t>- **Activate/Deactivate**: Control skill availability</w:t>
+      </w:r>
+    </w:p>
+    <w:p>
+      <w:pPr>
+        <w:rPr>
+          <w:b/>
+          <w:bCs/>
+        </w:rPr>
+      </w:pPr>
+      <w:r>
+        <w:rPr>
+          <w:b/>
+          <w:bCs/>
+        </w:rPr>
+        <w:t>- **Edit Descriptions**: Update skill information</w:t>
+      </w:r>
+    </w:p>
+    <w:p>
+      <w:pPr>
+        <w:rPr>
+          <w:b/>
+          <w:bCs/>
+        </w:rPr>
+      </w:pPr>
+      <w:r>
+        <w:rPr>
+          <w:b/>
+          <w:bCs/>
+        </w:rPr>
+        <w:t>- **Merge Skills**: Combine duplicate or similar skills</w:t>
+      </w:r>
+    </w:p>
+    <w:p>
+      <w:pPr>
+        <w:rPr>
+          <w:b/>
+          <w:bCs/>
+        </w:rPr>
+      </w:pPr>
+      <w:r>
+        <w:rPr>
+          <w:b/>
+          <w:bCs/>
+        </w:rPr>
+        <w:t>- **Usage Analytics**: See which skills are most popular</w:t>
+      </w:r>
+    </w:p>
+    <w:p>
+      <w:pPr>
+        <w:rPr>
+          <w:b/>
+          <w:bCs/>
+        </w:rPr>
+      </w:pPr>
+    </w:p>
+    <w:p>
+      <w:pPr>
+        <w:rPr>
+          <w:b/>
+          <w:bCs/>
+        </w:rPr>
+      </w:pPr>
+      <w:r>
+        <w:rPr>
+          <w:b/>
+          <w:bCs/>
+        </w:rPr>
+        <w:t>#### Skill Assignment to Consultants</w:t>
+      </w:r>
+    </w:p>
+    <w:p>
+      <w:pPr>
+        <w:rPr>
+          <w:b/>
+          <w:bCs/>
+        </w:rPr>
+      </w:pPr>
+      <w:r>
+        <w:rPr>
+          <w:b/>
+          <w:bCs/>
+        </w:rPr>
+        <w:t>- View consultant-skill relationships</w:t>
+      </w:r>
+    </w:p>
+    <w:p>
+      <w:pPr>
+        <w:rPr>
+          <w:b/>
+          <w:bCs/>
+        </w:rPr>
+      </w:pPr>
+      <w:r>
+        <w:rPr>
+          <w:b/>
+          <w:bCs/>
+        </w:rPr>
+        <w:t>- Bulk assign skills to multiple consultants</w:t>
+      </w:r>
+    </w:p>
+    <w:p>
+      <w:pPr>
+        <w:rPr>
+          <w:b/>
+          <w:bCs/>
+        </w:rPr>
+      </w:pPr>
+      <w:r>
+        <w:rPr>
+          <w:b/>
+          <w:bCs/>
+        </w:rPr>
+        <w:t>- Remove outdated or irrelevant skills</w:t>
+      </w:r>
+    </w:p>
+    <w:p>
+      <w:pPr>
+        <w:rPr>
+          <w:b/>
+          <w:bCs/>
+        </w:rPr>
+      </w:pPr>
+      <w:r>
+        <w:rPr>
+          <w:b/>
+          <w:bCs/>
+        </w:rPr>
+        <w:t>- Track skill demand and supply</w:t>
+      </w:r>
+    </w:p>
+    <w:p>
+      <w:pPr>
+        <w:rPr>
+          <w:b/>
+          <w:bCs/>
+        </w:rPr>
+      </w:pPr>
+    </w:p>
+    <w:p>
+      <w:pPr>
+        <w:rPr>
+          <w:b/>
+          <w:bCs/>
+        </w:rPr>
+      </w:pPr>
+      <w:r>
+        <w:rPr>
+          <w:b/>
+          <w:bCs/>
+        </w:rPr>
+        <w:t>---</w:t>
+      </w:r>
+    </w:p>
+    <w:p>
+      <w:pPr>
+        <w:rPr>
+          <w:b/>
+          <w:bCs/>
+        </w:rPr>
+      </w:pPr>
+    </w:p>
+    <w:p>
+      <w:pPr>
+        <w:rPr>
+          <w:b/>
+          <w:bCs/>
+        </w:rPr>
+      </w:pPr>
+      <w:r>
+        <w:rPr>
+          <w:b/>
+          <w:bCs/>
+        </w:rPr>
+        <w:t>## Invoice Management</w:t>
+      </w:r>
+    </w:p>
+    <w:p>
+      <w:pPr>
+        <w:rPr>
+          <w:b/>
+          <w:bCs/>
+        </w:rPr>
+      </w:pPr>
+    </w:p>
+    <w:p>
+      <w:pPr>
+        <w:rPr>
+          <w:b/>
+          <w:bCs/>
+        </w:rPr>
+      </w:pPr>
+      <w:r>
+        <w:rPr>
+          <w:b/>
+          <w:bCs/>
+        </w:rPr>
+        <w:t>### Invoice Overview (`/admin/invoices/`)</w:t>
+      </w:r>
+    </w:p>
+    <w:p>
+      <w:pPr>
+        <w:rPr>
+          <w:b/>
+          <w:bCs/>
+        </w:rPr>
+      </w:pPr>
+    </w:p>
+    <w:p>
+      <w:pPr>
+        <w:rPr>
+          <w:b/>
+          <w:bCs/>
+        </w:rPr>
+      </w:pPr>
+      <w:r>
+        <w:rPr>
+          <w:b/>
+          <w:bCs/>
+        </w:rPr>
+        <w:t>The invoice management system provides complete oversight of billing processes.</w:t>
+      </w:r>
+    </w:p>
+    <w:p>
+      <w:pPr>
+        <w:rPr>
+          <w:b/>
+          <w:bCs/>
+        </w:rPr>
+      </w:pPr>
+    </w:p>
+    <w:p>
+      <w:pPr>
+        <w:rPr>
+          <w:b/>
+          <w:bCs/>
+        </w:rPr>
+      </w:pPr>
+      <w:r>
+        <w:rPr>
+          <w:b/>
+          <w:bCs/>
+        </w:rPr>
+        <w:t>#### Invoice Status Types</w:t>
+      </w:r>
+    </w:p>
+    <w:p>
+      <w:pPr>
+        <w:rPr>
+          <w:b/>
+          <w:bCs/>
+        </w:rPr>
+      </w:pPr>
+      <w:r>
+        <w:rPr>
+          <w:b/>
+          <w:bCs/>
+        </w:rPr>
+        <w:t>```python</w:t>
+      </w:r>
+    </w:p>
+    <w:p>
+      <w:pPr>
+        <w:rPr>
+          <w:b/>
+          <w:bCs/>
+        </w:rPr>
+      </w:pPr>
+      <w:r>
+        <w:rPr>
+          <w:b/>
+          <w:bCs/>
+        </w:rPr>
+        <w:t>INVOICE_STATUS_CHOICES = [</w:t>
+      </w:r>
+    </w:p>
+    <w:p>
+      <w:pPr>
+        <w:rPr>
+          <w:b/>
+          <w:bCs/>
+        </w:rPr>
+      </w:pPr>
+      <w:r>
+        <w:rPr>
+          <w:b/>
+          <w:bCs/>
+        </w:rPr>
+        <w:t>    ('pending', 'Pending'),</w:t>
+      </w:r>
+    </w:p>
+    <w:p>
+      <w:pPr>
+        <w:rPr>
+          <w:b/>
+          <w:bCs/>
+        </w:rPr>
+      </w:pPr>
+      <w:r>
+        <w:rPr>
+          <w:b/>
+          <w:bCs/>
+        </w:rPr>
+        <w:t>    ('approved', 'Approved'),</w:t>
+      </w:r>
+    </w:p>
+    <w:p>
+      <w:pPr>
+        <w:rPr>
+          <w:b/>
+          <w:bCs/>
+        </w:rPr>
+      </w:pPr>
+      <w:r>
+        <w:rPr>
+          <w:b/>
+          <w:bCs/>
+        </w:rPr>
+        <w:t>    ('paid', 'Paid'),</w:t>
+      </w:r>
+    </w:p>
+    <w:p>
+      <w:pPr>
+        <w:rPr>
+          <w:b/>
+          <w:bCs/>
+        </w:rPr>
+      </w:pPr>
+      <w:r>
+        <w:rPr>
+          <w:b/>
+          <w:bCs/>
+        </w:rPr>
+        <w:lastRenderedPageBreak/>
+        <w:t>    ('rejected', 'Rejected'),</w:t>
+      </w:r>
+    </w:p>
+    <w:p>
+      <w:pPr>
+        <w:rPr>
+          <w:b/>
+          <w:bCs/>
+        </w:rPr>
+      </w:pPr>
+      <w:r>
+        <w:rPr>
+          <w:b/>
+          <w:bCs/>
+        </w:rPr>
+        <w:t>    ('cancelled', 'Cancelled'),</w:t>
+      </w:r>
+    </w:p>
+    <w:p>
+      <w:pPr>
+        <w:rPr>
+          <w:b/>
+          <w:bCs/>
+        </w:rPr>
+      </w:pPr>
+      <w:r>
+        <w:rPr>
+          <w:b/>
+          <w:bCs/>
+        </w:rPr>
+        <w:t>]</w:t>
+      </w:r>
+    </w:p>
+    <w:p>
+      <w:pPr>
+        <w:rPr>
+          <w:b/>
+          <w:bCs/>
+        </w:rPr>
+      </w:pPr>
+      <w:r>
+        <w:rPr>
+          <w:b/>
+          <w:bCs/>
+        </w:rPr>
+        <w:t>```</w:t>
+      </w:r>
+    </w:p>
+    <w:p>
+      <w:pPr>
+        <w:rPr>
+          <w:b/>
+          <w:bCs/>
+        </w:rPr>
+      </w:pPr>
+    </w:p>
+    <w:p>
+      <w:pPr>
+        <w:rPr>
+          <w:b/>
+          <w:bCs/>
+        </w:rPr>
+      </w:pPr>
+      <w:r>
+        <w:rPr>
+          <w:b/>
+          <w:bCs/>
+        </w:rPr>
+        <w:t>#### Invoice Management Tasks</w:t>
+      </w:r>
+    </w:p>
+    <w:p>
+      <w:pPr>
+        <w:rPr>
+          <w:b/>
+          <w:bCs/>
+        </w:rPr>
+      </w:pPr>
+    </w:p>
+    <w:p>
+      <w:pPr>
+        <w:rPr>
+          <w:b/>
+          <w:bCs/>
+        </w:rPr>
+      </w:pPr>
+      <w:r>
+        <w:rPr>
+          <w:b/>
+          <w:bCs/>
+        </w:rPr>
+        <w:t>**Review Pending Invoices**</w:t>
+      </w:r>
+    </w:p>
+    <w:p>
+      <w:pPr>
+        <w:rPr>
+          <w:b/>
+          <w:bCs/>
+        </w:rPr>
+      </w:pPr>
+      <w:r>
+        <w:rPr>
+          <w:b/>
+          <w:bCs/>
+        </w:rPr>
+        <w:t>- View invoice details and supporting documents</w:t>
+      </w:r>
+    </w:p>
+    <w:p>
+      <w:pPr>
+        <w:rPr>
+          <w:b/>
+          <w:bCs/>
+        </w:rPr>
+      </w:pPr>
+      <w:r>
+        <w:rPr>
+          <w:b/>
+          <w:bCs/>
+        </w:rPr>
+        <w:t>- Verify timesheet accuracy</w:t>
+      </w:r>
+    </w:p>
+    <w:p>
+      <w:pPr>
+        <w:rPr>
+          <w:b/>
+          <w:bCs/>
+        </w:rPr>
+      </w:pPr>
+      <w:r>
+        <w:rPr>
+          <w:b/>
+          <w:bCs/>
+        </w:rPr>
+        <w:t>- Check billing rates and calculations</w:t>
+      </w:r>
+    </w:p>
+    <w:p>
+      <w:pPr>
+        <w:rPr>
+          <w:b/>
+          <w:bCs/>
+        </w:rPr>
+      </w:pPr>
+      <w:r>
+        <w:rPr>
+          <w:b/>
+          <w:bCs/>
+        </w:rPr>
+        <w:t>- Approve or reject invoices</w:t>
+      </w:r>
+    </w:p>
+    <w:p>
+      <w:pPr>
+        <w:rPr>
+          <w:b/>
+          <w:bCs/>
+        </w:rPr>
+      </w:pPr>
+    </w:p>
+    <w:p>
+      <w:pPr>
+        <w:rPr>
+          <w:b/>
+          <w:bCs/>
+        </w:rPr>
+      </w:pPr>
+      <w:r>
+        <w:rPr>
+          <w:b/>
+          <w:bCs/>
+        </w:rPr>
+        <w:t>**Invoice Processing Workflow**</w:t>
+      </w:r>
+    </w:p>
+    <w:p>
+      <w:pPr>
+        <w:rPr>
+          <w:b/>
+          <w:bCs/>
+        </w:rPr>
+      </w:pPr>
+      <w:r>
+        <w:rPr>
+          <w:b/>
+          <w:bCs/>
+        </w:rPr>
+        <w:t>1. **Submission**: Consultant submits invoice</w:t>
+      </w:r>
+    </w:p>
+    <w:p>
+      <w:pPr>
+        <w:rPr>
+          <w:b/>
+          <w:bCs/>
+        </w:rPr>
+      </w:pPr>
+      <w:r>
+        <w:rPr>
+          <w:b/>
+          <w:bCs/>
+        </w:rPr>
+        <w:t>2. **Review**: Admin reviews for accuracy</w:t>
+      </w:r>
+    </w:p>
+    <w:p>
+      <w:pPr>
+        <w:rPr>
+          <w:b/>
+          <w:bCs/>
+        </w:rPr>
+      </w:pPr>
+      <w:r>
+        <w:rPr>
+          <w:b/>
+          <w:bCs/>
+        </w:rPr>
+        <w:t>3. **Approval**: Admin approves valid invoices</w:t>
+      </w:r>
+    </w:p>
+    <w:p>
+      <w:pPr>
+        <w:rPr>
+          <w:b/>
+          <w:bCs/>
+        </w:rPr>
+      </w:pPr>
+      <w:r>
+        <w:rPr>
+          <w:b/>
+          <w:bCs/>
+        </w:rPr>
+        <w:t>4. **Payment Processing**: Finance team processes payment</w:t>
+      </w:r>
+    </w:p>
+    <w:p>
+      <w:pPr>
+        <w:rPr>
+          <w:b/>
+          <w:bCs/>
+        </w:rPr>
+      </w:pPr>
+      <w:r>
+        <w:rPr>
+          <w:b/>
+          <w:bCs/>
+        </w:rPr>
+        <w:t>5. **Completion**: Invoice marked as paid</w:t>
+      </w:r>
+    </w:p>
+    <w:p>
+      <w:pPr>
+        <w:rPr>
+          <w:b/>
+          <w:bCs/>
+        </w:rPr>
+      </w:pPr>
+    </w:p>
+    <w:p>
+      <w:pPr>
+        <w:rPr>
+          <w:b/>
+          <w:bCs/>
+        </w:rPr>
+      </w:pPr>
+      <w:r>
+        <w:rPr>
+          <w:b/>
+          <w:bCs/>
+        </w:rPr>
+        <w:t>**Invoice Details**</w:t>
+      </w:r>
+    </w:p>
+    <w:p>
+      <w:pPr>
+        <w:rPr>
+          <w:b/>
+          <w:bCs/>
+        </w:rPr>
+      </w:pPr>
+      <w:r>
+        <w:rPr>
+          <w:b/>
+          <w:bCs/>
+        </w:rPr>
+        <w:t>- Consultant information</w:t>
+      </w:r>
+    </w:p>
+    <w:p>
+      <w:pPr>
+        <w:rPr>
+          <w:b/>
+          <w:bCs/>
+        </w:rPr>
+      </w:pPr>
+      <w:r>
+        <w:rPr>
+          <w:b/>
+          <w:bCs/>
+        </w:rPr>
+        <w:t>- Billing period</w:t>
+      </w:r>
+    </w:p>
+    <w:p>
+      <w:pPr>
+        <w:rPr>
+          <w:b/>
+          <w:bCs/>
+        </w:rPr>
+      </w:pPr>
+      <w:r>
+        <w:rPr>
+          <w:b/>
+          <w:bCs/>
+        </w:rPr>
+        <w:t>- Hours worked and rates</w:t>
+      </w:r>
+    </w:p>
+    <w:p>
+      <w:pPr>
+        <w:rPr>
+          <w:b/>
+          <w:bCs/>
+        </w:rPr>
+      </w:pPr>
+      <w:r>
+        <w:rPr>
+          <w:b/>
+          <w:bCs/>
+        </w:rPr>
+        <w:t>- Total amount</w:t>
+      </w:r>
+    </w:p>
+    <w:p>
+      <w:pPr>
+        <w:rPr>
+          <w:b/>
+          <w:bCs/>
+        </w:rPr>
+      </w:pPr>
+      <w:r>
+        <w:rPr>
+          <w:b/>
+          <w:bCs/>
+        </w:rPr>
+        <w:t>- Supporting timesheets</w:t>
+      </w:r>
+    </w:p>
+    <w:p>
+      <w:pPr>
+        <w:rPr>
+          <w:b/>
+          <w:bCs/>
+        </w:rPr>
+      </w:pPr>
+      <w:r>
+        <w:rPr>
+          <w:b/>
+          <w:bCs/>
+        </w:rPr>
+        <w:t>- Client information (if applicable)</w:t>
+      </w:r>
+    </w:p>
+    <w:p>
+      <w:pPr>
+        <w:rPr>
+          <w:b/>
+          <w:bCs/>
+        </w:rPr>
+      </w:pPr>
+    </w:p>
+    <w:p>
+      <w:pPr>
+        <w:rPr>
+          <w:b/>
+          <w:bCs/>
+        </w:rPr>
+      </w:pPr>
+      <w:r>
+        <w:rPr>
+          <w:b/>
+          <w:bCs/>
+        </w:rPr>
+        <w:lastRenderedPageBreak/>
+        <w:t>#### Bulk Invoice Operations</w:t>
+      </w:r>
+    </w:p>
+    <w:p>
+      <w:pPr>
+        <w:rPr>
+          <w:b/>
+          <w:bCs/>
+        </w:rPr>
+      </w:pPr>
+      <w:r>
+        <w:rPr>
+          <w:b/>
+          <w:bCs/>
+        </w:rPr>
+        <w:t>- Export invoices for accounting</w:t>
+      </w:r>
+    </w:p>
+    <w:p>
+      <w:pPr>
+        <w:rPr>
+          <w:b/>
+          <w:bCs/>
+        </w:rPr>
+      </w:pPr>
+      <w:r>
+        <w:rPr>
+          <w:b/>
+          <w:bCs/>
+        </w:rPr>
+        <w:t>- Batch approve multiple invoices</w:t>
+      </w:r>
+    </w:p>
+    <w:p>
+      <w:pPr>
+        <w:rPr>
+          <w:b/>
+          <w:bCs/>
+        </w:rPr>
+      </w:pPr>
+      <w:r>
+        <w:rPr>
+          <w:b/>
+          <w:bCs/>
+        </w:rPr>
+        <w:t>- Generate payment reports</w:t>
+      </w:r>
+    </w:p>
+    <w:p>
+      <w:pPr>
+        <w:rPr>
+          <w:b/>
+          <w:bCs/>
+        </w:rPr>
+      </w:pPr>
+      <w:r>
+        <w:rPr>
+          <w:b/>
+          <w:bCs/>
+        </w:rPr>
+        <w:t>- Send payment notifications</w:t>
+      </w:r>
+    </w:p>
+    <w:p>
+      <w:pPr>
+        <w:rPr>
+          <w:b/>
+          <w:bCs/>
+        </w:rPr>
+      </w:pPr>
+    </w:p>
+    <w:p>
+      <w:pPr>
+        <w:rPr>
+          <w:b/>
+          <w:bCs/>
+        </w:rPr>
+      </w:pPr>
+      <w:r>
+        <w:rPr>
+          <w:b/>
+          <w:bCs/>
+        </w:rPr>
+        <w:t>#### Invoice Analytics</w:t>
+      </w:r>
+    </w:p>
+    <w:p>
+      <w:pPr>
+        <w:rPr>
+          <w:b/>
+          <w:bCs/>
+        </w:rPr>
+      </w:pPr>
+      <w:r>
+        <w:rPr>
+          <w:b/>
+          <w:bCs/>
+        </w:rPr>
+        <w:t>- Monthly billing summaries</w:t>
+      </w:r>
+    </w:p>
+    <w:p>
+      <w:pPr>
+        <w:rPr>
+          <w:b/>
+          <w:bCs/>
+        </w:rPr>
+      </w:pPr>
+      <w:r>
+        <w:rPr>
+          <w:b/>
+          <w:bCs/>
+        </w:rPr>
+        <w:t>- Consultant earning reports</w:t>
+      </w:r>
+    </w:p>
+    <w:p>
+      <w:pPr>
+        <w:rPr>
+          <w:b/>
+          <w:bCs/>
+        </w:rPr>
+      </w:pPr>
+      <w:r>
+        <w:rPr>
+          <w:b/>
+          <w:bCs/>
+        </w:rPr>
+        <w:t>- Payment processing metrics</w:t>
+      </w:r>
+    </w:p>
+    <w:p>
+      <w:pPr>
+        <w:rPr>
+          <w:b/>
+          <w:bCs/>
+        </w:rPr>
+      </w:pPr>
+      <w:r>
+        <w:rPr>
+          <w:b/>
+          <w:bCs/>
+        </w:rPr>
+        <w:t>- Outstanding invoice tracking</w:t>
+      </w:r>
+    </w:p>
+    <w:p>
+      <w:pPr>
+        <w:rPr>
+          <w:b/>
+          <w:bCs/>
+        </w:rPr>
+      </w:pPr>
+    </w:p>
+    <w:p>
+      <w:pPr>
+        <w:rPr>
+          <w:b/>
+          <w:bCs/>
+        </w:rPr>
+      </w:pPr>
+      <w:r>
+        <w:rPr>
+          <w:b/>
+          <w:bCs/>
+        </w:rPr>
+        <w:t>---</w:t>
+      </w:r>
+    </w:p>
+    <w:p>
+      <w:pPr>
+        <w:rPr>
+          <w:b/>
+          <w:bCs/>
+        </w:rPr>
+      </w:pPr>
+    </w:p>
+    <w:p>
+      <w:pPr>
+        <w:rPr>
+          <w:b/>
+          <w:bCs/>
+        </w:rPr>
+      </w:pPr>
+      <w:r>
+        <w:rPr>
+          <w:b/>
+          <w:bCs/>
+        </w:rPr>
+        <w:t>## User Management</w:t>
+      </w:r>
+    </w:p>
+    <w:p>
+      <w:pPr>
+        <w:rPr>
+          <w:b/>
+          <w:bCs/>
+        </w:rPr>
+      </w:pPr>
+    </w:p>
+    <w:p>
+      <w:pPr>
+        <w:rPr>
+          <w:b/>
+          <w:bCs/>
+        </w:rPr>
+      </w:pPr>
+      <w:r>
+        <w:rPr>
+          <w:b/>
+          <w:bCs/>
+        </w:rPr>
+        <w:t>### User Account Administration</w:t>
+      </w:r>
+    </w:p>
+    <w:p>
+      <w:pPr>
+        <w:rPr>
+          <w:b/>
+          <w:bCs/>
+        </w:rPr>
+      </w:pPr>
+    </w:p>
+    <w:p>
+      <w:pPr>
+        <w:rPr>
+          <w:b/>
+          <w:bCs/>
+        </w:rPr>
+      </w:pPr>
+      <w:r>
+        <w:rPr>
+          <w:b/>
+          <w:bCs/>
+        </w:rPr>
+        <w:t>#### User Types</w:t>
+      </w:r>
+    </w:p>
+    <w:p>
+      <w:pPr>
+        <w:rPr>
+          <w:b/>
+          <w:bCs/>
+        </w:rPr>
+      </w:pPr>
+      <w:r>
+        <w:rPr>
+          <w:b/>
+          <w:bCs/>
+        </w:rPr>
+        <w:t>1. **Consultants**: Service providers</w:t>
+      </w:r>
+    </w:p>
+    <w:p>
+      <w:pPr>
+        <w:rPr>
+          <w:b/>
+          <w:bCs/>
+        </w:rPr>
+      </w:pPr>
+      <w:r>
+        <w:rPr>
+          <w:b/>
+          <w:bCs/>
+        </w:rPr>
+        <w:t>2. **Clients**: Service consumers</w:t>
+      </w:r>
+    </w:p>
+    <w:p>
+      <w:pPr>
+        <w:rPr>
+          <w:b/>
+          <w:bCs/>
+        </w:rPr>
+      </w:pPr>
+      <w:r>
+        <w:rPr>
+          <w:b/>
+          <w:bCs/>
+        </w:rPr>
+        <w:t>3. **Administrators**: Platform managers</w:t>
+      </w:r>
+    </w:p>
+    <w:p>
+      <w:pPr>
+        <w:rPr>
+          <w:b/>
+          <w:bCs/>
+        </w:rPr>
+      </w:pPr>
+    </w:p>
+    <w:p>
+      <w:pPr>
+        <w:rPr>
+          <w:b/>
+          <w:bCs/>
+        </w:rPr>
+      </w:pPr>
+      <w:r>
+        <w:rPr>
+          <w:b/>
+          <w:bCs/>
+        </w:rPr>
+        <w:t>#### User Management Tasks</w:t>
+      </w:r>
+    </w:p>
+    <w:p>
+      <w:pPr>
+        <w:rPr>
+          <w:b/>
+          <w:bCs/>
+        </w:rPr>
+      </w:pPr>
+    </w:p>
+    <w:p>
+      <w:pPr>
+        <w:rPr>
+          <w:b/>
+          <w:bCs/>
+        </w:rPr>
+      </w:pPr>
+      <w:r>
+        <w:rPr>
+          <w:b/>
+          <w:bCs/>
+        </w:rPr>
+        <w:t>**Account Creation**</w:t>
+      </w:r>
+    </w:p>
+    <w:p>
+      <w:pPr>
+        <w:rPr>
+          <w:b/>
+          <w:bCs/>
+        </w:rPr>
+      </w:pPr>
+      <w:r>
+        <w:rPr>
+          <w:b/>
+          <w:bCs/>
+        </w:rPr>
+        <w:t>- Create new user accounts</w:t>
+      </w:r>
+    </w:p>
+    <w:p>
+      <w:pPr>
+        <w:rPr>
+          <w:b/>
+          <w:bCs/>
+        </w:rPr>
+      </w:pPr>
+      <w:r>
+        <w:rPr>
+          <w:b/>
+          <w:bCs/>
+        </w:rPr>
+        <w:t>- Set initial permissions</w:t>
+      </w:r>
+    </w:p>
+    <w:p>
+      <w:pPr>
+        <w:rPr>
+          <w:b/>
+          <w:bCs/>
+        </w:rPr>
+      </w:pPr>
+      <w:r>
+        <w:rPr>
+          <w:b/>
+          <w:bCs/>
+        </w:rPr>
+        <w:lastRenderedPageBreak/>
+        <w:t>- Send welcome emails</w:t>
+      </w:r>
+    </w:p>
+    <w:p>
+      <w:pPr>
+        <w:rPr>
+          <w:b/>
+          <w:bCs/>
+        </w:rPr>
+      </w:pPr>
+      <w:r>
+        <w:rPr>
+          <w:b/>
+          <w:bCs/>
+        </w:rPr>
+        <w:t>- Configure account settings</w:t>
+      </w:r>
+    </w:p>
+    <w:p>
+      <w:pPr>
+        <w:rPr>
+          <w:b/>
+          <w:bCs/>
+        </w:rPr>
+      </w:pPr>
+    </w:p>
+    <w:p>
+      <w:pPr>
+        <w:rPr>
+          <w:b/>
+          <w:bCs/>
+        </w:rPr>
+      </w:pPr>
+      <w:r>
+        <w:rPr>
+          <w:b/>
+          <w:bCs/>
+        </w:rPr>
+        <w:t>**Account Modification**</w:t>
+      </w:r>
+    </w:p>
+    <w:p>
+      <w:pPr>
+        <w:rPr>
+          <w:b/>
+          <w:bCs/>
+        </w:rPr>
+      </w:pPr>
+      <w:r>
+        <w:rPr>
+          <w:b/>
+          <w:bCs/>
+        </w:rPr>
+        <w:t>- Update user information</w:t>
+      </w:r>
+    </w:p>
+    <w:p>
+      <w:pPr>
+        <w:rPr>
+          <w:b/>
+          <w:bCs/>
+        </w:rPr>
+      </w:pPr>
+      <w:r>
+        <w:rPr>
+          <w:b/>
+          <w:bCs/>
+        </w:rPr>
+        <w:t>- Change passwords</w:t>
+      </w:r>
+    </w:p>
+    <w:p>
+      <w:pPr>
+        <w:rPr>
+          <w:b/>
+          <w:bCs/>
+        </w:rPr>
+      </w:pPr>
+      <w:r>
+        <w:rPr>
+          <w:b/>
+          <w:bCs/>
+        </w:rPr>
+        <w:t>- Modify permissions</w:t>
+      </w:r>
+    </w:p>
+    <w:p>
+      <w:pPr>
+        <w:rPr>
+          <w:b/>
+          <w:bCs/>
+        </w:rPr>
+      </w:pPr>
+      <w:r>
+        <w:rPr>
+          <w:b/>
+          <w:bCs/>
+        </w:rPr>
+        <w:t>- Update contact details</w:t>
+      </w:r>
+    </w:p>
+    <w:p>
+      <w:pPr>
+        <w:rPr>
+          <w:b/>
+          <w:bCs/>
+        </w:rPr>
+      </w:pPr>
+    </w:p>
+    <w:p>
+      <w:pPr>
+        <w:rPr>
+          <w:b/>
+          <w:bCs/>
+        </w:rPr>
+      </w:pPr>
+      <w:r>
+        <w:rPr>
+          <w:b/>
+          <w:bCs/>
+        </w:rPr>
+        <w:t>**Account Status Management**</w:t>
+      </w:r>
+    </w:p>
+    <w:p>
+      <w:pPr>
+        <w:rPr>
+          <w:b/>
+          <w:bCs/>
+        </w:rPr>
+      </w:pPr>
+      <w:r>
+        <w:rPr>
+          <w:b/>
+          <w:bCs/>
+        </w:rPr>
+        <w:t>```python</w:t>
+      </w:r>
+    </w:p>
+    <w:p>
+      <w:pPr>
+        <w:rPr>
+          <w:b/>
+          <w:bCs/>
+        </w:rPr>
+      </w:pPr>
+      <w:r>
+        <w:rPr>
+          <w:b/>
+          <w:bCs/>
+        </w:rPr>
+        <w:t># User status options:</w:t>
+      </w:r>
+    </w:p>
+    <w:p>
+      <w:pPr>
+        <w:rPr>
+          <w:b/>
+          <w:bCs/>
+        </w:rPr>
+      </w:pPr>
+      <w:r>
+        <w:rPr>
+          <w:b/>
+          <w:bCs/>
+        </w:rPr>
+        <w:t>is_active = True/False      # Account enabled/disabled</w:t>
+      </w:r>
+    </w:p>
+    <w:p>
+      <w:pPr>
+        <w:rPr>
+          <w:b/>
+          <w:bCs/>
+        </w:rPr>
+      </w:pPr>
+      <w:r>
+        <w:rPr>
+          <w:b/>
+          <w:bCs/>
+        </w:rPr>
+        <w:t>is_staff = True/False       # Admin access</w:t>
+      </w:r>
+    </w:p>
+    <w:p>
+      <w:pPr>
+        <w:rPr>
+          <w:b/>
+          <w:bCs/>
+        </w:rPr>
+      </w:pPr>
+      <w:r>
+        <w:rPr>
+          <w:b/>
+          <w:bCs/>
+        </w:rPr>
+        <w:t>is_superuser = True/False   # Full system access</w:t>
+      </w:r>
+    </w:p>
+    <w:p>
+      <w:pPr>
+        <w:rPr>
+          <w:b/>
+          <w:bCs/>
+        </w:rPr>
+      </w:pPr>
+      <w:r>
+        <w:rPr>
+          <w:b/>
+          <w:bCs/>
+        </w:rPr>
+        <w:t>```</w:t>
+      </w:r>
+    </w:p>
+    <w:p>
+      <w:pPr>
+        <w:rPr>
+          <w:b/>
+          <w:bCs/>
+        </w:rPr>
+      </w:pPr>
+    </w:p>
+    <w:p>
+      <w:pPr>
+        <w:rPr>
+          <w:b/>
+          <w:bCs/>
+        </w:rPr>
+      </w:pPr>
+      <w:r>
+        <w:rPr>
+          <w:b/>
+          <w:bCs/>
+        </w:rPr>
+        <w:t>#### User Activity Monitoring</w:t>
+      </w:r>
+    </w:p>
+    <w:p>
+      <w:pPr>
+        <w:rPr>
+          <w:b/>
+          <w:bCs/>
+        </w:rPr>
+      </w:pPr>
+      <w:r>
+        <w:rPr>
+          <w:b/>
+          <w:bCs/>
+        </w:rPr>
+        <w:t>- Login/logout tracking</w:t>
+      </w:r>
+    </w:p>
+    <w:p>
+      <w:pPr>
+        <w:rPr>
+          <w:b/>
+          <w:bCs/>
+        </w:rPr>
+      </w:pPr>
+      <w:r>
+        <w:rPr>
+          <w:b/>
+          <w:bCs/>
+        </w:rPr>
+        <w:t>- Action history</w:t>
+      </w:r>
+    </w:p>
+    <w:p>
+      <w:pPr>
+        <w:rPr>
+          <w:b/>
+          <w:bCs/>
+        </w:rPr>
+      </w:pPr>
+      <w:r>
+        <w:rPr>
+          <w:b/>
+          <w:bCs/>
+        </w:rPr>
+        <w:t>- Security event monitoring</w:t>
+      </w:r>
+    </w:p>
+    <w:p>
+      <w:pPr>
+        <w:rPr>
+          <w:b/>
+          <w:bCs/>
+        </w:rPr>
+      </w:pPr>
+      <w:r>
+        <w:rPr>
+          <w:b/>
+          <w:bCs/>
+        </w:rPr>
+        <w:t>- Session management</w:t>
+      </w:r>
+    </w:p>
+    <w:p>
+      <w:pPr>
+        <w:rPr>
+          <w:b/>
+          <w:bCs/>
+        </w:rPr>
+      </w:pPr>
+    </w:p>
+    <w:p>
+      <w:pPr>
+        <w:rPr>
+          <w:b/>
+          <w:bCs/>
+        </w:rPr>
+      </w:pPr>
+      <w:r>
+        <w:rPr>
+          <w:b/>
+          <w:bCs/>
+        </w:rPr>
+        <w:t>#### Bulk User Operations</w:t>
+      </w:r>
+    </w:p>
+    <w:p>
+      <w:pPr>
+        <w:rPr>
+          <w:b/>
+          <w:bCs/>
+        </w:rPr>
+      </w:pPr>
+      <w:r>
+        <w:rPr>
+          <w:b/>
+          <w:bCs/>
+        </w:rPr>
+        <w:t>- Export user lists</w:t>
+      </w:r>
+    </w:p>
+    <w:p>
+      <w:pPr>
+        <w:rPr>
+          <w:b/>
+          <w:bCs/>
+        </w:rPr>
+      </w:pPr>
+      <w:r>
+        <w:rPr>
+          <w:b/>
+          <w:bCs/>
+        </w:rPr>
+        <w:t>- Bulk email communications</w:t>
+      </w:r>
+    </w:p>
+    <w:p>
+      <w:pPr>
+        <w:rPr>
+          <w:b/>
+          <w:bCs/>
+        </w:rPr>
+      </w:pPr>
+      <w:r>
+        <w:rPr>
+          <w:b/>
+          <w:bCs/>
+        </w:rPr>
+        <w:t>- Mass permission updates</w:t>
+      </w:r>
+    </w:p>
+    <w:p>
+      <w:pPr>
+        <w:rPr>
+          <w:b/>
+          <w:bCs/>
+        </w:rPr>
+      </w:pPr>
+      <w:r>
+        <w:rPr>
+          <w:b/>
+          <w:bCs/>
+        </w:rPr>
+        <w:t>- Account cleanup operations</w:t>
+      </w:r>
+    </w:p>
+    <w:p>
+      <w:pPr>
+        <w:rPr>
+          <w:b/>
+          <w:bCs/>
+        </w:rPr>
+      </w:pPr>
+    </w:p>
+    <w:p>
+      <w:pPr>
+        <w:rPr>
+          <w:b/>
+          <w:bCs/>
+        </w:rPr>
+      </w:pPr>
+      <w:r>
+        <w:rPr>
+          <w:b/>
+          <w:bCs/>
+        </w:rPr>
+        <w:t>---</w:t>
+      </w:r>
+    </w:p>
+    <w:p>
+      <w:pPr>
+        <w:rPr>
+          <w:b/>
+          <w:bCs/>
+        </w:rPr>
+      </w:pPr>
+    </w:p>
+    <w:p>
+      <w:pPr>
+        <w:rPr>
+          <w:b/>
+          <w:bCs/>
+        </w:rPr>
+      </w:pPr>
+      <w:r>
+        <w:rPr>
+          <w:b/>
+          <w:bCs/>
+        </w:rPr>
+        <w:t>## System Monitoring</w:t>
+      </w:r>
+    </w:p>
+    <w:p>
+      <w:pPr>
+        <w:rPr>
+          <w:b/>
+          <w:bCs/>
+        </w:rPr>
+      </w:pPr>
+    </w:p>
+    <w:p>
+      <w:pPr>
+        <w:rPr>
+          <w:b/>
+          <w:bCs/>
+        </w:rPr>
+      </w:pPr>
+      <w:r>
+        <w:rPr>
+          <w:b/>
+          <w:bCs/>
+        </w:rPr>
+        <w:t>### Platform Health Monitoring</w:t>
+      </w:r>
+    </w:p>
+    <w:p>
+      <w:pPr>
+        <w:rPr>
+          <w:b/>
+          <w:bCs/>
+        </w:rPr>
+      </w:pPr>
+    </w:p>
+    <w:p>
+      <w:pPr>
+        <w:rPr>
+          <w:b/>
+          <w:bCs/>
+        </w:rPr>
+      </w:pPr>
+      <w:r>
+        <w:rPr>
+          <w:b/>
+          <w:bCs/>
+        </w:rPr>
+        <w:t>#### System Status Dashboard</w:t>
+      </w:r>
+    </w:p>
+    <w:p>
+      <w:pPr>
+        <w:rPr>
+          <w:b/>
+          <w:bCs/>
+        </w:rPr>
+      </w:pPr>
+      <w:r>
+        <w:rPr>
+          <w:b/>
+          <w:bCs/>
+        </w:rPr>
+        <w:t>- **Database Health**: Connection status and performance</w:t>
+      </w:r>
+    </w:p>
+    <w:p>
+      <w:pPr>
+        <w:rPr>
+          <w:b/>
+          <w:bCs/>
+        </w:rPr>
+      </w:pPr>
+      <w:r>
+        <w:rPr>
+          <w:b/>
+          <w:bCs/>
+        </w:rPr>
+        <w:t>- **File System**: Storage usage and availability</w:t>
+      </w:r>
+    </w:p>
+    <w:p>
+      <w:pPr>
+        <w:rPr>
+          <w:b/>
+          <w:bCs/>
+        </w:rPr>
+      </w:pPr>
+      <w:r>
+        <w:rPr>
+          <w:b/>
+          <w:bCs/>
+        </w:rPr>
+        <w:t>- **Email System**: Mail server connectivity</w:t>
+      </w:r>
+    </w:p>
+    <w:p>
+      <w:pPr>
+        <w:rPr>
+          <w:b/>
+          <w:bCs/>
+        </w:rPr>
+      </w:pPr>
+      <w:r>
+        <w:rPr>
+          <w:b/>
+          <w:bCs/>
+        </w:rPr>
+        <w:t>- **Background Tasks**: Celery task queue status</w:t>
+      </w:r>
+    </w:p>
+    <w:p>
+      <w:pPr>
+        <w:rPr>
+          <w:b/>
+          <w:bCs/>
+        </w:rPr>
+      </w:pPr>
+    </w:p>
+    <w:p>
+      <w:pPr>
+        <w:rPr>
+          <w:b/>
+          <w:bCs/>
+        </w:rPr>
+      </w:pPr>
+      <w:r>
+        <w:rPr>
+          <w:b/>
+          <w:bCs/>
+        </w:rPr>
+        <w:t>#### Log Management</w:t>
+      </w:r>
+    </w:p>
+    <w:p>
+      <w:pPr>
+        <w:rPr>
+          <w:b/>
+          <w:bCs/>
+        </w:rPr>
+      </w:pPr>
+      <w:r>
+        <w:rPr>
+          <w:b/>
+          <w:bCs/>
+        </w:rPr>
+        <w:t>Monitor system logs located in `logs/`:</w:t>
+      </w:r>
+    </w:p>
+    <w:p>
+      <w:pPr>
+        <w:rPr>
+          <w:b/>
+          <w:bCs/>
+        </w:rPr>
+      </w:pPr>
+      <w:r>
+        <w:rPr>
+          <w:b/>
+          <w:bCs/>
+        </w:rPr>
+        <w:t>- `backend.log`: Application events</w:t>
+      </w:r>
+    </w:p>
+    <w:p>
+      <w:pPr>
+        <w:rPr>
+          <w:b/>
+          <w:bCs/>
+        </w:rPr>
+      </w:pPr>
+      <w:r>
+        <w:rPr>
+          <w:b/>
+          <w:bCs/>
+        </w:rPr>
+        <w:t>- `errors.log`: Error tracking</w:t>
+      </w:r>
+    </w:p>
+    <w:p>
+      <w:pPr>
+        <w:rPr>
+          <w:b/>
+          <w:bCs/>
+        </w:rPr>
+      </w:pPr>
+      <w:r>
+        <w:rPr>
+          <w:b/>
+          <w:bCs/>
+        </w:rPr>
+        <w:t>- `general.log`: General system activity</w:t>
+      </w:r>
+    </w:p>
+    <w:p>
+      <w:pPr>
+        <w:rPr>
+          <w:b/>
+          <w:bCs/>
+        </w:rPr>
+      </w:pPr>
+      <w:r>
+        <w:rPr>
+          <w:b/>
+          <w:bCs/>
+        </w:rPr>
+        <w:t>- `server.log`: Server operations</w:t>
+      </w:r>
+    </w:p>
+    <w:p>
+      <w:pPr>
+        <w:rPr>
+          <w:b/>
+          <w:bCs/>
+        </w:rPr>
+      </w:pPr>
+    </w:p>
+    <w:p>
+      <w:pPr>
+        <w:rPr>
+          <w:b/>
+          <w:bCs/>
+        </w:rPr>
+      </w:pPr>
+      <w:r>
+        <w:rPr>
+          <w:b/>
+          <w:bCs/>
+        </w:rPr>
+        <w:t>#### Performance Metrics</w:t>
+      </w:r>
+    </w:p>
+    <w:p>
+      <w:pPr>
+        <w:rPr>
+          <w:b/>
+          <w:bCs/>
+        </w:rPr>
+      </w:pPr>
+      <w:r>
+        <w:rPr>
+          <w:b/>
+          <w:bCs/>
+        </w:rPr>
+        <w:t>- **Response Times**: Page load performance</w:t>
+      </w:r>
+    </w:p>
+    <w:p>
+      <w:pPr>
+        <w:rPr>
+          <w:b/>
+          <w:bCs/>
+        </w:rPr>
+      </w:pPr>
+      <w:r>
+        <w:rPr>
+          <w:b/>
+          <w:bCs/>
+        </w:rPr>
+        <w:t>- **Database Queries**: Query performance and optimization</w:t>
+      </w:r>
+    </w:p>
+    <w:p>
+      <w:pPr>
+        <w:rPr>
+          <w:b/>
+          <w:bCs/>
+        </w:rPr>
+      </w:pPr>
+      <w:r>
+        <w:rPr>
+          <w:b/>
+          <w:bCs/>
+        </w:rPr>
+        <w:t>- **File Uploads**: Upload success rates and speeds</w:t>
+      </w:r>
+    </w:p>
+    <w:p>
+      <w:pPr>
+        <w:rPr>
+          <w:b/>
+          <w:bCs/>
+        </w:rPr>
+      </w:pPr>
+      <w:r>
+        <w:rPr>
+          <w:b/>
+          <w:bCs/>
+        </w:rPr>
+        <w:t>- **User Sessions**: Active user monitoring</w:t>
+      </w:r>
+    </w:p>
+    <w:p>
+      <w:pPr>
+        <w:rPr>
+          <w:b/>
+          <w:bCs/>
+        </w:rPr>
+      </w:pPr>
+    </w:p>
+    <w:p>
+      <w:pPr>
+        <w:rPr>
+          <w:b/>
+          <w:bCs/>
+        </w:rPr>
+      </w:pPr>
+      <w:r>
+        <w:rPr>
+          <w:b/>
+          <w:bCs/>
+        </w:rPr>
+        <w:t>### Maintenance Commands</w:t>
+      </w:r>
+    </w:p>
+    <w:p>
+      <w:pPr>
+        <w:rPr>
+          <w:b/>
+          <w:bCs/>
+        </w:rPr>
+      </w:pPr>
+    </w:p>
+    <w:p>
+      <w:pPr>
+        <w:rPr>
+          <w:b/>
+          <w:bCs/>
+        </w:rPr>
+      </w:pPr>
+      <w:r>
+        <w:rPr>
+          <w:b/>
+          <w:bCs/>
+        </w:rPr>
+        <w:lastRenderedPageBreak/>
+        <w:t>#### Regular Maintenance Tasks</w:t>
+      </w:r>
+    </w:p>
+    <w:p>
+      <w:pPr>
+        <w:rPr>
+          <w:b/>
+          <w:bCs/>
+        </w:rPr>
+      </w:pPr>
+      <w:r>
+        <w:rPr>
+          <w:b/>
+          <w:bCs/>
+        </w:rPr>
+        <w:t>```bash</w:t>
+      </w:r>
+    </w:p>
+    <w:p>
+      <w:pPr>
+        <w:rPr>
+          <w:b/>
+          <w:bCs/>
+        </w:rPr>
+      </w:pPr>
+      <w:r>
+        <w:rPr>
+          <w:b/>
+          <w:bCs/>
+        </w:rPr>
+        <w:t># Clean old log files</w:t>
+      </w:r>
+    </w:p>
+    <w:p>
+      <w:pPr>
+        <w:rPr>
+          <w:b/>
+          <w:bCs/>
+        </w:rPr>
+      </w:pPr>
+      <w:r>
+        <w:rPr>
+          <w:b/>
+          <w:bCs/>
+        </w:rPr>
+        <w:t>python manage.py cleanup_old_logs</w:t>
+      </w:r>
+    </w:p>
+    <w:p>
+      <w:pPr>
+        <w:rPr>
+          <w:b/>
+          <w:bCs/>
+        </w:rPr>
+      </w:pPr>
+    </w:p>
+    <w:p>
+      <w:pPr>
+        <w:rPr>
+          <w:b/>
+          <w:bCs/>
+        </w:rPr>
+      </w:pPr>
+      <w:r>
+        <w:rPr>
+          <w:b/>
+          <w:bCs/>
+        </w:rPr>
+        <w:t># Remove redundant files</w:t>
+      </w:r>
+    </w:p>
+    <w:p>
+      <w:pPr>
+        <w:rPr>
+          <w:b/>
+          <w:bCs/>
+        </w:rPr>
+      </w:pPr>
+      <w:r>
+        <w:rPr>
+          <w:b/>
+          <w:bCs/>
+        </w:rPr>
+        <w:t>python manage.py cleanup_redundant_files</w:t>
+      </w:r>
+    </w:p>
+    <w:p>
+      <w:pPr>
+        <w:rPr>
+          <w:b/>
+          <w:bCs/>
+        </w:rPr>
+      </w:pPr>
+    </w:p>
+    <w:p>
+      <w:pPr>
+        <w:rPr>
+          <w:b/>
+          <w:bCs/>
+        </w:rPr>
+      </w:pPr>
+      <w:r>
+        <w:rPr>
+          <w:b/>
+          <w:bCs/>
+        </w:rPr>
+        <w:t># Test email configuration</w:t>
+      </w:r>
+    </w:p>
+    <w:p>
+      <w:pPr>
+        <w:rPr>
+          <w:b/>
+          <w:bCs/>
+        </w:rPr>
+      </w:pPr>
+      <w:r>
+        <w:rPr>
+          <w:b/>
+          <w:bCs/>
+        </w:rPr>
+        <w:t>python manage.py send_test_email</w:t>
+      </w:r>
+    </w:p>
+    <w:p>
+      <w:pPr>
+        <w:rPr>
+          <w:b/>
+          <w:bCs/>
+        </w:rPr>
+      </w:pPr>
+    </w:p>
+    <w:p>
+      <w:pPr>
+        <w:rPr>
+          <w:b/>
+          <w:bCs/>
+        </w:rPr>
+      </w:pPr>
+      <w:r>
+        <w:rPr>
+          <w:b/>
+          <w:bCs/>
+        </w:rPr>
+        <w:t># Database maintenance</w:t>
+      </w:r>
+    </w:p>
+    <w:p>
+      <w:pPr>
+        <w:rPr>
+          <w:b/>
+          <w:bCs/>
+        </w:rPr>
+      </w:pPr>
+      <w:r>
+        <w:rPr>
+          <w:b/>
+          <w:bCs/>
+        </w:rPr>
+        <w:t>python manage.py clearsessions</w:t>
+      </w:r>
+    </w:p>
+    <w:p>
+      <w:pPr>
+        <w:rPr>
+          <w:b/>
+          <w:bCs/>
+        </w:rPr>
+      </w:pPr>
+      <w:r>
+        <w:rPr>
+          <w:b/>
+          <w:bCs/>
+        </w:rPr>
+        <w:t>```</w:t>
+      </w:r>
+    </w:p>
+    <w:p>
+      <w:pPr>
+        <w:rPr>
+          <w:b/>
+          <w:bCs/>
+        </w:rPr>
+      </w:pPr>
+    </w:p>
+    <w:p>
+      <w:pPr>
+        <w:rPr>
+          <w:b/>
+          <w:bCs/>
+        </w:rPr>
+      </w:pPr>
+      <w:r>
+        <w:rPr>
+          <w:b/>
+          <w:bCs/>
+        </w:rPr>
+        <w:t>#### System Health Checks</w:t>
+      </w:r>
+    </w:p>
+    <w:p>
+      <w:pPr>
+        <w:rPr>
+          <w:b/>
+          <w:bCs/>
+        </w:rPr>
+      </w:pPr>
+      <w:r>
+        <w:rPr>
+          <w:b/>
+          <w:bCs/>
+        </w:rPr>
+        <w:t>```bash</w:t>
+      </w:r>
+    </w:p>
+    <w:p>
+      <w:pPr>
+        <w:rPr>
+          <w:b/>
+          <w:bCs/>
+        </w:rPr>
+      </w:pPr>
+      <w:r>
+        <w:rPr>
+          <w:b/>
+          <w:bCs/>
+        </w:rPr>
+        <w:t># Test consultant creation</w:t>
+      </w:r>
+    </w:p>
+    <w:p>
+      <w:pPr>
+        <w:rPr>
+          <w:b/>
+          <w:bCs/>
+        </w:rPr>
+      </w:pPr>
+      <w:r>
+        <w:rPr>
+          <w:b/>
+          <w:bCs/>
+        </w:rPr>
+        <w:t>python manage.py test_add_consultant</w:t>
+      </w:r>
+    </w:p>
+    <w:p>
+      <w:pPr>
+        <w:rPr>
+          <w:b/>
+          <w:bCs/>
+        </w:rPr>
+      </w:pPr>
+    </w:p>
+    <w:p>
+      <w:pPr>
+        <w:rPr>
+          <w:b/>
+          <w:bCs/>
+        </w:rPr>
+      </w:pPr>
+      <w:r>
+        <w:rPr>
+          <w:b/>
+          <w:bCs/>
+        </w:rPr>
+        <w:t># Verify database integrity</w:t>
+      </w:r>
+    </w:p>
+    <w:p>
+      <w:pPr>
+        <w:rPr>
+          <w:b/>
+          <w:bCs/>
+        </w:rPr>
+      </w:pPr>
+      <w:r>
+        <w:rPr>
+          <w:b/>
+          <w:bCs/>
+        </w:rPr>
+        <w:t>python manage.py check</w:t>
+      </w:r>
+    </w:p>
+    <w:p>
+      <w:pPr>
+        <w:rPr>
+          <w:b/>
+          <w:bCs/>
+        </w:rPr>
+      </w:pPr>
+    </w:p>
+    <w:p>
+      <w:pPr>
+        <w:rPr>
+          <w:b/>
+          <w:bCs/>
+        </w:rPr>
+      </w:pPr>
+      <w:r>
+        <w:rPr>
+          <w:b/>
+          <w:bCs/>
+        </w:rPr>
+        <w:t># Validate system configuration</w:t>
+      </w:r>
+    </w:p>
+    <w:p>
+      <w:pPr>
+        <w:rPr>
+          <w:b/>
+          <w:bCs/>
+        </w:rPr>
+      </w:pPr>
+      <w:r>
+        <w:rPr>
+          <w:b/>
+          <w:bCs/>
+        </w:rPr>
+        <w:t>python manage.py check --deploy</w:t>
+      </w:r>
+    </w:p>
+    <w:p>
+      <w:pPr>
+        <w:rPr>
+          <w:b/>
+          <w:bCs/>
+        </w:rPr>
+      </w:pPr>
+      <w:r>
+        <w:rPr>
+          <w:b/>
+          <w:bCs/>
+        </w:rPr>
+        <w:t>```</w:t>
+      </w:r>
+    </w:p>
+    <w:p>
+      <w:pPr>
+        <w:rPr>
+          <w:b/>
+          <w:bCs/>
+        </w:rPr>
+      </w:pPr>
+    </w:p>
+    <w:p>
+      <w:pPr>
+        <w:rPr>
+          <w:b/>
+          <w:bCs/>
+        </w:rPr>
+      </w:pPr>
+      <w:r>
+        <w:rPr>
+          <w:b/>
+          <w:bCs/>
+        </w:rPr>
+        <w:t>---</w:t>
+      </w:r>
+    </w:p>
+    <w:p>
+      <w:pPr>
+        <w:rPr>
+          <w:b/>
+          <w:bCs/>
+        </w:rPr>
+      </w:pPr>
+    </w:p>
+    <w:p>
+      <w:pPr>
+        <w:rPr>
+          <w:b/>
+          <w:bCs/>
+        </w:rPr>
+      </w:pPr>
+      <w:r>
+        <w:rPr>
+          <w:b/>
+          <w:bCs/>
+        </w:rPr>
+        <w:t>## Reports &amp; Analytics</w:t>
+      </w:r>
+    </w:p>
+    <w:p>
+      <w:pPr>
+        <w:rPr>
+          <w:b/>
+          <w:bCs/>
+        </w:rPr>
+      </w:pPr>
+    </w:p>
+    <w:p>
+      <w:pPr>
+        <w:rPr>
+          <w:b/>
+          <w:bCs/>
+        </w:rPr>
+      </w:pPr>
+      <w:r>
+        <w:rPr>
+          <w:b/>
+          <w:bCs/>
+        </w:rPr>
+        <w:t>### Available Reports</w:t>
+      </w:r>
+    </w:p>
+    <w:p>
+      <w:pPr>
+        <w:rPr>
+          <w:b/>
+          <w:bCs/>
+        </w:rPr>
+      </w:pPr>
+    </w:p>
+    <w:p>
+      <w:pPr>
+        <w:rPr>
+          <w:b/>
+          <w:bCs/>
+        </w:rPr>
+      </w:pPr>
+      <w:r>
+        <w:rPr>
+          <w:b/>
+          <w:bCs/>
+        </w:rPr>
+        <w:t>#### Consultant Reports</w:t>
+      </w:r>
+    </w:p>
+    <w:p>
+      <w:pPr>
+        <w:rPr>
+          <w:b/>
+          <w:bCs/>
+        </w:rPr>
+      </w:pPr>
+      <w:r>
+        <w:rPr>
+          <w:b/>
+          <w:bCs/>
+        </w:rPr>
+        <w:t>- Active consultant count</w:t>
+      </w:r>
+    </w:p>
+    <w:p>
+      <w:pPr>
+        <w:rPr>
+          <w:b/>
+          <w:bCs/>
+        </w:rPr>
+      </w:pPr>
+      <w:r>
+        <w:rPr>
+          <w:b/>
+          <w:bCs/>
+        </w:rPr>
+        <w:t>- Skill distribution analysis</w:t>
+      </w:r>
+    </w:p>
+    <w:p>
+      <w:pPr>
+        <w:rPr>
+          <w:b/>
+          <w:bCs/>
+        </w:rPr>
+      </w:pPr>
+      <w:r>
+        <w:rPr>
+          <w:b/>
+          <w:bCs/>
+        </w:rPr>
+        <w:t>- Consultant performance metrics</w:t>
+      </w:r>
+    </w:p>
+    <w:p>
+      <w:pPr>
+        <w:rPr>
+          <w:b/>
+          <w:bCs/>
+        </w:rPr>
+      </w:pPr>
+      <w:r>
+        <w:rPr>
+          <w:b/>
+          <w:bCs/>
+        </w:rPr>
+        <w:t>- Registration trends</w:t>
+      </w:r>
+    </w:p>
+    <w:p>
+      <w:pPr>
+        <w:rPr>
+          <w:b/>
+          <w:bCs/>
+        </w:rPr>
+      </w:pPr>
+    </w:p>
+    <w:p>
+      <w:pPr>
+        <w:rPr>
+          <w:b/>
+          <w:bCs/>
+        </w:rPr>
+      </w:pPr>
+      <w:r>
+        <w:rPr>
+          <w:b/>
+          <w:bCs/>
+        </w:rPr>
+        <w:t>#### Financial Reports</w:t>
+      </w:r>
+    </w:p>
+    <w:p>
+      <w:pPr>
+        <w:rPr>
+          <w:b/>
+          <w:bCs/>
+        </w:rPr>
+      </w:pPr>
+      <w:r>
+        <w:rPr>
+          <w:b/>
+          <w:bCs/>
+        </w:rPr>
+        <w:t>- Invoice processing statistics</w:t>
+      </w:r>
+    </w:p>
+    <w:p>
+      <w:pPr>
+        <w:rPr>
+          <w:b/>
+          <w:bCs/>
+        </w:rPr>
+      </w:pPr>
+      <w:r>
+        <w:rPr>
+          <w:b/>
+          <w:bCs/>
+        </w:rPr>
+        <w:t>- Payment tracking</w:t>
+      </w:r>
+    </w:p>
+    <w:p>
+      <w:pPr>
+        <w:rPr>
+          <w:b/>
+          <w:bCs/>
+        </w:rPr>
+      </w:pPr>
+      <w:r>
+        <w:rPr>
+          <w:b/>
+          <w:bCs/>
+        </w:rPr>
+        <w:t>- Revenue analytics</w:t>
+      </w:r>
+    </w:p>
+    <w:p>
+      <w:pPr>
+        <w:rPr>
+          <w:b/>
+          <w:bCs/>
+        </w:rPr>
+      </w:pPr>
+      <w:r>
+        <w:rPr>
+          <w:b/>
+          <w:bCs/>
+        </w:rPr>
+        <w:t>- Outstanding payments</w:t>
+      </w:r>
+    </w:p>
+    <w:p>
+      <w:pPr>
+        <w:rPr>
+          <w:b/>
+          <w:bCs/>
+        </w:rPr>
+      </w:pPr>
+    </w:p>
+    <w:p>
+      <w:pPr>
+        <w:rPr>
+          <w:b/>
+          <w:bCs/>
+        </w:rPr>
+      </w:pPr>
+      <w:r>
+        <w:rPr>
+          <w:b/>
+          <w:bCs/>
+        </w:rPr>
+        <w:t>#### System Usage Reports</w:t>
+      </w:r>
+    </w:p>
+    <w:p>
+      <w:pPr>
+        <w:rPr>
+          <w:b/>
+          <w:bCs/>
+        </w:rPr>
+      </w:pPr>
+      <w:r>
+        <w:rPr>
+          <w:b/>
+          <w:bCs/>
+        </w:rPr>
+        <w:t>- User activity patterns</w:t>
+      </w:r>
+    </w:p>
+    <w:p>
+      <w:pPr>
+        <w:rPr>
+          <w:b/>
+          <w:bCs/>
+        </w:rPr>
+      </w:pPr>
+      <w:r>
+        <w:rPr>
+          <w:b/>
+          <w:bCs/>
+        </w:rPr>
+        <w:t>- Feature usage statistics</w:t>
+      </w:r>
+    </w:p>
+    <w:p>
+      <w:pPr>
+        <w:rPr>
+          <w:b/>
+          <w:bCs/>
+        </w:rPr>
+      </w:pPr>
+      <w:r>
+        <w:rPr>
+          <w:b/>
+          <w:bCs/>
+        </w:rPr>
+        <w:t>- Performance metrics</w:t>
+      </w:r>
+    </w:p>
+    <w:p>
+      <w:pPr>
+        <w:rPr>
+          <w:b/>
+          <w:bCs/>
+        </w:rPr>
+      </w:pPr>
+      <w:r>
+        <w:rPr>
+          <w:b/>
+          <w:bCs/>
+        </w:rPr>
+        <w:t>- Error rate analysis</w:t>
+      </w:r>
+    </w:p>
+    <w:p>
+      <w:pPr>
+        <w:rPr>
+          <w:b/>
+          <w:bCs/>
+        </w:rPr>
+      </w:pPr>
+    </w:p>
+    <w:p>
+      <w:pPr>
+        <w:rPr>
+          <w:b/>
+          <w:bCs/>
+        </w:rPr>
+      </w:pPr>
+      <w:r>
+        <w:rPr>
+          <w:b/>
+          <w:bCs/>
+        </w:rPr>
+        <w:t>### Generating Reports</w:t>
+      </w:r>
+    </w:p>
+    <w:p>
+      <w:pPr>
+        <w:rPr>
+          <w:b/>
+          <w:bCs/>
+        </w:rPr>
+      </w:pPr>
+    </w:p>
+    <w:p>
+      <w:pPr>
+        <w:rPr>
+          <w:b/>
+          <w:bCs/>
+        </w:rPr>
+      </w:pPr>
+      <w:r>
+        <w:rPr>
+          <w:b/>
+          <w:bCs/>
+        </w:rPr>
+        <w:t>#### Manual Report Generation</w:t>
+      </w:r>
+    </w:p>
+    <w:p>
+      <w:pPr>
+        <w:rPr>
+          <w:b/>
+          <w:bCs/>
+        </w:rPr>
+      </w:pPr>
+      <w:r>
+        <w:rPr>
+          <w:b/>
+          <w:bCs/>
+        </w:rPr>
+        <w:t>1. Navigate to Reports section</w:t>
+      </w:r>
+    </w:p>
+    <w:p>
+      <w:pPr>
+        <w:rPr>
+          <w:b/>
+          <w:bCs/>
+        </w:rPr>
+      </w:pPr>
+      <w:r>
+        <w:rPr>
+          <w:b/>
+          <w:bCs/>
+        </w:rPr>
+        <w:t>2. Select report type</w:t>
+      </w:r>
+    </w:p>
+    <w:p>
+      <w:pPr>
+        <w:rPr>
+          <w:b/>
+          <w:bCs/>
+        </w:rPr>
+      </w:pPr>
+      <w:r>
+        <w:rPr>
+          <w:b/>
+          <w:bCs/>
+        </w:rPr>
+        <w:lastRenderedPageBreak/>
+        <w:t>3. Choose date range</w:t>
+      </w:r>
+    </w:p>
+    <w:p>
+      <w:pPr>
+        <w:rPr>
+          <w:b/>
+          <w:bCs/>
+        </w:rPr>
+      </w:pPr>
+      <w:r>
+        <w:rPr>
+          <w:b/>
+          <w:bCs/>
+        </w:rPr>
+        <w:t>4. Configure parameters</w:t>
+      </w:r>
+    </w:p>
+    <w:p>
+      <w:pPr>
+        <w:rPr>
+          <w:b/>
+          <w:bCs/>
+        </w:rPr>
+      </w:pPr>
+      <w:r>
+        <w:rPr>
+          <w:b/>
+          <w:bCs/>
+        </w:rPr>
+        <w:t>5. Generate and download</w:t>
+      </w:r>
+    </w:p>
+    <w:p>
+      <w:pPr>
+        <w:rPr>
+          <w:b/>
+          <w:bCs/>
+        </w:rPr>
+      </w:pPr>
+    </w:p>
+    <w:p>
+      <w:pPr>
+        <w:rPr>
+          <w:b/>
+          <w:bCs/>
+        </w:rPr>
+      </w:pPr>
+      <w:r>
+        <w:rPr>
+          <w:b/>
+          <w:bCs/>
+        </w:rPr>
+        <w:t>#### Automated Reports</w:t>
+      </w:r>
+    </w:p>
+    <w:p>
+      <w:pPr>
+        <w:rPr>
+          <w:b/>
+          <w:bCs/>
+        </w:rPr>
+      </w:pPr>
+      <w:r>
+        <w:rPr>
+          <w:b/>
+          <w:bCs/>
+        </w:rPr>
+        <w:t>- Daily activity summaries</w:t>
+      </w:r>
+    </w:p>
+    <w:p>
+      <w:pPr>
+        <w:rPr>
+          <w:b/>
+          <w:bCs/>
+        </w:rPr>
+      </w:pPr>
+      <w:r>
+        <w:rPr>
+          <w:b/>
+          <w:bCs/>
+        </w:rPr>
+        <w:t>- Weekly performance reports</w:t>
+      </w:r>
+    </w:p>
+    <w:p>
+      <w:pPr>
+        <w:rPr>
+          <w:b/>
+          <w:bCs/>
+        </w:rPr>
+      </w:pPr>
+      <w:r>
+        <w:rPr>
+          <w:b/>
+          <w:bCs/>
+        </w:rPr>
+        <w:t>- Monthly financial statements</w:t>
+      </w:r>
+    </w:p>
+    <w:p>
+      <w:pPr>
+        <w:rPr>
+          <w:b/>
+          <w:bCs/>
+        </w:rPr>
+      </w:pPr>
+      <w:r>
+        <w:rPr>
+          <w:b/>
+          <w:bCs/>
+        </w:rPr>
+        <w:t>- Quarterly system health reports</w:t>
+      </w:r>
+    </w:p>
+    <w:p>
+      <w:pPr>
+        <w:rPr>
+          <w:b/>
+          <w:bCs/>
+        </w:rPr>
+      </w:pPr>
+    </w:p>
+    <w:p>
+      <w:pPr>
+        <w:rPr>
+          <w:b/>
+          <w:bCs/>
+        </w:rPr>
+      </w:pPr>
+      <w:r>
+        <w:rPr>
+          <w:b/>
+          <w:bCs/>
+        </w:rPr>
+        <w:t>---</w:t>
+      </w:r>
+    </w:p>
+    <w:p>
+      <w:pPr>
+        <w:rPr>
+          <w:b/>
+          <w:bCs/>
+        </w:rPr>
+      </w:pPr>
+    </w:p>
+    <w:p>
+      <w:pPr>
+        <w:rPr>
+          <w:b/>
+          <w:bCs/>
+        </w:rPr>
+      </w:pPr>
+      <w:r>
+        <w:rPr>
+          <w:b/>
+          <w:bCs/>
+        </w:rPr>
+        <w:t>## Maintenance Tasks</w:t>
+      </w:r>
+    </w:p>
+    <w:p>
+      <w:pPr>
+        <w:rPr>
+          <w:b/>
+          <w:bCs/>
+        </w:rPr>
+      </w:pPr>
+    </w:p>
+    <w:p>
+      <w:pPr>
+        <w:rPr>
+          <w:b/>
+          <w:bCs/>
+        </w:rPr>
+      </w:pPr>
+      <w:r>
+        <w:rPr>
+          <w:b/>
+          <w:bCs/>
+        </w:rPr>
+        <w:t>### Daily Tasks</w:t>
+      </w:r>
+    </w:p>
+    <w:p>
+      <w:pPr>
+        <w:rPr>
+          <w:b/>
+          <w:bCs/>
+        </w:rPr>
+      </w:pPr>
+      <w:r>
+        <w:rPr>
+          <w:b/>
+          <w:bCs/>
+        </w:rPr>
+        <w:t>- [ ] Review new consultant registrations</w:t>
+      </w:r>
+    </w:p>
+    <w:p>
+      <w:pPr>
+        <w:rPr>
+          <w:b/>
+          <w:bCs/>
+        </w:rPr>
+      </w:pPr>
+      <w:r>
+        <w:rPr>
+          <w:b/>
+          <w:bCs/>
+        </w:rPr>
+        <w:t>- [ ] Check pending invoices</w:t>
+      </w:r>
+    </w:p>
+    <w:p>
+      <w:pPr>
+        <w:rPr>
+          <w:b/>
+          <w:bCs/>
+        </w:rPr>
+      </w:pPr>
+      <w:r>
+        <w:rPr>
+          <w:b/>
+          <w:bCs/>
+        </w:rPr>
+        <w:t>- [ ] Monitor system alerts</w:t>
+      </w:r>
+    </w:p>
+    <w:p>
+      <w:pPr>
+        <w:rPr>
+          <w:b/>
+          <w:bCs/>
+        </w:rPr>
+      </w:pPr>
+      <w:r>
+        <w:rPr>
+          <w:b/>
+          <w:bCs/>
+        </w:rPr>
+        <w:t>- [ ] Review error logs</w:t>
+      </w:r>
+    </w:p>
+    <w:p>
+      <w:pPr>
+        <w:rPr>
+          <w:b/>
+          <w:bCs/>
+        </w:rPr>
+      </w:pPr>
+    </w:p>
+    <w:p>
+      <w:pPr>
+        <w:rPr>
+          <w:b/>
+          <w:bCs/>
+        </w:rPr>
+      </w:pPr>
+      <w:r>
+        <w:rPr>
+          <w:b/>
+          <w:bCs/>
+        </w:rPr>
+        <w:t>### Weekly Tasks</w:t>
+      </w:r>
+    </w:p>
+    <w:p>
+      <w:pPr>
+        <w:rPr>
+          <w:b/>
+          <w:bCs/>
+        </w:rPr>
+      </w:pPr>
+      <w:r>
+        <w:rPr>
+          <w:b/>
+          <w:bCs/>
+        </w:rPr>
+        <w:t>- [ ] Generate activity reports</w:t>
+      </w:r>
+    </w:p>
+    <w:p>
+      <w:pPr>
+        <w:rPr>
+          <w:b/>
+          <w:bCs/>
+        </w:rPr>
+      </w:pPr>
+      <w:r>
+        <w:rPr>
+          <w:b/>
+          <w:bCs/>
+        </w:rPr>
+        <w:t>- [ ] Clean up old files</w:t>
+      </w:r>
+    </w:p>
+    <w:p>
+      <w:pPr>
+        <w:rPr>
+          <w:b/>
+          <w:bCs/>
+        </w:rPr>
+      </w:pPr>
+      <w:r>
+        <w:rPr>
+          <w:b/>
+          <w:bCs/>
+        </w:rPr>
+        <w:t>- [ ] Review user accounts</w:t>
+      </w:r>
+    </w:p>
+    <w:p>
+      <w:pPr>
+        <w:rPr>
+          <w:b/>
+          <w:bCs/>
+        </w:rPr>
+      </w:pPr>
+      <w:r>
+        <w:rPr>
+          <w:b/>
+          <w:bCs/>
+        </w:rPr>
+        <w:t>- [ ] Update system documentation</w:t>
+      </w:r>
+    </w:p>
+    <w:p>
+      <w:pPr>
+        <w:rPr>
+          <w:b/>
+          <w:bCs/>
+        </w:rPr>
+      </w:pPr>
+    </w:p>
+    <w:p>
+      <w:pPr>
+        <w:rPr>
+          <w:b/>
+          <w:bCs/>
+        </w:rPr>
+      </w:pPr>
+      <w:r>
+        <w:rPr>
+          <w:b/>
+          <w:bCs/>
+        </w:rPr>
+        <w:t>### Monthly Tasks</w:t>
+      </w:r>
+    </w:p>
+    <w:p>
+      <w:pPr>
+        <w:rPr>
+          <w:b/>
+          <w:bCs/>
+        </w:rPr>
+      </w:pPr>
+      <w:r>
+        <w:rPr>
+          <w:b/>
+          <w:bCs/>
+        </w:rPr>
+        <w:t>- [ ] Financial reconciliation</w:t>
+      </w:r>
+    </w:p>
+    <w:p>
+      <w:pPr>
+        <w:rPr>
+          <w:b/>
+          <w:bCs/>
+        </w:rPr>
+      </w:pPr>
+      <w:r>
+        <w:rPr>
+          <w:b/>
+          <w:bCs/>
+        </w:rPr>
+        <w:lastRenderedPageBreak/>
+        <w:t>- [ ] Performance analysis</w:t>
+      </w:r>
+    </w:p>
+    <w:p>
+      <w:pPr>
+        <w:rPr>
+          <w:b/>
+          <w:bCs/>
+        </w:rPr>
+      </w:pPr>
+      <w:r>
+        <w:rPr>
+          <w:b/>
+          <w:bCs/>
+        </w:rPr>
+        <w:t>- [ ] Security review</w:t>
+      </w:r>
+    </w:p>
+    <w:p>
+      <w:pPr>
+        <w:rPr>
+          <w:b/>
+          <w:bCs/>
+        </w:rPr>
+      </w:pPr>
+      <w:r>
+        <w:rPr>
+          <w:b/>
+          <w:bCs/>
+        </w:rPr>
+        <w:t>- [ ] Backup verification</w:t>
+      </w:r>
+    </w:p>
+    <w:p>
+      <w:pPr>
+        <w:rPr>
+          <w:b/>
+          <w:bCs/>
+        </w:rPr>
+      </w:pPr>
+    </w:p>
+    <w:p>
+      <w:pPr>
+        <w:rPr>
+          <w:b/>
+          <w:bCs/>
+        </w:rPr>
+      </w:pPr>
+      <w:r>
+        <w:rPr>
+          <w:b/>
+          <w:bCs/>
+        </w:rPr>
+        <w:t>### Quarterly Tasks</w:t>
+      </w:r>
+    </w:p>
+    <w:p>
+      <w:pPr>
+        <w:rPr>
+          <w:b/>
+          <w:bCs/>
+        </w:rPr>
+      </w:pPr>
+      <w:r>
+        <w:rPr>
+          <w:b/>
+          <w:bCs/>
+        </w:rPr>
+        <w:t>- [ ] System updates</w:t>
+      </w:r>
+    </w:p>
+    <w:p>
+      <w:pPr>
+        <w:rPr>
+          <w:b/>
+          <w:bCs/>
+        </w:rPr>
+      </w:pPr>
+      <w:r>
+        <w:rPr>
+          <w:b/>
+          <w:bCs/>
+        </w:rPr>
+        <w:t>- [ ] Security audit</w:t>
+      </w:r>
+    </w:p>
+    <w:p>
+      <w:pPr>
+        <w:rPr>
+          <w:b/>
+          <w:bCs/>
+        </w:rPr>
+      </w:pPr>
+      <w:r>
+        <w:rPr>
+          <w:b/>
+          <w:bCs/>
+        </w:rPr>
+        <w:t>- [ ] Performance optimization</w:t>
+      </w:r>
+    </w:p>
+    <w:p>
+      <w:pPr>
+        <w:rPr>
+          <w:b/>
+          <w:bCs/>
+        </w:rPr>
+      </w:pPr>
+      <w:r>
+        <w:rPr>
+          <w:b/>
+          <w:bCs/>
+        </w:rPr>
+        <w:t>- [ ] Documentation updates</w:t>
+      </w:r>
+    </w:p>
+    <w:p>
+      <w:pPr>
+        <w:rPr>
+          <w:b/>
+          <w:bCs/>
+        </w:rPr>
+      </w:pPr>
+    </w:p>
+    <w:p>
+      <w:pPr>
+        <w:rPr>
+          <w:b/>
+          <w:bCs/>
+        </w:rPr>
+      </w:pPr>
+      <w:r>
+        <w:rPr>
+          <w:b/>
+          <w:bCs/>
+        </w:rPr>
+        <w:t>---</w:t>
+      </w:r>
+    </w:p>
+    <w:p>
+      <w:pPr>
+        <w:rPr>
+          <w:b/>
+          <w:bCs/>
+        </w:rPr>
+      </w:pPr>
+    </w:p>
+    <w:p>
+      <w:pPr>
+        <w:rPr>
+          <w:b/>
+          <w:bCs/>
+        </w:rPr>
+      </w:pPr>
+      <w:r>
+        <w:rPr>
+          <w:b/>
+          <w:bCs/>
+        </w:rPr>
+        <w:t>## Troubleshooting</w:t>
+      </w:r>
+    </w:p>
+    <w:p>
+      <w:pPr>
+        <w:rPr>
+          <w:b/>
+          <w:bCs/>
+        </w:rPr>
+      </w:pPr>
+    </w:p>
+    <w:p>
+      <w:pPr>
+        <w:rPr>
+          <w:b/>
+          <w:bCs/>
+        </w:rPr>
+      </w:pPr>
+      <w:r>
+        <w:rPr>
+          <w:b/>
+          <w:bCs/>
+        </w:rPr>
+        <w:t>### Common Admin Issues</w:t>
+      </w:r>
+    </w:p>
+    <w:p>
+      <w:pPr>
+        <w:rPr>
+          <w:b/>
+          <w:bCs/>
+        </w:rPr>
+      </w:pPr>
+    </w:p>
+    <w:p>
+      <w:pPr>
+        <w:rPr>
+          <w:b/>
+          <w:bCs/>
+        </w:rPr>
+      </w:pPr>
+      <w:r>
+        <w:rPr>
+          <w:b/>
+          <w:bCs/>
+        </w:rPr>
+        <w:t>#### 1. Cannot Access Admin Dashboard</w:t>
+      </w:r>
+    </w:p>
+    <w:p>
+      <w:pPr>
+        <w:rPr>
+          <w:b/>
+          <w:bCs/>
+        </w:rPr>
+      </w:pPr>
+      <w:r>
+        <w:rPr>
+          <w:b/>
+          <w:bCs/>
+        </w:rPr>
+        <w:t>**Symptoms**: Login fails or access denied</w:t>
+      </w:r>
+    </w:p>
+    <w:p>
+      <w:pPr>
+        <w:rPr>
+          <w:b/>
+          <w:bCs/>
+        </w:rPr>
+      </w:pPr>
+      <w:r>
+        <w:rPr>
+          <w:b/>
+          <w:bCs/>
+        </w:rPr>
+        <w:t>**Solutions**:</w:t>
+      </w:r>
+    </w:p>
+    <w:p>
+      <w:pPr>
+        <w:rPr>
+          <w:b/>
+          <w:bCs/>
+        </w:rPr>
+      </w:pPr>
+      <w:r>
+        <w:rPr>
+          <w:b/>
+          <w:bCs/>
+        </w:rPr>
+        <w:t>- Verify admin credentials</w:t>
+      </w:r>
+    </w:p>
+    <w:p>
+      <w:pPr>
+        <w:rPr>
+          <w:b/>
+          <w:bCs/>
+        </w:rPr>
+      </w:pPr>
+      <w:r>
+        <w:rPr>
+          <w:b/>
+          <w:bCs/>
+        </w:rPr>
+        <w:t>- Check user permissions (`is_staff = True`)</w:t>
+      </w:r>
+    </w:p>
+    <w:p>
+      <w:pPr>
+        <w:rPr>
+          <w:b/>
+          <w:bCs/>
+        </w:rPr>
+      </w:pPr>
+      <w:r>
+        <w:rPr>
+          <w:b/>
+          <w:bCs/>
+        </w:rPr>
+        <w:t>- Review account status (`is_active = True`)</w:t>
+      </w:r>
+    </w:p>
+    <w:p>
+      <w:pPr>
+        <w:rPr>
+          <w:b/>
+          <w:bCs/>
+        </w:rPr>
+      </w:pPr>
+      <w:r>
+        <w:rPr>
+          <w:b/>
+          <w:bCs/>
+        </w:rPr>
+        <w:t>- Clear browser cache and cookies</w:t>
+      </w:r>
+    </w:p>
+    <w:p>
+      <w:pPr>
+        <w:rPr>
+          <w:b/>
+          <w:bCs/>
+        </w:rPr>
+      </w:pPr>
+    </w:p>
+    <w:p>
+      <w:pPr>
+        <w:rPr>
+          <w:b/>
+          <w:bCs/>
+        </w:rPr>
+      </w:pPr>
+      <w:r>
+        <w:rPr>
+          <w:b/>
+          <w:bCs/>
+        </w:rPr>
+        <w:t>#### 2. Consultant Registration Issues</w:t>
+      </w:r>
+    </w:p>
+    <w:p>
+      <w:pPr>
+        <w:rPr>
+          <w:b/>
+          <w:bCs/>
+        </w:rPr>
+      </w:pPr>
+      <w:r>
+        <w:rPr>
+          <w:b/>
+          <w:bCs/>
+        </w:rPr>
+        <w:t>**Symptoms**: New consultants cannot register</w:t>
+      </w:r>
+    </w:p>
+    <w:p>
+      <w:pPr>
+        <w:rPr>
+          <w:b/>
+          <w:bCs/>
+        </w:rPr>
+      </w:pPr>
+      <w:r>
+        <w:rPr>
+          <w:b/>
+          <w:bCs/>
+        </w:rPr>
+        <w:t>**Solutions**:</w:t>
+      </w:r>
+    </w:p>
+    <w:p>
+      <w:pPr>
+        <w:rPr>
+          <w:b/>
+          <w:bCs/>
+        </w:rPr>
+      </w:pPr>
+      <w:r>
+        <w:rPr>
+          <w:b/>
+          <w:bCs/>
+        </w:rPr>
+        <w:t>- Check email configuration</w:t>
+      </w:r>
+    </w:p>
+    <w:p>
+      <w:pPr>
+        <w:rPr>
+          <w:b/>
+          <w:bCs/>
+        </w:rPr>
+      </w:pPr>
+      <w:r>
+        <w:rPr>
+          <w:b/>
+          <w:bCs/>
+        </w:rPr>
+        <w:lastRenderedPageBreak/>
+        <w:t>- Verify form validation</w:t>
+      </w:r>
+    </w:p>
+    <w:p>
+      <w:pPr>
+        <w:rPr>
+          <w:b/>
+          <w:bCs/>
+        </w:rPr>
+      </w:pPr>
+      <w:r>
+        <w:rPr>
+          <w:b/>
+          <w:bCs/>
+        </w:rPr>
+        <w:t>- Review skill availability</w:t>
+      </w:r>
+    </w:p>
+    <w:p>
+      <w:pPr>
+        <w:rPr>
+          <w:b/>
+          <w:bCs/>
+        </w:rPr>
+      </w:pPr>
+      <w:r>
+        <w:rPr>
+          <w:b/>
+          <w:bCs/>
+        </w:rPr>
+        <w:t>- Check file upload permissions</w:t>
+      </w:r>
+    </w:p>
+    <w:p>
+      <w:pPr>
+        <w:rPr>
+          <w:b/>
+          <w:bCs/>
+        </w:rPr>
+      </w:pPr>
+    </w:p>
+    <w:p>
+      <w:pPr>
+        <w:rPr>
+          <w:b/>
+          <w:bCs/>
+        </w:rPr>
+      </w:pPr>
+      <w:r>
+        <w:rPr>
+          <w:b/>
+          <w:bCs/>
+        </w:rPr>
+        <w:t>#### 3. Invoice Processing Problems</w:t>
+      </w:r>
+    </w:p>
+    <w:p>
+      <w:pPr>
+        <w:rPr>
+          <w:b/>
+          <w:bCs/>
+        </w:rPr>
+      </w:pPr>
+      <w:r>
+        <w:rPr>
+          <w:b/>
+          <w:bCs/>
+        </w:rPr>
+        <w:t>**Symptoms**: Invoices not displaying or processing</w:t>
+      </w:r>
+    </w:p>
+    <w:p>
+      <w:pPr>
+        <w:rPr>
+          <w:b/>
+          <w:bCs/>
+        </w:rPr>
+      </w:pPr>
+      <w:r>
+        <w:rPr>
+          <w:b/>
+          <w:bCs/>
+        </w:rPr>
+        <w:t>**Solutions**:</w:t>
+      </w:r>
+    </w:p>
+    <w:p>
+      <w:pPr>
+        <w:rPr>
+          <w:b/>
+          <w:bCs/>
+        </w:rPr>
+      </w:pPr>
+      <w:r>
+        <w:rPr>
+          <w:b/>
+          <w:bCs/>
+        </w:rPr>
+        <w:t>- Verify file upload functionality</w:t>
+      </w:r>
+    </w:p>
+    <w:p>
+      <w:pPr>
+        <w:rPr>
+          <w:b/>
+          <w:bCs/>
+        </w:rPr>
+      </w:pPr>
+      <w:r>
+        <w:rPr>
+          <w:b/>
+          <w:bCs/>
+        </w:rPr>
+        <w:t>- Check database connections</w:t>
+      </w:r>
+    </w:p>
+    <w:p>
+      <w:pPr>
+        <w:rPr>
+          <w:b/>
+          <w:bCs/>
+        </w:rPr>
+      </w:pPr>
+      <w:r>
+        <w:rPr>
+          <w:b/>
+          <w:bCs/>
+        </w:rPr>
+        <w:t>- Review invoice status workflow</w:t>
+      </w:r>
+    </w:p>
+    <w:p>
+      <w:pPr>
+        <w:rPr>
+          <w:b/>
+          <w:bCs/>
+        </w:rPr>
+      </w:pPr>
+      <w:r>
+        <w:rPr>
+          <w:b/>
+          <w:bCs/>
+        </w:rPr>
+        <w:t>- Validate calculation logic</w:t>
+      </w:r>
+    </w:p>
+    <w:p>
+      <w:pPr>
+        <w:rPr>
+          <w:b/>
+          <w:bCs/>
+        </w:rPr>
+      </w:pPr>
+    </w:p>
+    <w:p>
+      <w:pPr>
+        <w:rPr>
+          <w:b/>
+          <w:bCs/>
+        </w:rPr>
+      </w:pPr>
+      <w:r>
+        <w:rPr>
+          <w:b/>
+          <w:bCs/>
+        </w:rPr>
+        <w:t>#### 4. Email Notifications Not Sending</w:t>
+      </w:r>
+    </w:p>
+    <w:p>
+      <w:pPr>
+        <w:rPr>
+          <w:b/>
+          <w:bCs/>
+        </w:rPr>
+      </w:pPr>
+      <w:r>
+        <w:rPr>
+          <w:b/>
+          <w:bCs/>
+        </w:rPr>
+        <w:t>**Symptoms**: System emails not delivered</w:t>
+      </w:r>
+    </w:p>
+    <w:p>
+      <w:pPr>
+        <w:rPr>
+          <w:b/>
+          <w:bCs/>
+        </w:rPr>
+      </w:pPr>
+      <w:r>
+        <w:rPr>
+          <w:b/>
+          <w:bCs/>
+        </w:rPr>
+        <w:t>**Solutions**:</w:t>
+      </w:r>
+    </w:p>
+    <w:p>
+      <w:pPr>
+        <w:rPr>
+          <w:b/>
+          <w:bCs/>
+        </w:rPr>
+      </w:pPr>
+      <w:r>
+        <w:rPr>
+          <w:b/>
+          <w:bCs/>
+        </w:rPr>
+        <w:t>```bash</w:t>
+      </w:r>
+    </w:p>
+    <w:p>
+      <w:pPr>
+        <w:rPr>
+          <w:b/>
+          <w:bCs/>
+        </w:rPr>
+      </w:pPr>
+      <w:r>
+        <w:rPr>
+          <w:b/>
+          <w:bCs/>
+        </w:rPr>
+        <w:t># Test email configuration</w:t>
+      </w:r>
+    </w:p>
+    <w:p>
+      <w:pPr>
+        <w:rPr>
+          <w:b/>
+          <w:bCs/>
+        </w:rPr>
+      </w:pPr>
+      <w:r>
+        <w:rPr>
+          <w:b/>
+          <w:bCs/>
+        </w:rPr>
+        <w:t>python manage.py send_test_email</w:t>
+      </w:r>
+    </w:p>
+    <w:p>
+      <w:pPr>
+        <w:rPr>
+          <w:b/>
+          <w:bCs/>
+        </w:rPr>
+      </w:pPr>
+      <w:r>
+        <w:rPr>
+          <w:b/>
+          <w:bCs/>
+        </w:rPr>
+        <w:t>```</w:t>
+      </w:r>
+    </w:p>
+    <w:p>
+      <w:pPr>
+        <w:rPr>
+          <w:b/>
+          <w:bCs/>
+        </w:rPr>
+      </w:pPr>
+      <w:r>
+        <w:rPr>
+          <w:b/>
+          <w:bCs/>
+        </w:rPr>
+        <w:t>- Verify SMTP settings</w:t>
+      </w:r>
+    </w:p>
+    <w:p>
+      <w:pPr>
+        <w:rPr>
+          <w:b/>
+          <w:bCs/>
+        </w:rPr>
+      </w:pPr>
+      <w:r>
+        <w:rPr>
+          <w:b/>
+          <w:bCs/>
+        </w:rPr>
+        <w:t>- Check email credentials</w:t>
+      </w:r>
+    </w:p>
+    <w:p>
+      <w:pPr>
+        <w:rPr>
+          <w:b/>
+          <w:bCs/>
+        </w:rPr>
+      </w:pPr>
+      <w:r>
+        <w:rPr>
+          <w:b/>
+          <w:bCs/>
+        </w:rPr>
+        <w:t>- Review firewall settings</w:t>
+      </w:r>
+    </w:p>
+    <w:p>
+      <w:pPr>
+        <w:rPr>
+          <w:b/>
+          <w:bCs/>
+        </w:rPr>
+      </w:pPr>
+      <w:r>
+        <w:rPr>
+          <w:b/>
+          <w:bCs/>
+        </w:rPr>
+        <w:t>- Test with different email providers</w:t>
+      </w:r>
+    </w:p>
+    <w:p>
+      <w:pPr>
+        <w:rPr>
+          <w:b/>
+          <w:bCs/>
+        </w:rPr>
+      </w:pPr>
+    </w:p>
+    <w:p>
+      <w:pPr>
+        <w:rPr>
+          <w:b/>
+          <w:bCs/>
+        </w:rPr>
+      </w:pPr>
+      <w:r>
+        <w:rPr>
+          <w:b/>
+          <w:bCs/>
+        </w:rPr>
+        <w:t>#### 5. Performance Issues</w:t>
+      </w:r>
+    </w:p>
+    <w:p>
+      <w:pPr>
+        <w:rPr>
+          <w:b/>
+          <w:bCs/>
+        </w:rPr>
+      </w:pPr>
+      <w:r>
+        <w:rPr>
+          <w:b/>
+          <w:bCs/>
+        </w:rPr>
+        <w:t>**Symptoms**: Slow page loads or timeouts</w:t>
+      </w:r>
+    </w:p>
+    <w:p>
+      <w:pPr>
+        <w:rPr>
+          <w:b/>
+          <w:bCs/>
+        </w:rPr>
+      </w:pPr>
+      <w:r>
+        <w:rPr>
+          <w:b/>
+          <w:bCs/>
+        </w:rPr>
+        <w:t>**Solutions**:</w:t>
+      </w:r>
+    </w:p>
+    <w:p>
+      <w:pPr>
+        <w:rPr>
+          <w:b/>
+          <w:bCs/>
+        </w:rPr>
+      </w:pPr>
+      <w:r>
+        <w:rPr>
+          <w:b/>
+          <w:bCs/>
+        </w:rPr>
+        <w:t>- Check database query performance</w:t>
+      </w:r>
+    </w:p>
+    <w:p>
+      <w:pPr>
+        <w:rPr>
+          <w:b/>
+          <w:bCs/>
+        </w:rPr>
+      </w:pPr>
+      <w:r>
+        <w:rPr>
+          <w:b/>
+          <w:bCs/>
+        </w:rPr>
+        <w:lastRenderedPageBreak/>
+        <w:t>- Review server resources</w:t>
+      </w:r>
+    </w:p>
+    <w:p>
+      <w:pPr>
+        <w:rPr>
+          <w:b/>
+          <w:bCs/>
+        </w:rPr>
+      </w:pPr>
+      <w:r>
+        <w:rPr>
+          <w:b/>
+          <w:bCs/>
+        </w:rPr>
+        <w:t>- Optimize static file delivery</w:t>
+      </w:r>
+    </w:p>
+    <w:p>
+      <w:pPr>
+        <w:rPr>
+          <w:b/>
+          <w:bCs/>
+        </w:rPr>
+      </w:pPr>
+      <w:r>
+        <w:rPr>
+          <w:b/>
+          <w:bCs/>
+        </w:rPr>
+        <w:t>- Monitor concurrent user load</w:t>
+      </w:r>
+    </w:p>
+    <w:p>
+      <w:pPr>
+        <w:rPr>
+          <w:b/>
+          <w:bCs/>
+        </w:rPr>
+      </w:pPr>
+    </w:p>
+    <w:p>
+      <w:pPr>
+        <w:rPr>
+          <w:b/>
+          <w:bCs/>
+        </w:rPr>
+      </w:pPr>
+      <w:r>
+        <w:rPr>
+          <w:b/>
+          <w:bCs/>
+        </w:rPr>
+        <w:t>### Emergency Procedures</w:t>
+      </w:r>
+    </w:p>
+    <w:p>
+      <w:pPr>
+        <w:rPr>
+          <w:b/>
+          <w:bCs/>
+        </w:rPr>
+      </w:pPr>
+    </w:p>
+    <w:p>
+      <w:pPr>
+        <w:rPr>
+          <w:b/>
+          <w:bCs/>
+        </w:rPr>
+      </w:pPr>
+      <w:r>
+        <w:rPr>
+          <w:b/>
+          <w:bCs/>
+        </w:rPr>
+        <w:t>#### System Downtime</w:t>
+      </w:r>
+    </w:p>
+    <w:p>
+      <w:pPr>
+        <w:rPr>
+          <w:b/>
+          <w:bCs/>
+        </w:rPr>
+      </w:pPr>
+      <w:r>
+        <w:rPr>
+          <w:b/>
+          <w:bCs/>
+        </w:rPr>
+        <w:t>1. Identify the issue source</w:t>
+      </w:r>
+    </w:p>
+    <w:p>
+      <w:pPr>
+        <w:rPr>
+          <w:b/>
+          <w:bCs/>
+        </w:rPr>
+      </w:pPr>
+      <w:r>
+        <w:rPr>
+          <w:b/>
+          <w:bCs/>
+        </w:rPr>
+        <w:t>2. Check server status and logs</w:t>
+      </w:r>
+    </w:p>
+    <w:p>
+      <w:pPr>
+        <w:rPr>
+          <w:b/>
+          <w:bCs/>
+        </w:rPr>
+      </w:pPr>
+      <w:r>
+        <w:rPr>
+          <w:b/>
+          <w:bCs/>
+        </w:rPr>
+        <w:t>3. Notify users if extended downtime expected</w:t>
+      </w:r>
+    </w:p>
+    <w:p>
+      <w:pPr>
+        <w:rPr>
+          <w:b/>
+          <w:bCs/>
+        </w:rPr>
+      </w:pPr>
+      <w:r>
+        <w:rPr>
+          <w:b/>
+          <w:bCs/>
+        </w:rPr>
+        <w:t>4. Implement temporary fixes</w:t>
+      </w:r>
+    </w:p>
+    <w:p>
+      <w:pPr>
+        <w:rPr>
+          <w:b/>
+          <w:bCs/>
+        </w:rPr>
+      </w:pPr>
+      <w:r>
+        <w:rPr>
+          <w:b/>
+          <w:bCs/>
+        </w:rPr>
+        <w:t>5. Document incident for future prevention</w:t>
+      </w:r>
+    </w:p>
+    <w:p>
+      <w:pPr>
+        <w:rPr>
+          <w:b/>
+          <w:bCs/>
+        </w:rPr>
+      </w:pPr>
+    </w:p>
+    <w:p>
+      <w:pPr>
+        <w:rPr>
+          <w:b/>
+          <w:bCs/>
+        </w:rPr>
+      </w:pPr>
+      <w:r>
+        <w:rPr>
+          <w:b/>
+          <w:bCs/>
+        </w:rPr>
+        <w:t>#### Data Recovery</w:t>
+      </w:r>
+    </w:p>
+    <w:p>
+      <w:pPr>
+        <w:rPr>
+          <w:b/>
+          <w:bCs/>
+        </w:rPr>
+      </w:pPr>
+      <w:r>
+        <w:rPr>
+          <w:b/>
+          <w:bCs/>
+        </w:rPr>
+        <w:t>1. Stop all write operations</w:t>
+      </w:r>
+    </w:p>
+    <w:p>
+      <w:pPr>
+        <w:rPr>
+          <w:b/>
+          <w:bCs/>
+        </w:rPr>
+      </w:pPr>
+      <w:r>
+        <w:rPr>
+          <w:b/>
+          <w:bCs/>
+        </w:rPr>
+        <w:t>2. Assess data loss extent</w:t>
+      </w:r>
+    </w:p>
+    <w:p>
+      <w:pPr>
+        <w:rPr>
+          <w:b/>
+          <w:bCs/>
+        </w:rPr>
+      </w:pPr>
+      <w:r>
+        <w:rPr>
+          <w:b/>
+          <w:bCs/>
+        </w:rPr>
+        <w:t>3. Restore from latest backup</w:t>
+      </w:r>
+    </w:p>
+    <w:p>
+      <w:pPr>
+        <w:rPr>
+          <w:b/>
+          <w:bCs/>
+        </w:rPr>
+      </w:pPr>
+      <w:r>
+        <w:rPr>
+          <w:b/>
+          <w:bCs/>
+        </w:rPr>
+        <w:t>4. Verify data integrity</w:t>
+      </w:r>
+    </w:p>
+    <w:p>
+      <w:pPr>
+        <w:rPr>
+          <w:b/>
+          <w:bCs/>
+        </w:rPr>
+      </w:pPr>
+      <w:r>
+        <w:rPr>
+          <w:b/>
+          <w:bCs/>
+        </w:rPr>
+        <w:t>5. Resume normal operations</w:t>
+      </w:r>
+    </w:p>
+    <w:p>
+      <w:pPr>
+        <w:rPr>
+          <w:b/>
+          <w:bCs/>
+        </w:rPr>
+      </w:pPr>
+    </w:p>
+    <w:p>
+      <w:pPr>
+        <w:rPr>
+          <w:b/>
+          <w:bCs/>
+        </w:rPr>
+      </w:pPr>
+      <w:r>
+        <w:rPr>
+          <w:b/>
+          <w:bCs/>
+        </w:rPr>
+        <w:t>#### Security Incidents</w:t>
+      </w:r>
+    </w:p>
+    <w:p>
+      <w:pPr>
+        <w:rPr>
+          <w:b/>
+          <w:bCs/>
+        </w:rPr>
+      </w:pPr>
+      <w:r>
+        <w:rPr>
+          <w:b/>
+          <w:bCs/>
+        </w:rPr>
+        <w:t>1. Immediately secure the system</w:t>
+      </w:r>
+    </w:p>
+    <w:p>
+      <w:pPr>
+        <w:rPr>
+          <w:b/>
+          <w:bCs/>
+        </w:rPr>
+      </w:pPr>
+      <w:r>
+        <w:rPr>
+          <w:b/>
+          <w:bCs/>
+        </w:rPr>
+        <w:t>2. Document the incident</w:t>
+      </w:r>
+    </w:p>
+    <w:p>
+      <w:pPr>
+        <w:rPr>
+          <w:b/>
+          <w:bCs/>
+        </w:rPr>
+      </w:pPr>
+      <w:r>
+        <w:rPr>
+          <w:b/>
+          <w:bCs/>
+        </w:rPr>
+        <w:t>3. Assess potential data exposure</w:t>
+      </w:r>
+    </w:p>
+    <w:p>
+      <w:pPr>
+        <w:rPr>
+          <w:b/>
+          <w:bCs/>
+        </w:rPr>
+      </w:pPr>
+      <w:r>
+        <w:rPr>
+          <w:b/>
+          <w:bCs/>
+        </w:rPr>
+        <w:t>4. Notify affected users</w:t>
+      </w:r>
+    </w:p>
+    <w:p>
+      <w:pPr>
+        <w:rPr>
+          <w:b/>
+          <w:bCs/>
+        </w:rPr>
+      </w:pPr>
+      <w:r>
+        <w:rPr>
+          <w:b/>
+          <w:bCs/>
+        </w:rPr>
+        <w:t>5. Implement additional security measures</w:t>
+      </w:r>
+    </w:p>
+    <w:p>
+      <w:pPr>
+        <w:rPr>
+          <w:b/>
+          <w:bCs/>
+        </w:rPr>
+      </w:pPr>
+    </w:p>
+    <w:p>
+      <w:pPr>
+        <w:rPr>
+          <w:b/>
+          <w:bCs/>
+        </w:rPr>
+      </w:pPr>
+      <w:r>
+        <w:rPr>
+          <w:b/>
+          <w:bCs/>
+        </w:rPr>
+        <w:t>---</w:t>
+      </w:r>
+    </w:p>
+    <w:p>
+      <w:pPr>
+        <w:rPr>
+          <w:b/>
+          <w:bCs/>
+        </w:rPr>
+      </w:pPr>
+    </w:p>
+    <w:p>
+      <w:pPr>
+        <w:rPr>
+          <w:b/>
+          <w:bCs/>
+        </w:rPr>
+      </w:pPr>
+      <w:r>
+        <w:rPr>
+          <w:b/>
+          <w:bCs/>
+        </w:rPr>
+        <w:t>## Admin FAQ</w:t>
+      </w:r>
+    </w:p>
+    <w:p>
+      <w:pPr>
+        <w:rPr>
+          <w:b/>
+          <w:bCs/>
+        </w:rPr>
+      </w:pPr>
+    </w:p>
+    <w:p>
+      <w:pPr>
+        <w:rPr>
+          <w:b/>
+          <w:bCs/>
+        </w:rPr>
+      </w:pPr>
+      <w:r>
+        <w:rPr>
+          <w:b/>
+          <w:bCs/>
+        </w:rPr>
+        <w:t>### General Administration</w:t>
+      </w:r>
+    </w:p>
+    <w:p>
+      <w:pPr>
+        <w:rPr>
+          <w:b/>
+          <w:bCs/>
+        </w:rPr>
+      </w:pPr>
+    </w:p>
+    <w:p>
+      <w:pPr>
+        <w:rPr>
+          <w:b/>
+          <w:bCs/>
+        </w:rPr>
+      </w:pPr>
+      <w:r>
+        <w:rPr>
+          <w:b/>
+          <w:bCs/>
+        </w:rPr>
+        <w:t>**Q: How do I create a new admin user?**</w:t>
+      </w:r>
+    </w:p>
+    <w:p>
+      <w:pPr>
+        <w:rPr>
+          <w:b/>
+          <w:bCs/>
+        </w:rPr>
+      </w:pPr>
+      <w:r>
+        <w:rPr>
+          <w:b/>
+          <w:bCs/>
+        </w:rPr>
+        <w:t>A: Use the management command: `python manage.py create_admin_user`</w:t>
+      </w:r>
+    </w:p>
+    <w:p>
+      <w:pPr>
+        <w:rPr>
+          <w:b/>
+          <w:bCs/>
+        </w:rPr>
+      </w:pPr>
+    </w:p>
+    <w:p>
+      <w:pPr>
+        <w:rPr>
+          <w:b/>
+          <w:bCs/>
+        </w:rPr>
+      </w:pPr>
+      <w:r>
+        <w:rPr>
+          <w:b/>
+          <w:bCs/>
+        </w:rPr>
+        <w:t>**Q: Can I have multiple administrators?**</w:t>
+      </w:r>
+    </w:p>
+    <w:p>
+      <w:pPr>
+        <w:rPr>
+          <w:b/>
+          <w:bCs/>
+        </w:rPr>
+      </w:pPr>
+      <w:r>
+        <w:rPr>
+          <w:b/>
+          <w:bCs/>
+        </w:rPr>
+        <w:t>A: Yes, you can create multiple admin accounts with varying permission levels.</w:t>
+      </w:r>
+    </w:p>
+    <w:p>
+      <w:pPr>
+        <w:rPr>
+          <w:b/>
+          <w:bCs/>
+        </w:rPr>
+      </w:pPr>
+    </w:p>
+    <w:p>
+      <w:pPr>
+        <w:rPr>
+          <w:b/>
+          <w:bCs/>
+        </w:rPr>
+      </w:pPr>
+      <w:r>
+        <w:rPr>
+          <w:b/>
+          <w:bCs/>
+        </w:rPr>
+        <w:t>**Q: How do I backup the system data?**</w:t>
+      </w:r>
+    </w:p>
+    <w:p>
+      <w:pPr>
+        <w:rPr>
+          <w:b/>
+          <w:bCs/>
+        </w:rPr>
+      </w:pPr>
+      <w:r>
+        <w:rPr>
+          <w:b/>
+          <w:bCs/>
+        </w:rPr>
+        <w:t>A: Use Django's dumpdata command: `python manage.py dumpdata &gt; backup.json`</w:t>
+      </w:r>
+    </w:p>
+    <w:p>
+      <w:pPr>
+        <w:rPr>
+          <w:b/>
+          <w:bCs/>
+        </w:rPr>
+      </w:pPr>
+    </w:p>
+    <w:p>
+      <w:pPr>
+        <w:rPr>
+          <w:b/>
+          <w:bCs/>
+        </w:rPr>
+      </w:pPr>
+      <w:r>
+        <w:rPr>
+          <w:b/>
+          <w:bCs/>
+        </w:rPr>
+        <w:t>### Consultant Management</w:t>
+      </w:r>
+    </w:p>
+    <w:p>
+      <w:pPr>
+        <w:rPr>
+          <w:b/>
+          <w:bCs/>
+        </w:rPr>
+      </w:pPr>
+    </w:p>
+    <w:p>
+      <w:pPr>
+        <w:rPr>
+          <w:b/>
+          <w:bCs/>
+        </w:rPr>
+      </w:pPr>
+      <w:r>
+        <w:rPr>
+          <w:b/>
+          <w:bCs/>
+        </w:rPr>
+        <w:t>**Q: How do I approve a new consultant?**</w:t>
+      </w:r>
+    </w:p>
+    <w:p>
+      <w:pPr>
+        <w:rPr>
+          <w:b/>
+          <w:bCs/>
+        </w:rPr>
+      </w:pPr>
+      <w:r>
+        <w:rPr>
+          <w:b/>
+          <w:bCs/>
+        </w:rPr>
+        <w:t>A: Navigate to Consultant Management, find the pending consultant, and change their status to "Active".</w:t>
+      </w:r>
+    </w:p>
+    <w:p>
+      <w:pPr>
+        <w:rPr>
+          <w:b/>
+          <w:bCs/>
+        </w:rPr>
+      </w:pPr>
+    </w:p>
+    <w:p>
+      <w:pPr>
+        <w:rPr>
+          <w:b/>
+          <w:bCs/>
+        </w:rPr>
+      </w:pPr>
+      <w:r>
+        <w:rPr>
+          <w:b/>
+          <w:bCs/>
+        </w:rPr>
+        <w:t>**Q: Can I edit consultant profiles?**</w:t>
+      </w:r>
+    </w:p>
+    <w:p>
+      <w:pPr>
+        <w:rPr>
+          <w:b/>
+          <w:bCs/>
+        </w:rPr>
+      </w:pPr>
+      <w:r>
+        <w:rPr>
+          <w:b/>
+          <w:bCs/>
+        </w:rPr>
+        <w:t>A: Yes, administrators have full access to edit all consultant profile information.</w:t>
+      </w:r>
+    </w:p>
+    <w:p>
+      <w:pPr>
+        <w:rPr>
+          <w:b/>
+          <w:bCs/>
+        </w:rPr>
+      </w:pPr>
+    </w:p>
+    <w:p>
+      <w:pPr>
+        <w:rPr>
+          <w:b/>
+          <w:bCs/>
+        </w:rPr>
+      </w:pPr>
+      <w:r>
+        <w:rPr>
+          <w:b/>
+          <w:bCs/>
+        </w:rPr>
+        <w:t>**Q: How do I handle consultant disputes?**</w:t>
+      </w:r>
+    </w:p>
+    <w:p>
+      <w:pPr>
+        <w:rPr>
+          <w:b/>
+          <w:bCs/>
+        </w:rPr>
+      </w:pPr>
+      <w:r>
+        <w:rPr>
+          <w:b/>
+          <w:bCs/>
+        </w:rPr>
+        <w:t>A: Use the consultant status system to temporarily suspend accounts while investigating issues.</w:t>
+      </w:r>
+    </w:p>
+    <w:p>
+      <w:pPr>
+        <w:rPr>
+          <w:b/>
+          <w:bCs/>
+        </w:rPr>
+      </w:pPr>
+    </w:p>
+    <w:p>
+      <w:pPr>
+        <w:rPr>
+          <w:b/>
+          <w:bCs/>
+        </w:rPr>
+      </w:pPr>
+      <w:r>
+        <w:rPr>
+          <w:b/>
+          <w:bCs/>
+        </w:rPr>
+        <w:t>### Invoice Management</w:t>
+      </w:r>
+    </w:p>
+    <w:p>
+      <w:pPr>
+        <w:rPr>
+          <w:b/>
+          <w:bCs/>
+        </w:rPr>
+      </w:pPr>
+    </w:p>
+    <w:p>
+      <w:pPr>
+        <w:rPr>
+          <w:b/>
+          <w:bCs/>
+        </w:rPr>
+      </w:pPr>
+      <w:r>
+        <w:rPr>
+          <w:b/>
+          <w:bCs/>
+        </w:rPr>
+        <w:t>**Q: What's the invoice approval process?**</w:t>
+      </w:r>
+    </w:p>
+    <w:p>
+      <w:pPr>
+        <w:rPr>
+          <w:b/>
+          <w:bCs/>
+        </w:rPr>
+      </w:pPr>
+      <w:r>
+        <w:rPr>
+          <w:b/>
+          <w:bCs/>
+        </w:rPr>
+        <w:t>A: Consultants submit → Admin reviews → Admin approves/rejects → Payment processing → Mark as paid.</w:t>
+      </w:r>
+    </w:p>
+    <w:p>
+      <w:pPr>
+        <w:rPr>
+          <w:b/>
+          <w:bCs/>
+        </w:rPr>
+      </w:pPr>
+    </w:p>
+    <w:p>
+      <w:pPr>
+        <w:rPr>
+          <w:b/>
+          <w:bCs/>
+        </w:rPr>
+      </w:pPr>
+      <w:r>
+        <w:rPr>
+          <w:b/>
+          <w:bCs/>
+        </w:rPr>
+        <w:t>**Q: Can I modify invoice amounts?**</w:t>
+      </w:r>
+    </w:p>
+    <w:p>
+      <w:pPr>
+        <w:rPr>
+          <w:b/>
+          <w:bCs/>
+        </w:rPr>
+      </w:pPr>
+      <w:r>
+        <w:rPr>
+          <w:b/>
+          <w:bCs/>
+        </w:rPr>
+        <w:t>A: Yes, administrators can edit invoice details before approval.</w:t>
+      </w:r>
+    </w:p>
+    <w:p>
+      <w:pPr>
+        <w:rPr>
+          <w:b/>
+          <w:bCs/>
+        </w:rPr>
+      </w:pPr>
+    </w:p>
+    <w:p>
+      <w:pPr>
+        <w:rPr>
+          <w:b/>
+          <w:bCs/>
+        </w:rPr>
+      </w:pPr>
+      <w:r>
+        <w:rPr>
+          <w:b/>
+          <w:bCs/>
+        </w:rPr>
+        <w:t>**Q: How do I handle invoice disputes?**</w:t>
+      </w:r>
+    </w:p>
+    <w:p>
+      <w:pPr>
+        <w:rPr>
+          <w:b/>
+          <w:bCs/>
+        </w:rPr>
+      </w:pPr>
+      <w:r>
+        <w:rPr>
+          <w:b/>
+          <w:bCs/>
+        </w:rPr>
+        <w:t>A: Change invoice status to "Under Review" and communicate with the consultant to resolve issues.</w:t>
+      </w:r>
+    </w:p>
+    <w:p>
+      <w:pPr>
+        <w:rPr>
+          <w:b/>
+          <w:bCs/>
+        </w:rPr>
+      </w:pPr>
+    </w:p>
+    <w:p>
+      <w:pPr>
+        <w:rPr>
+          <w:b/>
+          <w:bCs/>
+        </w:rPr>
+      </w:pPr>
+      <w:r>
+        <w:rPr>
+          <w:b/>
+          <w:bCs/>
+        </w:rPr>
+        <w:t>### Technical Issues</w:t>
+      </w:r>
+    </w:p>
+    <w:p>
+      <w:pPr>
+        <w:rPr>
+          <w:b/>
+          <w:bCs/>
+        </w:rPr>
+      </w:pPr>
+    </w:p>
+    <w:p>
+      <w:pPr>
+        <w:rPr>
+          <w:b/>
+          <w:bCs/>
+        </w:rPr>
+      </w:pPr>
+      <w:r>
+        <w:rPr>
+          <w:b/>
+          <w:bCs/>
+        </w:rPr>
+        <w:t>**Q: How do I check system logs?**</w:t>
+      </w:r>
+    </w:p>
+    <w:p>
+      <w:pPr>
+        <w:rPr>
+          <w:b/>
+          <w:bCs/>
+        </w:rPr>
+      </w:pPr>
+      <w:r>
+        <w:rPr>
+          <w:b/>
+          <w:bCs/>
+        </w:rPr>
+        <w:t>A: Log files are located in the `logs/` directory. Use the admin dashboard's monitoring section for quick access.</w:t>
+      </w:r>
+    </w:p>
+    <w:p>
+      <w:pPr>
+        <w:rPr>
+          <w:b/>
+          <w:bCs/>
+        </w:rPr>
+      </w:pPr>
+    </w:p>
+    <w:p>
+      <w:pPr>
+        <w:rPr>
+          <w:b/>
+          <w:bCs/>
+        </w:rPr>
+      </w:pPr>
+      <w:r>
+        <w:rPr>
+          <w:b/>
+          <w:bCs/>
+        </w:rPr>
+        <w:t>**Q: What if the database becomes corrupted?**</w:t>
+      </w:r>
+    </w:p>
+    <w:p>
+      <w:pPr>
+        <w:rPr>
+          <w:b/>
+          <w:bCs/>
+        </w:rPr>
+      </w:pPr>
+      <w:r>
+        <w:rPr>
+          <w:b/>
+          <w:bCs/>
+        </w:rPr>
+        <w:t>A: Restore from the most recent backup and run database integrity checks.</w:t>
+      </w:r>
+    </w:p>
+    <w:p>
+      <w:pPr>
+        <w:rPr>
+          <w:b/>
+          <w:bCs/>
+        </w:rPr>
+      </w:pPr>
+    </w:p>
+    <w:p>
+      <w:pPr>
+        <w:rPr>
+          <w:b/>
+          <w:bCs/>
+        </w:rPr>
+      </w:pPr>
+      <w:r>
+        <w:rPr>
+          <w:b/>
+          <w:bCs/>
+        </w:rPr>
+        <w:t>**Q: How do I update the system?**</w:t>
+      </w:r>
+    </w:p>
+    <w:p>
+      <w:pPr>
+        <w:rPr>
+          <w:b/>
+          <w:bCs/>
+        </w:rPr>
+      </w:pPr>
+      <w:r>
+        <w:rPr>
+          <w:b/>
+          <w:bCs/>
+        </w:rPr>
+        <w:t>A: Follow the deployment guide, test in staging first, then deploy to production with proper backups.</w:t>
+      </w:r>
+    </w:p>
+    <w:p>
+      <w:pPr>
+        <w:rPr>
+          <w:b/>
+          <w:bCs/>
+        </w:rPr>
+      </w:pPr>
+    </w:p>
+    <w:p>
+      <w:pPr>
+        <w:rPr>
+          <w:b/>
+          <w:bCs/>
+        </w:rPr>
+      </w:pPr>
+      <w:r>
+        <w:rPr>
+          <w:b/>
+          <w:bCs/>
+        </w:rPr>
+        <w:t>### Security</w:t>
+      </w:r>
+    </w:p>
+    <w:p>
+      <w:pPr>
+        <w:rPr>
+          <w:b/>
+          <w:bCs/>
+        </w:rPr>
+      </w:pPr>
+    </w:p>
+    <w:p>
+      <w:pPr>
+        <w:rPr>
+          <w:b/>
+          <w:bCs/>
+        </w:rPr>
+      </w:pPr>
+      <w:r>
+        <w:rPr>
+          <w:b/>
+          <w:bCs/>
+        </w:rPr>
+        <w:t>**Q: How often should I change admin passwords?**</w:t>
+      </w:r>
+    </w:p>
+    <w:p>
+      <w:pPr>
+        <w:rPr>
+          <w:b/>
+          <w:bCs/>
+        </w:rPr>
+      </w:pPr>
+      <w:r>
+        <w:rPr>
+          <w:b/>
+          <w:bCs/>
+        </w:rPr>
+        <w:t>A: Change passwords every 90 days or immediately if security is compromised.</w:t>
+      </w:r>
+    </w:p>
+    <w:p>
+      <w:pPr>
+        <w:rPr>
+          <w:b/>
+          <w:bCs/>
+        </w:rPr>
+      </w:pPr>
+    </w:p>
+    <w:p>
+      <w:pPr>
+        <w:rPr>
+          <w:b/>
+          <w:bCs/>
+        </w:rPr>
+      </w:pPr>
+      <w:r>
+        <w:rPr>
+          <w:b/>
+          <w:bCs/>
+        </w:rPr>
+        <w:t>**Q: Can I see user activity logs?**</w:t>
+      </w:r>
+    </w:p>
+    <w:p>
+      <w:pPr>
+        <w:rPr>
+          <w:b/>
+          <w:bCs/>
+        </w:rPr>
+      </w:pPr>
+      <w:r>
+        <w:rPr>
+          <w:b/>
+          <w:bCs/>
+        </w:rPr>
+        <w:t>A: Yes, user activities are logged and can be viewed in the admin dashboard.</w:t>
+      </w:r>
+    </w:p>
+    <w:p>
+      <w:pPr>
+        <w:rPr>
+          <w:b/>
+          <w:bCs/>
+        </w:rPr>
+      </w:pPr>
+    </w:p>
+    <w:p>
+      <w:pPr>
+        <w:rPr>
+          <w:b/>
+          <w:bCs/>
+        </w:rPr>
+      </w:pPr>
+      <w:r>
+        <w:rPr>
+          <w:b/>
+          <w:bCs/>
+        </w:rPr>
+        <w:t>**Q: How do I handle suspected security breaches?**</w:t>
+      </w:r>
+    </w:p>
+    <w:p>
+      <w:pPr>
+        <w:rPr>
+          <w:b/>
+          <w:bCs/>
+        </w:rPr>
+      </w:pPr>
+      <w:r>
+        <w:rPr>
+          <w:b/>
+          <w:bCs/>
+        </w:rPr>
+        <w:t>A: Immediately secure the system, change all passwords, review logs, and assess potential data exposure.</w:t>
+      </w:r>
+    </w:p>
+    <w:p>
+      <w:pPr>
+        <w:rPr>
+          <w:b/>
+          <w:bCs/>
+        </w:rPr>
+      </w:pPr>
+    </w:p>
+    <w:p>
+      <w:pPr>
+        <w:rPr>
+          <w:b/>
+          <w:bCs/>
+        </w:rPr>
+      </w:pPr>
+      <w:r>
+        <w:rPr>
+          <w:b/>
+          <w:bCs/>
+        </w:rPr>
+        <w:t>---</w:t>
+      </w:r>
+    </w:p>
+    <w:p>
+      <w:pPr>
+        <w:rPr>
+          <w:b/>
+          <w:bCs/>
+        </w:rPr>
+      </w:pPr>
+    </w:p>
+    <w:p>
+      <w:pPr>
+        <w:rPr>
+          <w:b/>
+          <w:bCs/>
+        </w:rPr>
+      </w:pPr>
+      <w:r>
+        <w:rPr>
+          <w:b/>
+          <w:bCs/>
+        </w:rPr>
+        <w:t>## Contact &amp; Support</w:t>
+      </w:r>
+    </w:p>
+    <w:p>
+      <w:pPr>
+        <w:rPr>
+          <w:b/>
+          <w:bCs/>
+        </w:rPr>
+      </w:pPr>
+    </w:p>
+    <w:p>
+      <w:pPr>
+        <w:rPr>
+          <w:b/>
+          <w:bCs/>
+        </w:rPr>
+      </w:pPr>
+      <w:r>
+        <w:rPr>
+          <w:b/>
+          <w:bCs/>
+        </w:rPr>
+        <w:t>For technical issues or questions not covered in this documentation:</w:t>
+      </w:r>
+    </w:p>
+    <w:p>
+      <w:pPr>
+        <w:rPr>
+          <w:b/>
+          <w:bCs/>
+        </w:rPr>
+      </w:pPr>
+      <w:r>
+        <w:rPr>
+          <w:b/>
+          <w:bCs/>
+        </w:rPr>
+        <w:t>1. Check the system logs first</w:t>
+      </w:r>
+    </w:p>
+    <w:p>
+      <w:pPr>
+        <w:rPr>
+          <w:b/>
+          <w:bCs/>
+        </w:rPr>
+      </w:pPr>
+      <w:r>
+        <w:rPr>
+          <w:b/>
+          <w:bCs/>
+        </w:rPr>
+        <w:t>2. Review the troubleshooting section</w:t>
+      </w:r>
+    </w:p>
+    <w:p>
+      <w:pPr>
+        <w:rPr>
+          <w:b/>
+          <w:bCs/>
+        </w:rPr>
+      </w:pPr>
+      <w:r>
+        <w:rPr>
+          <w:b/>
+          <w:bCs/>
+        </w:rPr>
+        <w:t>3. Contact the development team</w:t>
+      </w:r>
+    </w:p>
+    <w:p>
+      <w:pPr>
+        <w:rPr>
+          <w:b/>
+          <w:bCs/>
+        </w:rPr>
+      </w:pPr>
+      <w:r>
+        <w:rPr>
+          <w:b/>
+          <w:bCs/>
+        </w:rPr>
+        <w:t>4. Document any new issues for future reference</w:t>
+      </w:r>
+    </w:p>
+    <w:p>
+      <w:pPr>
+        <w:rPr>
+          <w:b/>
+          <w:bCs/>
+        </w:rPr>
+      </w:pPr>
+    </w:p>
+    <w:p>
+      <w:pPr>
+        <w:rPr>
+          <w:b/>
+          <w:bCs/>
+        </w:rPr>
+      </w:pPr>
+      <w:r>
+        <w:rPr>
+          <w:b/>
+          <w:bCs/>
+        </w:rPr>
+        <w:t>Remember: Always test changes in a development environment before applying them to production!</w:t>
+      </w:r>
+    </w:p>
+    <w:p>
+      <w:pPr>
+        <w:rPr>
+          <w:b/>
+          <w:bCs/>
+        </w:rPr>
+      </w:pPr>
+      <w:r>
+        <w:rPr>
+          <w:b/>
+          <w:bCs/>
+        </w:rPr>
+        <w:t>```</w:t>
+      </w:r>
+    </w:p>
+    <w:p>
+      <w:pPr>
+        <w:rPr>
+          <w:b/>
+          <w:bCs/>
+        </w:rPr>
+      </w:pPr>
+    </w:p>
+    <w:p>
+      <w:pPr>
+        <w:rPr>
+          <w:b/>
+          <w:bCs/>
+        </w:rPr>
+      </w:pPr>
+      <w:r>
+        <w:rPr>
+          <w:b/>
+          <w:bCs/>
+        </w:rPr>
+        <w:t>## 2. Consultant Documentation</w:t>
+      </w:r>
+    </w:p>
+    <w:p>
+      <w:pPr>
+        <w:rPr>
+          <w:b/>
+          <w:bCs/>
+        </w:rPr>
+      </w:pPr>
+    </w:p>
+    <w:p>
+      <w:pPr>
+        <w:rPr>
+          <w:b/>
+          <w:bCs/>
+        </w:rPr>
+      </w:pPr>
+      <w:r>
+        <w:rPr>
+          <w:b/>
+          <w:bCs/>
+        </w:rPr>
+        <w:t>```markdown:CONSULTANT_DOCUMENTATION.md</w:t>
+      </w:r>
+    </w:p>
+    <w:p>
+      <w:pPr>
+        <w:rPr>
+          <w:b/>
+          <w:bCs/>
+        </w:rPr>
+      </w:pPr>
+      <w:r>
+        <w:rPr>
+          <w:b/>
+          <w:bCs/>
+        </w:rPr>
+        <w:t># Consultation Platform - Consultant Guide</w:t>
+      </w:r>
+    </w:p>
+    <w:p>
+      <w:pPr>
+        <w:rPr>
+          <w:b/>
+          <w:bCs/>
+        </w:rPr>
+      </w:pPr>
+    </w:p>
+    <w:p>
+      <w:pPr>
+        <w:rPr>
+          <w:b/>
+          <w:bCs/>
+        </w:rPr>
+      </w:pPr>
+      <w:r>
+        <w:rPr>
+          <w:b/>
+          <w:bCs/>
+        </w:rPr>
+        <w:t>## Table of Contents</w:t>
+      </w:r>
+    </w:p>
+    <w:p>
+      <w:pPr>
+        <w:rPr>
+          <w:b/>
+          <w:bCs/>
+        </w:rPr>
+      </w:pPr>
+      <w:r>
+        <w:rPr>
+          <w:b/>
+          <w:bCs/>
+        </w:rPr>
+        <w:t>1. [Welcome to the Platform](#welcome-to-the-platform)</w:t>
+      </w:r>
+    </w:p>
+    <w:p>
+      <w:pPr>
+        <w:rPr>
+          <w:b/>
+          <w:bCs/>
+        </w:rPr>
+      </w:pPr>
+      <w:r>
+        <w:rPr>
+          <w:b/>
+          <w:bCs/>
+        </w:rPr>
+        <w:lastRenderedPageBreak/>
+        <w:t>2. [Getting Started](#getting-started)</w:t>
+      </w:r>
+    </w:p>
+    <w:p>
+      <w:pPr>
+        <w:rPr>
+          <w:b/>
+          <w:bCs/>
+        </w:rPr>
+      </w:pPr>
+      <w:r>
+        <w:rPr>
+          <w:b/>
+          <w:bCs/>
+        </w:rPr>
+        <w:t>3. [Registration Process](#registration-process)</w:t>
+      </w:r>
+    </w:p>
+    <w:p>
+      <w:pPr>
+        <w:rPr>
+          <w:b/>
+          <w:bCs/>
+        </w:rPr>
+      </w:pPr>
+      <w:r>
+        <w:rPr>
+          <w:b/>
+          <w:bCs/>
+        </w:rPr>
+        <w:t>4. [Dashboard Overview](#dashboard-overview)</w:t>
+      </w:r>
+    </w:p>
+    <w:p>
+      <w:pPr>
+        <w:rPr>
+          <w:b/>
+          <w:bCs/>
+        </w:rPr>
+      </w:pPr>
+      <w:r>
+        <w:rPr>
+          <w:b/>
+          <w:bCs/>
+        </w:rPr>
+        <w:t>5. [Profile Management](#profile-management)</w:t>
+      </w:r>
+    </w:p>
+    <w:p>
+      <w:pPr>
+        <w:rPr>
+          <w:b/>
+          <w:bCs/>
+        </w:rPr>
+      </w:pPr>
+      <w:r>
+        <w:rPr>
+          <w:b/>
+          <w:bCs/>
+        </w:rPr>
+        <w:t>6. [Timesheet Management](#timesheet-management)</w:t>
+      </w:r>
+    </w:p>
+    <w:p>
+      <w:pPr>
+        <w:rPr>
+          <w:b/>
+          <w:bCs/>
+        </w:rPr>
+      </w:pPr>
+      <w:r>
+        <w:rPr>
+          <w:b/>
+          <w:bCs/>
+        </w:rPr>
+        <w:t>7. [Invoice Generation](#invoice-generation)</w:t>
+      </w:r>
+    </w:p>
+    <w:p>
+      <w:pPr>
+        <w:rPr>
+          <w:b/>
+          <w:bCs/>
+        </w:rPr>
+      </w:pPr>
+      <w:r>
+        <w:rPr>
+          <w:b/>
+          <w:bCs/>
+        </w:rPr>
+        <w:t>8. [Document Management](#document-management)</w:t>
+      </w:r>
+    </w:p>
+    <w:p>
+      <w:pPr>
+        <w:rPr>
+          <w:b/>
+          <w:bCs/>
+        </w:rPr>
+      </w:pPr>
+      <w:r>
+        <w:rPr>
+          <w:b/>
+          <w:bCs/>
+        </w:rPr>
+        <w:t>9. [Client Interactions](#client-interactions)</w:t>
+      </w:r>
+    </w:p>
+    <w:p>
+      <w:pPr>
+        <w:rPr>
+          <w:b/>
+          <w:bCs/>
+        </w:rPr>
+      </w:pPr>
+      <w:r>
+        <w:rPr>
+          <w:b/>
+          <w:bCs/>
+        </w:rPr>
+        <w:t>10. [Best Practices](#best-practices)</w:t>
+      </w:r>
+    </w:p>
+    <w:p>
+      <w:pPr>
+        <w:rPr>
+          <w:b/>
+          <w:bCs/>
+        </w:rPr>
+      </w:pPr>
+      <w:r>
+        <w:rPr>
+          <w:b/>
+          <w:bCs/>
+        </w:rPr>
+        <w:t>11. [Troubleshooting](#troubleshooting)</w:t>
+      </w:r>
+    </w:p>
+    <w:p>
+      <w:pPr>
+        <w:rPr>
+          <w:b/>
+          <w:bCs/>
+        </w:rPr>
+      </w:pPr>
+      <w:r>
+        <w:rPr>
+          <w:b/>
+          <w:bCs/>
+        </w:rPr>
+        <w:t>12. [Consultant FAQ](#consultant-faq)</w:t>
+      </w:r>
+    </w:p>
+    <w:p>
+      <w:pPr>
+        <w:rPr>
+          <w:b/>
+          <w:bCs/>
+        </w:rPr>
+      </w:pPr>
+    </w:p>
+    <w:p>
+      <w:pPr>
+        <w:rPr>
+          <w:b/>
+          <w:bCs/>
+        </w:rPr>
+      </w:pPr>
+      <w:r>
+        <w:rPr>
+          <w:b/>
+          <w:bCs/>
+        </w:rPr>
+        <w:t>---</w:t>
+      </w:r>
+    </w:p>
+    <w:p>
+      <w:pPr>
+        <w:rPr>
+          <w:b/>
+          <w:bCs/>
+        </w:rPr>
+      </w:pPr>
+    </w:p>
+    <w:p>
+      <w:pPr>
+        <w:rPr>
+          <w:b/>
+          <w:bCs/>
+        </w:rPr>
+      </w:pPr>
+      <w:r>
+        <w:rPr>
+          <w:b/>
+          <w:bCs/>
+        </w:rPr>
+        <w:t>## Welcome to the Platform</w:t>
+      </w:r>
+    </w:p>
+    <w:p>
+      <w:pPr>
+        <w:rPr>
+          <w:b/>
+          <w:bCs/>
+        </w:rPr>
+      </w:pPr>
+    </w:p>
+    <w:p>
+      <w:pPr>
+        <w:rPr>
+          <w:b/>
+          <w:bCs/>
+        </w:rPr>
+      </w:pPr>
+      <w:r>
+        <w:rPr>
+          <w:b/>
+          <w:bCs/>
+        </w:rPr>
+        <w:t>### What is the Consultation Platform?</w:t>
+      </w:r>
+    </w:p>
+    <w:p>
+      <w:pPr>
+        <w:rPr>
+          <w:b/>
+          <w:bCs/>
+        </w:rPr>
+      </w:pPr>
+      <w:r>
+        <w:rPr>
+          <w:b/>
+          <w:bCs/>
+        </w:rPr>
+        <w:t>The Consultation Platform is your comprehensive workspace for managing your consulting business. It provides all the tools you need to:</w:t>
+      </w:r>
+    </w:p>
+    <w:p>
+      <w:pPr>
+        <w:rPr>
+          <w:b/>
+          <w:bCs/>
+        </w:rPr>
+      </w:pPr>
+      <w:r>
+        <w:rPr>
+          <w:b/>
+          <w:bCs/>
+        </w:rPr>
+        <w:t>- Manage your professional profile</w:t>
+      </w:r>
+    </w:p>
+    <w:p>
+      <w:pPr>
+        <w:rPr>
+          <w:b/>
+          <w:bCs/>
+        </w:rPr>
+      </w:pPr>
+      <w:r>
+        <w:rPr>
+          <w:b/>
+          <w:bCs/>
+        </w:rPr>
+        <w:t>- Track your work hours</w:t>
+      </w:r>
+    </w:p>
+    <w:p>
+      <w:pPr>
+        <w:rPr>
+          <w:b/>
+          <w:bCs/>
+        </w:rPr>
+      </w:pPr>
+      <w:r>
+        <w:rPr>
+          <w:b/>
+          <w:bCs/>
+        </w:rPr>
+        <w:t>- Generate and submit invoices</w:t>
+      </w:r>
+    </w:p>
+    <w:p>
+      <w:pPr>
+        <w:rPr>
+          <w:b/>
+          <w:bCs/>
+        </w:rPr>
+      </w:pPr>
+      <w:r>
+        <w:rPr>
+          <w:b/>
+          <w:bCs/>
+        </w:rPr>
+        <w:t>- Handle client documentation</w:t>
+      </w:r>
+    </w:p>
+    <w:p>
+      <w:pPr>
+        <w:rPr>
+          <w:b/>
+          <w:bCs/>
+        </w:rPr>
+      </w:pPr>
+      <w:r>
+        <w:rPr>
+          <w:b/>
+          <w:bCs/>
+        </w:rPr>
+        <w:t>- Monitor your consulting activities</w:t>
+      </w:r>
+    </w:p>
+    <w:p>
+      <w:pPr>
+        <w:rPr>
+          <w:b/>
+          <w:bCs/>
+        </w:rPr>
+      </w:pPr>
+    </w:p>
+    <w:p>
+      <w:pPr>
+        <w:rPr>
+          <w:b/>
+          <w:bCs/>
+        </w:rPr>
+      </w:pPr>
+      <w:r>
+        <w:rPr>
+          <w:b/>
+          <w:bCs/>
+        </w:rPr>
+        <w:t>### Benefits for Consultants</w:t>
+      </w:r>
+    </w:p>
+    <w:p>
+      <w:pPr>
+        <w:rPr>
+          <w:b/>
+          <w:bCs/>
+        </w:rPr>
+      </w:pPr>
+      <w:r>
+        <w:rPr>
+          <w:b/>
+          <w:bCs/>
+        </w:rPr>
+        <w:t>- **Streamlined Operations**: All your consulting tools in one place</w:t>
+      </w:r>
+    </w:p>
+    <w:p>
+      <w:pPr>
+        <w:rPr>
+          <w:b/>
+          <w:bCs/>
+        </w:rPr>
+      </w:pPr>
+      <w:r>
+        <w:rPr>
+          <w:b/>
+          <w:bCs/>
+        </w:rPr>
+        <w:t>- **Professional Presentation**: Polished profile and documentation</w:t>
+      </w:r>
+    </w:p>
+    <w:p>
+      <w:pPr>
+        <w:rPr>
+          <w:b/>
+          <w:bCs/>
+        </w:rPr>
+      </w:pPr>
+      <w:r>
+        <w:rPr>
+          <w:b/>
+          <w:bCs/>
+        </w:rPr>
+        <w:lastRenderedPageBreak/>
+        <w:t>- **Efficient Billing**: Automated invoice generation and tracking</w:t>
+      </w:r>
+    </w:p>
+    <w:p>
+      <w:pPr>
+        <w:rPr>
+          <w:b/>
+          <w:bCs/>
+        </w:rPr>
+      </w:pPr>
+      <w:r>
+        <w:rPr>
+          <w:b/>
+          <w:bCs/>
+        </w:rPr>
+        <w:t>- **Time Management**: Comprehensive timesheet functionality</w:t>
+      </w:r>
+    </w:p>
+    <w:p>
+      <w:pPr>
+        <w:rPr>
+          <w:b/>
+          <w:bCs/>
+        </w:rPr>
+      </w:pPr>
+      <w:r>
+        <w:rPr>
+          <w:b/>
+          <w:bCs/>
+        </w:rPr>
+        <w:t>- **Document Security**: Secure storage for agreements and files</w:t>
+      </w:r>
+    </w:p>
+    <w:p>
+      <w:pPr>
+        <w:rPr>
+          <w:b/>
+          <w:bCs/>
+        </w:rPr>
+      </w:pPr>
+      <w:r>
+        <w:rPr>
+          <w:b/>
+          <w:bCs/>
+        </w:rPr>
+        <w:t>- **Performance Tracking**: Analytics on your consulting activities</w:t>
+      </w:r>
+    </w:p>
+    <w:p>
+      <w:pPr>
+        <w:rPr>
+          <w:b/>
+          <w:bCs/>
+        </w:rPr>
+      </w:pPr>
+    </w:p>
+    <w:p>
+      <w:pPr>
+        <w:rPr>
+          <w:b/>
+          <w:bCs/>
+        </w:rPr>
+      </w:pPr>
+      <w:r>
+        <w:rPr>
+          <w:b/>
+          <w:bCs/>
+        </w:rPr>
+        <w:t>---</w:t>
+      </w:r>
+    </w:p>
+    <w:p>
+      <w:pPr>
+        <w:rPr>
+          <w:b/>
+          <w:bCs/>
+        </w:rPr>
+      </w:pPr>
+    </w:p>
+    <w:p>
+      <w:pPr>
+        <w:rPr>
+          <w:b/>
+          <w:bCs/>
+        </w:rPr>
+      </w:pPr>
+      <w:r>
+        <w:rPr>
+          <w:b/>
+          <w:bCs/>
+        </w:rPr>
+        <w:t>## Getting Started</w:t>
+      </w:r>
+    </w:p>
+    <w:p>
+      <w:pPr>
+        <w:rPr>
+          <w:b/>
+          <w:bCs/>
+        </w:rPr>
+      </w:pPr>
+    </w:p>
+    <w:p>
+      <w:pPr>
+        <w:rPr>
+          <w:b/>
+          <w:bCs/>
+        </w:rPr>
+      </w:pPr>
+      <w:r>
+        <w:rPr>
+          <w:b/>
+          <w:bCs/>
+        </w:rPr>
+        <w:t>### System Requirements</w:t>
+      </w:r>
+    </w:p>
+    <w:p>
+      <w:pPr>
+        <w:rPr>
+          <w:b/>
+          <w:bCs/>
+        </w:rPr>
+      </w:pPr>
+      <w:r>
+        <w:rPr>
+          <w:b/>
+          <w:bCs/>
+        </w:rPr>
+        <w:t>- Modern web browser (Chrome, Firefox, Safari, Edge)</w:t>
+      </w:r>
+    </w:p>
+    <w:p>
+      <w:pPr>
+        <w:rPr>
+          <w:b/>
+          <w:bCs/>
+        </w:rPr>
+      </w:pPr>
+      <w:r>
+        <w:rPr>
+          <w:b/>
+          <w:bCs/>
+        </w:rPr>
+        <w:t>- Stable internet connection</w:t>
+      </w:r>
+    </w:p>
+    <w:p>
+      <w:pPr>
+        <w:rPr>
+          <w:b/>
+          <w:bCs/>
+        </w:rPr>
+      </w:pPr>
+      <w:r>
+        <w:rPr>
+          <w:b/>
+          <w:bCs/>
+        </w:rPr>
+        <w:t>- Email access for notifications</w:t>
+      </w:r>
+    </w:p>
+    <w:p>
+      <w:pPr>
+        <w:rPr>
+          <w:b/>
+          <w:bCs/>
+        </w:rPr>
+      </w:pPr>
+      <w:r>
+        <w:rPr>
+          <w:b/>
+          <w:bCs/>
+        </w:rPr>
+        <w:t>- PDF reader for documents</w:t>
+      </w:r>
+    </w:p>
+    <w:p>
+      <w:pPr>
+        <w:rPr>
+          <w:b/>
+          <w:bCs/>
+        </w:rPr>
+      </w:pPr>
+    </w:p>
+    <w:p>
+      <w:pPr>
+        <w:rPr>
+          <w:b/>
+          <w:bCs/>
+        </w:rPr>
+      </w:pPr>
+      <w:r>
+        <w:rPr>
+          <w:b/>
+          <w:bCs/>
+        </w:rPr>
+        <w:t>### Account Access</w:t>
+      </w:r>
+    </w:p>
+    <w:p>
+      <w:pPr>
+        <w:rPr>
+          <w:b/>
+          <w:bCs/>
+        </w:rPr>
+      </w:pPr>
+      <w:r>
+        <w:rPr>
+          <w:b/>
+          <w:bCs/>
+        </w:rPr>
+        <w:t>Once your account is approved by the administrator:</w:t>
+      </w:r>
+    </w:p>
+    <w:p>
+      <w:pPr>
+        <w:rPr>
+          <w:b/>
+          <w:bCs/>
+        </w:rPr>
+      </w:pPr>
+      <w:r>
+        <w:rPr>
+          <w:b/>
+          <w:bCs/>
+        </w:rPr>
+        <w:t>1. You'll receive a welcome email with login credentials</w:t>
+      </w:r>
+    </w:p>
+    <w:p>
+      <w:pPr>
+        <w:rPr>
+          <w:b/>
+          <w:bCs/>
+        </w:rPr>
+      </w:pPr>
+      <w:r>
+        <w:rPr>
+          <w:b/>
+          <w:bCs/>
+        </w:rPr>
+        <w:t>2. Access the platform at: `http://platform-url.com/consultation/`</w:t>
+      </w:r>
+    </w:p>
+    <w:p>
+      <w:pPr>
+        <w:rPr>
+          <w:b/>
+          <w:bCs/>
+        </w:rPr>
+      </w:pPr>
+      <w:r>
+        <w:rPr>
+          <w:b/>
+          <w:bCs/>
+        </w:rPr>
+        <w:t>3. Use your provided username and password</w:t>
+      </w:r>
+    </w:p>
+    <w:p>
+      <w:pPr>
+        <w:rPr>
+          <w:b/>
+          <w:bCs/>
+        </w:rPr>
+      </w:pPr>
+      <w:r>
+        <w:rPr>
+          <w:b/>
+          <w:bCs/>
+        </w:rPr>
+        <w:t>4. Complete your profile setup</w:t>
+      </w:r>
+    </w:p>
+    <w:p>
+      <w:pPr>
+        <w:rPr>
+          <w:b/>
+          <w:bCs/>
+        </w:rPr>
+      </w:pPr>
+    </w:p>
+    <w:p>
+      <w:pPr>
+        <w:rPr>
+          <w:b/>
+          <w:bCs/>
+        </w:rPr>
+      </w:pPr>
+      <w:r>
+        <w:rPr>
+          <w:b/>
+          <w:bCs/>
+        </w:rPr>
+        <w:t>### First Login Checklist</w:t>
+      </w:r>
+    </w:p>
+    <w:p>
+      <w:pPr>
+        <w:rPr>
+          <w:b/>
+          <w:bCs/>
+        </w:rPr>
+      </w:pPr>
+      <w:r>
+        <w:rPr>
+          <w:b/>
+          <w:bCs/>
+        </w:rPr>
+        <w:t>- [ ] Change your default password</w:t>
+      </w:r>
+    </w:p>
+    <w:p>
+      <w:pPr>
+        <w:rPr>
+          <w:b/>
+          <w:bCs/>
+        </w:rPr>
+      </w:pPr>
+      <w:r>
+        <w:rPr>
+          <w:b/>
+          <w:bCs/>
+        </w:rPr>
+        <w:t>- [ ] Complete your profile information</w:t>
+      </w:r>
+    </w:p>
+    <w:p>
+      <w:pPr>
+        <w:rPr>
+          <w:b/>
+          <w:bCs/>
+        </w:rPr>
+      </w:pPr>
+      <w:r>
+        <w:rPr>
+          <w:b/>
+          <w:bCs/>
+        </w:rPr>
+        <w:t>-</w:t>
       </w:r>
     </w:p>
     <w:p/>
@@ -4626,6 +12361,20 @@
       <w:spacing w:val="5"/>
     </w:rPr>
   </w:style>
+  <w:style w:type="paragraph" w:customStyle="1" w:styleId="msonormal0">
+    <w:name w:val="msonormal"/>
+    <w:basedOn w:val="Normal"/>
+    <w:rsid w:val="0044458A"/>
+    <w:pPr>
+      <w:spacing w:before="100" w:beforeAutospacing="1" w:after="100" w:afterAutospacing="1" w:line="240" w:lineRule="auto"/>
+    </w:pPr>
+    <w:rPr>
+      <w:rFonts w:ascii="Times New Roman" w:eastAsia="Times New Roman" w:hAnsi="Times New Roman" w:cs="Times New Roman"/>
+      <w:kern w:val="0"/>
+      <w:lang w:eastAsia="en-IN" w:bidi="kn-IN"/>
+      <w14:ligatures w14:val="none"/>
+    </w:rPr>
+  </w:style>
 </w:styles>
 </file>
 

--- a/docx/admin/introduction to admin.docx
+++ b/docx/admin/introduction to admin.docx
@@ -7860,840 +7860,6 @@
         <w:t>```</w:t>
       </w:r>
     </w:p>
-    <w:p>
-      <w:pPr>
-        <w:rPr>
-          <w:b/>
-          <w:bCs/>
-        </w:rPr>
-      </w:pPr>
-    </w:p>
-    <w:p>
-      <w:pPr>
-        <w:rPr>
-          <w:b/>
-          <w:bCs/>
-        </w:rPr>
-      </w:pPr>
-      <w:r>
-        <w:rPr>
-          <w:b/>
-          <w:bCs/>
-        </w:rPr>
-        <w:t>## 2. Consultant Documentation</w:t>
-      </w:r>
-    </w:p>
-    <w:p>
-      <w:pPr>
-        <w:rPr>
-          <w:b/>
-          <w:bCs/>
-        </w:rPr>
-      </w:pPr>
-    </w:p>
-    <w:p>
-      <w:pPr>
-        <w:rPr>
-          <w:b/>
-          <w:bCs/>
-        </w:rPr>
-      </w:pPr>
-      <w:r>
-        <w:rPr>
-          <w:b/>
-          <w:bCs/>
-        </w:rPr>
-        <w:t>```markdown:CONSULTANT_DOCUMENTATION.md</w:t>
-      </w:r>
-    </w:p>
-    <w:p>
-      <w:pPr>
-        <w:rPr>
-          <w:b/>
-          <w:bCs/>
-        </w:rPr>
-      </w:pPr>
-      <w:r>
-        <w:rPr>
-          <w:b/>
-          <w:bCs/>
-        </w:rPr>
-        <w:t># Consultation Platform - Consultant Guide</w:t>
-      </w:r>
-    </w:p>
-    <w:p>
-      <w:pPr>
-        <w:rPr>
-          <w:b/>
-          <w:bCs/>
-        </w:rPr>
-      </w:pPr>
-    </w:p>
-    <w:p>
-      <w:pPr>
-        <w:rPr>
-          <w:b/>
-          <w:bCs/>
-        </w:rPr>
-      </w:pPr>
-      <w:r>
-        <w:rPr>
-          <w:b/>
-          <w:bCs/>
-        </w:rPr>
-        <w:t>## Table of Contents</w:t>
-      </w:r>
-    </w:p>
-    <w:p>
-      <w:pPr>
-        <w:rPr>
-          <w:b/>
-          <w:bCs/>
-        </w:rPr>
-      </w:pPr>
-      <w:r>
-        <w:rPr>
-          <w:b/>
-          <w:bCs/>
-        </w:rPr>
-        <w:t>1. [Welcome to the Platform](#welcome-to-the-platform)</w:t>
-      </w:r>
-    </w:p>
-    <w:p>
-      <w:pPr>
-        <w:rPr>
-          <w:b/>
-          <w:bCs/>
-        </w:rPr>
-      </w:pPr>
-      <w:r>
-        <w:rPr>
-          <w:b/>
-          <w:bCs/>
-        </w:rPr>
-        <w:lastRenderedPageBreak/>
-        <w:t>2. [Getting Started](#getting-started)</w:t>
-      </w:r>
-    </w:p>
-    <w:p>
-      <w:pPr>
-        <w:rPr>
-          <w:b/>
-          <w:bCs/>
-        </w:rPr>
-      </w:pPr>
-      <w:r>
-        <w:rPr>
-          <w:b/>
-          <w:bCs/>
-        </w:rPr>
-        <w:t>3. [Registration Process](#registration-process)</w:t>
-      </w:r>
-    </w:p>
-    <w:p>
-      <w:pPr>
-        <w:rPr>
-          <w:b/>
-          <w:bCs/>
-        </w:rPr>
-      </w:pPr>
-      <w:r>
-        <w:rPr>
-          <w:b/>
-          <w:bCs/>
-        </w:rPr>
-        <w:t>4. [Dashboard Overview](#dashboard-overview)</w:t>
-      </w:r>
-    </w:p>
-    <w:p>
-      <w:pPr>
-        <w:rPr>
-          <w:b/>
-          <w:bCs/>
-        </w:rPr>
-      </w:pPr>
-      <w:r>
-        <w:rPr>
-          <w:b/>
-          <w:bCs/>
-        </w:rPr>
-        <w:t>5. [Profile Management](#profile-management)</w:t>
-      </w:r>
-    </w:p>
-    <w:p>
-      <w:pPr>
-        <w:rPr>
-          <w:b/>
-          <w:bCs/>
-        </w:rPr>
-      </w:pPr>
-      <w:r>
-        <w:rPr>
-          <w:b/>
-          <w:bCs/>
-        </w:rPr>
-        <w:t>6. [Timesheet Management](#timesheet-management)</w:t>
-      </w:r>
-    </w:p>
-    <w:p>
-      <w:pPr>
-        <w:rPr>
-          <w:b/>
-          <w:bCs/>
-        </w:rPr>
-      </w:pPr>
-      <w:r>
-        <w:rPr>
-          <w:b/>
-          <w:bCs/>
-        </w:rPr>
-        <w:t>7. [Invoice Generation](#invoice-generation)</w:t>
-      </w:r>
-    </w:p>
-    <w:p>
-      <w:pPr>
-        <w:rPr>
-          <w:b/>
-          <w:bCs/>
-        </w:rPr>
-      </w:pPr>
-      <w:r>
-        <w:rPr>
-          <w:b/>
-          <w:bCs/>
-        </w:rPr>
-        <w:t>8. [Document Management](#document-management)</w:t>
-      </w:r>
-    </w:p>
-    <w:p>
-      <w:pPr>
-        <w:rPr>
-          <w:b/>
-          <w:bCs/>
-        </w:rPr>
-      </w:pPr>
-      <w:r>
-        <w:rPr>
-          <w:b/>
-          <w:bCs/>
-        </w:rPr>
-        <w:t>9. [Client Interactions](#client-interactions)</w:t>
-      </w:r>
-    </w:p>
-    <w:p>
-      <w:pPr>
-        <w:rPr>
-          <w:b/>
-          <w:bCs/>
-        </w:rPr>
-      </w:pPr>
-      <w:r>
-        <w:rPr>
-          <w:b/>
-          <w:bCs/>
-        </w:rPr>
-        <w:t>10. [Best Practices](#best-practices)</w:t>
-      </w:r>
-    </w:p>
-    <w:p>
-      <w:pPr>
-        <w:rPr>
-          <w:b/>
-          <w:bCs/>
-        </w:rPr>
-      </w:pPr>
-      <w:r>
-        <w:rPr>
-          <w:b/>
-          <w:bCs/>
-        </w:rPr>
-        <w:t>11. [Troubleshooting](#troubleshooting)</w:t>
-      </w:r>
-    </w:p>
-    <w:p>
-      <w:pPr>
-        <w:rPr>
-          <w:b/>
-          <w:bCs/>
-        </w:rPr>
-      </w:pPr>
-      <w:r>
-        <w:rPr>
-          <w:b/>
-          <w:bCs/>
-        </w:rPr>
-        <w:t>12. [Consultant FAQ](#consultant-faq)</w:t>
-      </w:r>
-    </w:p>
-    <w:p>
-      <w:pPr>
-        <w:rPr>
-          <w:b/>
-          <w:bCs/>
-        </w:rPr>
-      </w:pPr>
-    </w:p>
-    <w:p>
-      <w:pPr>
-        <w:rPr>
-          <w:b/>
-          <w:bCs/>
-        </w:rPr>
-      </w:pPr>
-      <w:r>
-        <w:rPr>
-          <w:b/>
-          <w:bCs/>
-        </w:rPr>
-        <w:t>---</w:t>
-      </w:r>
-    </w:p>
-    <w:p>
-      <w:pPr>
-        <w:rPr>
-          <w:b/>
-          <w:bCs/>
-        </w:rPr>
-      </w:pPr>
-    </w:p>
-    <w:p>
-      <w:pPr>
-        <w:rPr>
-          <w:b/>
-          <w:bCs/>
-        </w:rPr>
-      </w:pPr>
-      <w:r>
-        <w:rPr>
-          <w:b/>
-          <w:bCs/>
-        </w:rPr>
-        <w:t>## Welcome to the Platform</w:t>
-      </w:r>
-    </w:p>
-    <w:p>
-      <w:pPr>
-        <w:rPr>
-          <w:b/>
-          <w:bCs/>
-        </w:rPr>
-      </w:pPr>
-    </w:p>
-    <w:p>
-      <w:pPr>
-        <w:rPr>
-          <w:b/>
-          <w:bCs/>
-        </w:rPr>
-      </w:pPr>
-      <w:r>
-        <w:rPr>
-          <w:b/>
-          <w:bCs/>
-        </w:rPr>
-        <w:t>### What is the Consultation Platform?</w:t>
-      </w:r>
-    </w:p>
-    <w:p>
-      <w:pPr>
-        <w:rPr>
-          <w:b/>
-          <w:bCs/>
-        </w:rPr>
-      </w:pPr>
-      <w:r>
-        <w:rPr>
-          <w:b/>
-          <w:bCs/>
-        </w:rPr>
-        <w:t>The Consultation Platform is your comprehensive workspace for managing your consulting business. It provides all the tools you need to:</w:t>
-      </w:r>
-    </w:p>
-    <w:p>
-      <w:pPr>
-        <w:rPr>
-          <w:b/>
-          <w:bCs/>
-        </w:rPr>
-      </w:pPr>
-      <w:r>
-        <w:rPr>
-          <w:b/>
-          <w:bCs/>
-        </w:rPr>
-        <w:t>- Manage your professional profile</w:t>
-      </w:r>
-    </w:p>
-    <w:p>
-      <w:pPr>
-        <w:rPr>
-          <w:b/>
-          <w:bCs/>
-        </w:rPr>
-      </w:pPr>
-      <w:r>
-        <w:rPr>
-          <w:b/>
-          <w:bCs/>
-        </w:rPr>
-        <w:t>- Track your work hours</w:t>
-      </w:r>
-    </w:p>
-    <w:p>
-      <w:pPr>
-        <w:rPr>
-          <w:b/>
-          <w:bCs/>
-        </w:rPr>
-      </w:pPr>
-      <w:r>
-        <w:rPr>
-          <w:b/>
-          <w:bCs/>
-        </w:rPr>
-        <w:t>- Generate and submit invoices</w:t>
-      </w:r>
-    </w:p>
-    <w:p>
-      <w:pPr>
-        <w:rPr>
-          <w:b/>
-          <w:bCs/>
-        </w:rPr>
-      </w:pPr>
-      <w:r>
-        <w:rPr>
-          <w:b/>
-          <w:bCs/>
-        </w:rPr>
-        <w:t>- Handle client documentation</w:t>
-      </w:r>
-    </w:p>
-    <w:p>
-      <w:pPr>
-        <w:rPr>
-          <w:b/>
-          <w:bCs/>
-        </w:rPr>
-      </w:pPr>
-      <w:r>
-        <w:rPr>
-          <w:b/>
-          <w:bCs/>
-        </w:rPr>
-        <w:t>- Monitor your consulting activities</w:t>
-      </w:r>
-    </w:p>
-    <w:p>
-      <w:pPr>
-        <w:rPr>
-          <w:b/>
-          <w:bCs/>
-        </w:rPr>
-      </w:pPr>
-    </w:p>
-    <w:p>
-      <w:pPr>
-        <w:rPr>
-          <w:b/>
-          <w:bCs/>
-        </w:rPr>
-      </w:pPr>
-      <w:r>
-        <w:rPr>
-          <w:b/>
-          <w:bCs/>
-        </w:rPr>
-        <w:t>### Benefits for Consultants</w:t>
-      </w:r>
-    </w:p>
-    <w:p>
-      <w:pPr>
-        <w:rPr>
-          <w:b/>
-          <w:bCs/>
-        </w:rPr>
-      </w:pPr>
-      <w:r>
-        <w:rPr>
-          <w:b/>
-          <w:bCs/>
-        </w:rPr>
-        <w:t>- **Streamlined Operations**: All your consulting tools in one place</w:t>
-      </w:r>
-    </w:p>
-    <w:p>
-      <w:pPr>
-        <w:rPr>
-          <w:b/>
-          <w:bCs/>
-        </w:rPr>
-      </w:pPr>
-      <w:r>
-        <w:rPr>
-          <w:b/>
-          <w:bCs/>
-        </w:rPr>
-        <w:t>- **Professional Presentation**: Polished profile and documentation</w:t>
-      </w:r>
-    </w:p>
-    <w:p>
-      <w:pPr>
-        <w:rPr>
-          <w:b/>
-          <w:bCs/>
-        </w:rPr>
-      </w:pPr>
-      <w:r>
-        <w:rPr>
-          <w:b/>
-          <w:bCs/>
-        </w:rPr>
-        <w:lastRenderedPageBreak/>
-        <w:t>- **Efficient Billing**: Automated invoice generation and tracking</w:t>
-      </w:r>
-    </w:p>
-    <w:p>
-      <w:pPr>
-        <w:rPr>
-          <w:b/>
-          <w:bCs/>
-        </w:rPr>
-      </w:pPr>
-      <w:r>
-        <w:rPr>
-          <w:b/>
-          <w:bCs/>
-        </w:rPr>
-        <w:t>- **Time Management**: Comprehensive timesheet functionality</w:t>
-      </w:r>
-    </w:p>
-    <w:p>
-      <w:pPr>
-        <w:rPr>
-          <w:b/>
-          <w:bCs/>
-        </w:rPr>
-      </w:pPr>
-      <w:r>
-        <w:rPr>
-          <w:b/>
-          <w:bCs/>
-        </w:rPr>
-        <w:t>- **Document Security**: Secure storage for agreements and files</w:t>
-      </w:r>
-    </w:p>
-    <w:p>
-      <w:pPr>
-        <w:rPr>
-          <w:b/>
-          <w:bCs/>
-        </w:rPr>
-      </w:pPr>
-      <w:r>
-        <w:rPr>
-          <w:b/>
-          <w:bCs/>
-        </w:rPr>
-        <w:t>- **Performance Tracking**: Analytics on your consulting activities</w:t>
-      </w:r>
-    </w:p>
-    <w:p>
-      <w:pPr>
-        <w:rPr>
-          <w:b/>
-          <w:bCs/>
-        </w:rPr>
-      </w:pPr>
-    </w:p>
-    <w:p>
-      <w:pPr>
-        <w:rPr>
-          <w:b/>
-          <w:bCs/>
-        </w:rPr>
-      </w:pPr>
-      <w:r>
-        <w:rPr>
-          <w:b/>
-          <w:bCs/>
-        </w:rPr>
-        <w:t>---</w:t>
-      </w:r>
-    </w:p>
-    <w:p>
-      <w:pPr>
-        <w:rPr>
-          <w:b/>
-          <w:bCs/>
-        </w:rPr>
-      </w:pPr>
-    </w:p>
-    <w:p>
-      <w:pPr>
-        <w:rPr>
-          <w:b/>
-          <w:bCs/>
-        </w:rPr>
-      </w:pPr>
-      <w:r>
-        <w:rPr>
-          <w:b/>
-          <w:bCs/>
-        </w:rPr>
-        <w:t>## Getting Started</w:t>
-      </w:r>
-    </w:p>
-    <w:p>
-      <w:pPr>
-        <w:rPr>
-          <w:b/>
-          <w:bCs/>
-        </w:rPr>
-      </w:pPr>
-    </w:p>
-    <w:p>
-      <w:pPr>
-        <w:rPr>
-          <w:b/>
-          <w:bCs/>
-        </w:rPr>
-      </w:pPr>
-      <w:r>
-        <w:rPr>
-          <w:b/>
-          <w:bCs/>
-        </w:rPr>
-        <w:t>### System Requirements</w:t>
-      </w:r>
-    </w:p>
-    <w:p>
-      <w:pPr>
-        <w:rPr>
-          <w:b/>
-          <w:bCs/>
-        </w:rPr>
-      </w:pPr>
-      <w:r>
-        <w:rPr>
-          <w:b/>
-          <w:bCs/>
-        </w:rPr>
-        <w:t>- Modern web browser (Chrome, Firefox, Safari, Edge)</w:t>
-      </w:r>
-    </w:p>
-    <w:p>
-      <w:pPr>
-        <w:rPr>
-          <w:b/>
-          <w:bCs/>
-        </w:rPr>
-      </w:pPr>
-      <w:r>
-        <w:rPr>
-          <w:b/>
-          <w:bCs/>
-        </w:rPr>
-        <w:t>- Stable internet connection</w:t>
-      </w:r>
-    </w:p>
-    <w:p>
-      <w:pPr>
-        <w:rPr>
-          <w:b/>
-          <w:bCs/>
-        </w:rPr>
-      </w:pPr>
-      <w:r>
-        <w:rPr>
-          <w:b/>
-          <w:bCs/>
-        </w:rPr>
-        <w:t>- Email access for notifications</w:t>
-      </w:r>
-    </w:p>
-    <w:p>
-      <w:pPr>
-        <w:rPr>
-          <w:b/>
-          <w:bCs/>
-        </w:rPr>
-      </w:pPr>
-      <w:r>
-        <w:rPr>
-          <w:b/>
-          <w:bCs/>
-        </w:rPr>
-        <w:t>- PDF reader for documents</w:t>
-      </w:r>
-    </w:p>
-    <w:p>
-      <w:pPr>
-        <w:rPr>
-          <w:b/>
-          <w:bCs/>
-        </w:rPr>
-      </w:pPr>
-    </w:p>
-    <w:p>
-      <w:pPr>
-        <w:rPr>
-          <w:b/>
-          <w:bCs/>
-        </w:rPr>
-      </w:pPr>
-      <w:r>
-        <w:rPr>
-          <w:b/>
-          <w:bCs/>
-        </w:rPr>
-        <w:t>### Account Access</w:t>
-      </w:r>
-    </w:p>
-    <w:p>
-      <w:pPr>
-        <w:rPr>
-          <w:b/>
-          <w:bCs/>
-        </w:rPr>
-      </w:pPr>
-      <w:r>
-        <w:rPr>
-          <w:b/>
-          <w:bCs/>
-        </w:rPr>
-        <w:t>Once your account is approved by the administrator:</w:t>
-      </w:r>
-    </w:p>
-    <w:p>
-      <w:pPr>
-        <w:rPr>
-          <w:b/>
-          <w:bCs/>
-        </w:rPr>
-      </w:pPr>
-      <w:r>
-        <w:rPr>
-          <w:b/>
-          <w:bCs/>
-        </w:rPr>
-        <w:t>1. You'll receive a welcome email with login credentials</w:t>
-      </w:r>
-    </w:p>
-    <w:p>
-      <w:pPr>
-        <w:rPr>
-          <w:b/>
-          <w:bCs/>
-        </w:rPr>
-      </w:pPr>
-      <w:r>
-        <w:rPr>
-          <w:b/>
-          <w:bCs/>
-        </w:rPr>
-        <w:t>2. Access the platform at: `http://platform-url.com/consultation/`</w:t>
-      </w:r>
-    </w:p>
-    <w:p>
-      <w:pPr>
-        <w:rPr>
-          <w:b/>
-          <w:bCs/>
-        </w:rPr>
-      </w:pPr>
-      <w:r>
-        <w:rPr>
-          <w:b/>
-          <w:bCs/>
-        </w:rPr>
-        <w:t>3. Use your provided username and password</w:t>
-      </w:r>
-    </w:p>
-    <w:p>
-      <w:pPr>
-        <w:rPr>
-          <w:b/>
-          <w:bCs/>
-        </w:rPr>
-      </w:pPr>
-      <w:r>
-        <w:rPr>
-          <w:b/>
-          <w:bCs/>
-        </w:rPr>
-        <w:t>4. Complete your profile setup</w:t>
-      </w:r>
-    </w:p>
-    <w:p>
-      <w:pPr>
-        <w:rPr>
-          <w:b/>
-          <w:bCs/>
-        </w:rPr>
-      </w:pPr>
-    </w:p>
-    <w:p>
-      <w:pPr>
-        <w:rPr>
-          <w:b/>
-          <w:bCs/>
-        </w:rPr>
-      </w:pPr>
-      <w:r>
-        <w:rPr>
-          <w:b/>
-          <w:bCs/>
-        </w:rPr>
-        <w:t>### First Login Checklist</w:t>
-      </w:r>
-    </w:p>
-    <w:p>
-      <w:pPr>
-        <w:rPr>
-          <w:b/>
-          <w:bCs/>
-        </w:rPr>
-      </w:pPr>
-      <w:r>
-        <w:rPr>
-          <w:b/>
-          <w:bCs/>
-        </w:rPr>
-        <w:t>- [ ] Change your default password</w:t>
-      </w:r>
-    </w:p>
-    <w:p>
-      <w:pPr>
-        <w:rPr>
-          <w:b/>
-          <w:bCs/>
-        </w:rPr>
-      </w:pPr>
-      <w:r>
-        <w:rPr>
-          <w:b/>
-          <w:bCs/>
-        </w:rPr>
-        <w:t>- [ ] Complete your profile information</w:t>
-      </w:r>
-    </w:p>
-    <w:p>
-      <w:pPr>
-        <w:rPr>
-          <w:b/>
-          <w:bCs/>
-        </w:rPr>
-      </w:pPr>
-      <w:r>
-        <w:rPr>
-          <w:b/>
-          <w:bCs/>
-        </w:rPr>
-        <w:t>-</w:t>
-      </w:r>
-    </w:p>
-    <w:p/>
     <w:sectPr>
       <w:pgSz w:w="11906" w:h="16838"/>
       <w:pgMar w:top="1440" w:right="1440" w:bottom="1440" w:left="1440" w:header="708" w:footer="708" w:gutter="0"/>
@@ -12048,6 +11214,7 @@
   <w:style w:type="character" w:default="1" w:styleId="DefaultParagraphFont">
     <w:name w:val="Default Paragraph Font"/>
     <w:uiPriority w:val="1"/>
+    <w:semiHidden/>
     <w:unhideWhenUsed/>
   </w:style>
   <w:style w:type="table" w:default="1" w:styleId="TableNormal">
